--- a/ibm6450/files/Lab5.docx
+++ b/ibm6450/files/Lab5.docx
@@ -230,7 +230,7 @@
     </w:p>
     <w:p>
       <w:r>
-        <w:t>Two parts, one skill: AI drafts, you audit. You build a three-paper literature-review table on LLMs as synthetic survey respondents, anchored on Li et al. (2024), with Zotero records saved from checkable pages. Then you take one Copper Lane claim about China's coffee-shop market and audit it across six rows until something breaks. Plan about two hours over the weekend of Sep 19–20.</w:t>
+        <w:t>Two parts, one skill: AI drafts, you audit. You build a three-paper literature-review table on LLMs as synthetic survey respondents, anchored on Li et al. (2024), with Zotero records saved from checkable pages. Then you take one Jade Lane claim about the US coffee-shop market and audit it across six rows until something breaks. Plan about two hours over the weekend of Sep 19–20.</w:t>
       </w:r>
     </w:p>
     <w:p>
@@ -341,10 +341,10 @@
         <w:rPr>
           <w:b/>
         </w:rPr>
-        <w:t>Pick one Copper Lane claim</w:t>
+        <w:t>Pick one Jade Lane claim</w:t>
       </w:r>
       <w:r>
-        <w:t xml:space="preserve"> about the China coffee-shop market (a store-count comparison between two study-card brands, a market-size figure, a "fastest-growing chain" line, a typical latte price) and run at least two scoped deep-research prompts on it.</w:t>
+        <w:t xml:space="preserve"> about the US coffee-shop market (a store-count comparison between two study-card brands, a market-size figure, a "fastest-growing chain" line, a typical latte price) and run at least two scoped deep-research prompts on it.</w:t>
       </w:r>
     </w:p>
     <w:p>
@@ -390,7 +390,7 @@
         <w:t>Close with one sentence</w:t>
       </w:r>
       <w:r>
-        <w:t xml:space="preserve">: what Copper Lane can trust about this claim today, and what needs a person on the ground in China. Export to PDF; upload with the </w:t>
+        <w:t xml:space="preserve">: what Jade Lane can trust about this claim today, and what needs a person on the ground in the target US metro. Export to PDF; upload with the </w:t>
       </w:r>
       <w:r>
         <w:rPr>
@@ -486,7 +486,7 @@
         <w:t xml:space="preserve">☐  </w:t>
       </w:r>
       <w:r>
-        <w:t>Closing trust sentence for Copper Lane</w:t>
+        <w:t>Closing trust sentence for Jade Lane</w:t>
       </w:r>
     </w:p>
     <w:p>
@@ -2470,7 +2470,7 @@
         <w:t>Closing sentence.</w:t>
       </w:r>
       <w:r>
-        <w:t xml:space="preserve"> What Copper Lane can trust about this claim today, and what needs a person on the ground in China.</w:t>
+        <w:t xml:space="preserve"> What Jade Lane can trust about this claim today, and what needs a person on the ground in the target US metro.</w:t>
       </w:r>
     </w:p>
     <w:tbl>
@@ -2542,7 +2542,7 @@
         <w:t>An audit row to the standard.</w:t>
       </w:r>
       <w:r>
-        <w:t xml:space="preserve"> Claim: "Luckin has more stores in China than Starbucks." Source: a news roundup citing the company's quarterly report. Publisher type: news → vendor (company filing), dated. Who and why: the company reports its own count and has an incentive to headline growth. Method: company-reported store count; the roundup does not say whether the figure includes franchised (partnership) stores or only company-operated ones, and the two brands define "store" differently. Corroboration: the other brand's investor release for the same quarter, which uses a different cutoff date. Verdict: </w:t>
+        <w:t xml:space="preserve"> Claim: "Dutch Bros has more US stores than Peet's Coffee." Source: a news roundup citing the company's quarterly report. Publisher type: news → vendor (company filing), dated. Who and why: the company reports its own count and has an incentive to headline growth. Method: company-reported store count; the roundup does not say whether the figure includes franchised (partnership) stores or only company-operated ones, and the two brands define "store" differently. Corroboration: the other brand's investor release for the same quarter, which uses a different cutoff date. Verdict: </w:t>
       </w:r>
       <w:r>
         <w:rPr>

--- a/ibm6450/files/Lab5.docx
+++ b/ibm6450/files/Lab5.docx
@@ -7,7 +7,7 @@
         <w:pStyle w:val="Heading1"/>
       </w:pPr>
       <w:r>
-        <w:t>Lab 5 — Literature-review table + source audit</w:t>
+        <w:t>Lab 5 — AI-assisted systematic review + LLM-powered evidence extraction</w:t>
       </w:r>
     </w:p>
     <w:tbl>
@@ -95,7 +95,7 @@
               <w:rPr>
                 <w:sz w:val="19"/>
               </w:rPr>
-              <w:t>Friday Sep 25, 11:59 PM</w:t>
+              <w:t>Sunday Sep 27, 11:59 PM</w:t>
             </w:r>
           </w:p>
         </w:tc>
@@ -133,7 +133,7 @@
               <w:rPr>
                 <w:sz w:val="19"/>
               </w:rPr>
-              <w:t>Individual</w:t>
+              <w:t>Individual, coordinated in your team (no two members extract the same paper, except the anchor)</w:t>
             </w:r>
           </w:p>
         </w:tc>
@@ -205,10 +205,10 @@
         <w:rPr>
           <w:i/>
         </w:rPr>
-        <w:t>AI-powered literature review + secondary research</w:t>
+        <w:t>AI-assisted literature and secondary research</w:t>
       </w:r>
       <w:r>
-        <w:t xml:space="preserve"> → Project beat — feeds the mini Teach beat (Sep 25) and, later, the STAMP related-work section → Stack layer — </w:t>
+        <w:t xml:space="preserve"> → Project beat — feeds the mini Teach beat (Oct 2) and the STAMP related-work section → Stack layer — </w:t>
       </w:r>
       <w:r>
         <w:rPr>
@@ -230,7 +230,16 @@
     </w:p>
     <w:p>
       <w:r>
-        <w:t>Two parts, one skill: AI drafts, you audit. You build a three-paper literature-review table on LLMs as synthetic survey respondents, anchored on Li et al. (2024), with Zotero records saved from checkable pages. Then you take one Jade Lane claim about the US coffee-shop market and audit it across six rows until something breaks. Plan about two hours over the weekend of Sep 19–20.</w:t>
+        <w:t xml:space="preserve">Two skills every literature review now needs: finding and screening papers with AI while keeping a checkable trail, and letting an LLM extract the evidence from each paper and then </w:t>
+      </w:r>
+      <w:r>
+        <w:rPr>
+          <w:b/>
+        </w:rPr>
+        <w:t>verifying every extracted cell against the PDF</w:t>
+      </w:r>
+      <w:r>
+        <w:t>, the way Eisend et al. (2024) ran an AI-enabled extractor with human coders and reported the agreement. Your topic is LLMs as synthetic survey respondents, the literature around Li et al. (2024): it is the mini project's method and the neighbor of your STAMP extension. Each member owns three papers; the team pools its rows. Plan about 2½ hours.</w:t>
       </w:r>
     </w:p>
     <w:p>
@@ -249,10 +258,24 @@
         <w:rPr>
           <w:b/>
         </w:rPr>
-        <w:t>Build the Zotero collection</w:t>
+        <w:t>Search log first, papers second.</w:t>
       </w:r>
       <w:r>
-        <w:t xml:space="preserve"> </w:t>
+        <w:t xml:space="preserve"> Run two scoped deep-research prompts (Appendix B) and one database search (Google Scholar or a library database). Log every query verbatim with tool, date, and hits, and screen at least ten candidate records with an include/exclude reason each. Coordinate in your team so each member claims three distinct papers; Li et al. (2024) is the shared anchor that everyone extracts.</w:t>
+      </w:r>
+    </w:p>
+    <w:p>
+      <w:pPr>
+        <w:pStyle w:val="ListNumber"/>
+      </w:pPr>
+      <w:r>
+        <w:rPr>
+          <w:b/>
+        </w:rPr>
+        <w:t>Zotero.</w:t>
+      </w:r>
+      <w:r>
+        <w:t xml:space="preserve"> Save each included paper from its publisher, journal, or preprint page with the connector, never by hand, into the collection </w:t>
       </w:r>
       <w:r>
         <w:rPr>
@@ -261,16 +284,7 @@
         <w:t>AI in Marketing – synthetic respondents</w:t>
       </w:r>
       <w:r>
-        <w:t xml:space="preserve">: Li, Castelo, Katona &amp; Sarvary (2024, </w:t>
-      </w:r>
-      <w:r>
-        <w:rPr>
-          <w:i/>
-        </w:rPr>
-        <w:t>Marketing Science</w:t>
-      </w:r>
-      <w:r>
-        <w:t xml:space="preserve"> 43(2), 254–266) plus at least two more papers on silicon samples / simulated consumers / LLM-as-respondent, each saved from a publisher, journal, or preprint page with the connector, never by hand. No DOI, no citation; preprints carry the SSRN/arXiv/NBER URL, the date accessed, and the label "preprint." Export the collection as </w:t>
+        <w:t xml:space="preserve">. No DOI, no citation; preprints carry the SSRN/arXiv/NBER URL, the date accessed, and the label "preprint." Export the collection as </w:t>
       </w:r>
       <w:r>
         <w:rPr>
@@ -290,10 +304,10 @@
         <w:rPr>
           <w:b/>
         </w:rPr>
-        <w:t>Run a deep-research pass</w:t>
+        <w:t>Dual extraction.</w:t>
       </w:r>
       <w:r>
-        <w:t xml:space="preserve"> with at least two scoped prompts (adapt the Sep 18 templates: a DOI for every paper, "no reliable source found" instead of guessing). Its output is a candidate list; the seed set on the slides (Brand, Israeli &amp; Ngwe; Argyle et al.; Horton) is a starting point, not a bibliography. Save transcript links.</w:t>
+        <w:t xml:space="preserve"> Attach one PDF at a time and run the fixed extraction prompt (Appendix C) twice, in two fresh chats or two different models. It returns eight fields, each with a verbatim quote and a page. Paste both runs into Part 2.</w:t>
       </w:r>
     </w:p>
     <w:p>
@@ -304,19 +318,19 @@
         <w:rPr>
           <w:b/>
         </w:rPr>
-        <w:t>Fill the 8-column lit-review table</w:t>
+        <w:t>Verify against the PDF.</w:t>
       </w:r>
       <w:r>
-        <w:t xml:space="preserve"> (Appendix A) from the papers themselves: abstract, method, results tables, limitations. A cell filled from an AI summary alone counts as empty. The last column says </w:t>
+        <w:t xml:space="preserve"> For every field of every paper, open the page the extractor cites and mark </w:t>
       </w:r>
       <w:r>
         <w:rPr>
-          <w:i/>
+          <w:b/>
         </w:rPr>
-        <w:t>extends · contradicts · different construct · same method</w:t>
+        <w:t>Verified · Corrected · Not in paper</w:t>
       </w:r>
       <w:r>
-        <w:t>, and why.</w:t>
+        <w:t>, with the verified value. Report your extraction accuracy (verified ÷ all fields) and list the fields where the two runs disagreed. Agreement between runs is a review queue, not a proof: two runs can agree on a number the paper never gives.</w:t>
       </w:r>
     </w:p>
     <w:p>
@@ -327,10 +341,19 @@
         <w:rPr>
           <w:b/>
         </w:rPr>
-        <w:t>Write the catch note</w:t>
+        <w:t>Fill the review table</w:t>
       </w:r>
       <w:r>
-        <w:t xml:space="preserve"> (3–5 sentences): one thing the AI got wrong or could not find (a citation that did not resolve, a claim the paper never made, a wrong venue). If you caught nothing, say what you checked.</w:t>
+        <w:t xml:space="preserve"> (Part 3) from the </w:t>
+      </w:r>
+      <w:r>
+        <w:rPr>
+          <w:i/>
+        </w:rPr>
+        <w:t>verified</w:t>
+      </w:r>
+      <w:r>
+        <w:t xml:space="preserve"> values only: Li et al. plus your three papers, eight columns. The headline cell carries the paper's own validity number; the last column says how the paper relates to Li et al. and why.</w:t>
       </w:r>
     </w:p>
     <w:p>
@@ -341,10 +364,10 @@
         <w:rPr>
           <w:b/>
         </w:rPr>
-        <w:t>Pick one Jade Lane claim</w:t>
+        <w:t>Pooled reading.</w:t>
       </w:r>
       <w:r>
-        <w:t xml:space="preserve"> about the US coffee-shop market (a store-count comparison between two study-card brands, a market-size figure, a "fastest-growing chain" line, a typical latte price) and run at least two scoped deep-research prompts on it.</w:t>
+        <w:t xml:space="preserve"> Three to five sentences: the range and median of the LLM-vs-human validity numbers across your four papers, and two conditions under which validity fell (name the paper that showed each). This is a reading of the evidence, not a meta-analysis: the designs and metrics differ, and you say so.</w:t>
       </w:r>
     </w:p>
     <w:p>
@@ -355,42 +378,10 @@
         <w:rPr>
           <w:b/>
         </w:rPr>
-        <w:t>Audit it across six rows</w:t>
+        <w:t>Catch note, then pool.</w:t>
       </w:r>
       <w:r>
-        <w:t xml:space="preserve">: the claim as the AI first stated it, the source(s) it cited, and the corroborating or contradicting sources you found yourself. At least one row from a licensed library report (Mintel / IBISWorld / Statista via the CPP Library portal), or one line on what the portal search found. Verdicts use only </w:t>
-      </w:r>
-      <w:r>
-        <w:rPr>
-          <w:b/>
-        </w:rPr>
-        <w:t>Verified · Partially verified · Unverified · Contradicted</w:t>
-      </w:r>
-      <w:r>
-        <w:t xml:space="preserve">; an AI summary is not a source, so audit what it cites. Vendor price or count rows state what the headline excludes. </w:t>
-      </w:r>
-      <w:r>
-        <w:rPr>
-          <w:b/>
-        </w:rPr>
-        <w:t>At least one row must be Unverified or Contradicted, with a real action</w:t>
-      </w:r>
-      <w:r>
-        <w:t xml:space="preserve"> (claim cut, ranged, or downgraded to "vendor-claimed"). A clean audit is a failed audit.</w:t>
-      </w:r>
-    </w:p>
-    <w:p>
-      <w:pPr>
-        <w:pStyle w:val="ListNumber"/>
-      </w:pPr>
-      <w:r>
-        <w:rPr>
-          <w:b/>
-        </w:rPr>
-        <w:t>Close with one sentence</w:t>
-      </w:r>
-      <w:r>
-        <w:t xml:space="preserve">: what Jade Lane can trust about this claim today, and what needs a person on the ground in the target US metro. Export to PDF; upload with the </w:t>
+        <w:t xml:space="preserve"> Three to five sentences on one thing the extractor got wrong (a number not in the paper, a claim assigned to the wrong paper, a citation that did not resolve); if nothing broke, say what you checked. Paste your rows into your team's shared review Sheet (same eight columns) and put its link in Part 5. Export to PDF; upload with the </w:t>
       </w:r>
       <w:r>
         <w:rPr>
@@ -421,21 +412,7 @@
         <w:t xml:space="preserve">☐  </w:t>
       </w:r>
       <w:r>
-        <w:t>Lit-review table: three papers, eight columns, DOI or preprint URL + date for each</w:t>
-      </w:r>
-    </w:p>
-    <w:p>
-      <w:pPr>
-        <w:ind w:left="360"/>
-      </w:pPr>
-      <w:r>
-        <w:rPr>
-          <w:b/>
-        </w:rPr>
-        <w:t xml:space="preserve">☐  </w:t>
-      </w:r>
-      <w:r>
-        <w:t>Catch note, 3–5 sentences, naming a concrete miss or check</w:t>
+        <w:t>Search log: every query verbatim, ≥ 10 records screened with reasons, your three claimed papers</w:t>
       </w:r>
     </w:p>
     <w:p>
@@ -458,7 +435,7 @@
         <w:t>.bib</w:t>
       </w:r>
       <w:r>
-        <w:t xml:space="preserve"> export from the named collection, three or more records</w:t>
+        <w:t xml:space="preserve"> export from the named collection, four or more records with DOI or preprint URL + date</w:t>
       </w:r>
     </w:p>
     <w:p>
@@ -472,7 +449,7 @@
         <w:t xml:space="preserve">☐  </w:t>
       </w:r>
       <w:r>
-        <w:t>Six-row source audit, ≥ 1 Unverified/Contradicted with action, library-portal row or line</w:t>
+        <w:t>Extraction-verification table: both runs, every field marked, accuracy reported, disagreements listed</w:t>
       </w:r>
     </w:p>
     <w:p>
@@ -486,7 +463,7 @@
         <w:t xml:space="preserve">☐  </w:t>
       </w:r>
       <w:r>
-        <w:t>Closing trust sentence for Jade Lane</w:t>
+        <w:t>Review table: Li et al. + three papers, eight columns, from verified values only</w:t>
       </w:r>
     </w:p>
     <w:p>
@@ -500,7 +477,21 @@
         <w:t xml:space="preserve">☐  </w:t>
       </w:r>
       <w:r>
-        <w:t>AI disclosure: tools, verbatim prompts (≥ 2 per part), tested transcript links</w:t>
+        <w:t>Pooled reading (range, median, two failure conditions with the caveat) and the catch note</w:t>
+      </w:r>
+    </w:p>
+    <w:p>
+      <w:pPr>
+        <w:ind w:left="360"/>
+      </w:pPr>
+      <w:r>
+        <w:rPr>
+          <w:b/>
+        </w:rPr>
+        <w:t xml:space="preserve">☐  </w:t>
+      </w:r>
+      <w:r>
+        <w:t>Team review-Sheet link, and the AI disclosure with verbatim prompts and tested transcript links</w:t>
       </w:r>
     </w:p>
     <w:p>
@@ -599,7 +590,7 @@
               <w:rPr>
                 <w:sz w:val="19"/>
               </w:rPr>
-              <w:t>Lit-review table accuracy</w:t>
+              <w:t>Search log and screening</w:t>
             </w:r>
           </w:p>
         </w:tc>
@@ -617,7 +608,7 @@
               <w:rPr>
                 <w:sz w:val="19"/>
               </w:rPr>
-              <w:t>35%</w:t>
+              <w:t>20%</w:t>
             </w:r>
           </w:p>
         </w:tc>
@@ -635,7 +626,7 @@
               <w:rPr>
                 <w:sz w:val="19"/>
               </w:rPr>
-              <w:t>Three real papers; all eight columns filled from the papers, with each paper's own number in the headline cell; the Li et al. column says something specific</w:t>
+              <w:t>Queries verbatim; ≥ 10 records with include/exclude reasons; papers claimed without duplicates in the team; every included record saved from a checkable page</w:t>
             </w:r>
           </w:p>
         </w:tc>
@@ -655,7 +646,7 @@
               <w:rPr>
                 <w:sz w:val="19"/>
               </w:rPr>
-              <w:t>Source audit rigor</w:t>
+              <w:t>Extraction verification</w:t>
             </w:r>
           </w:p>
         </w:tc>
@@ -673,7 +664,7 @@
               <w:rPr>
                 <w:sz w:val="19"/>
               </w:rPr>
-              <w:t>35%</w:t>
+              <w:t>30%</w:t>
             </w:r>
           </w:p>
         </w:tc>
@@ -691,7 +682,7 @@
               <w:rPr>
                 <w:sz w:val="19"/>
               </w:rPr>
-              <w:t>Six rows on one claim family; verdicts justified by the who/why/when/how columns, not decorative; ≥ 1 Unverified/Contradicted with a real action; closing sentence draws the trust boundary</w:t>
+              <w:t>Every cell checked on the cited page; accuracy reported honestly; run-to-run disagreements listed; at least one correction shown with the page</w:t>
             </w:r>
           </w:p>
         </w:tc>
@@ -711,7 +702,7 @@
               <w:rPr>
                 <w:sz w:val="19"/>
               </w:rPr>
-              <w:t>Zotero hygiene (DOI, .bib)</w:t>
+              <w:t>Review table accuracy</w:t>
             </w:r>
           </w:p>
         </w:tc>
@@ -729,7 +720,7 @@
               <w:rPr>
                 <w:sz w:val="19"/>
               </w:rPr>
-              <w:t>10%</w:t>
+              <w:t>25%</w:t>
             </w:r>
           </w:p>
         </w:tc>
@@ -745,16 +736,9 @@
             </w:r>
             <w:r>
               <w:rPr>
-                <w:rFonts w:ascii="Courier New" w:hAnsi="Courier New"/>
                 <w:sz w:val="19"/>
               </w:rPr>
-              <w:t>.bib</w:t>
-            </w:r>
-            <w:r>
-              <w:rPr>
-                <w:sz w:val="19"/>
-              </w:rPr>
-              <w:t xml:space="preserve"> from the named collection; records saved from checkable pages with DOI or preprint URL + date; records match the table</w:t>
+              <w:t>Four real papers; all eight columns from verified values; the paper's own validity number in the headline cell; the relation-to-Li column says something specific</w:t>
             </w:r>
           </w:p>
         </w:tc>
@@ -774,7 +758,7 @@
               <w:rPr>
                 <w:sz w:val="19"/>
               </w:rPr>
-              <w:t>Writing</w:t>
+              <w:t>Pooled reading and catch note</w:t>
             </w:r>
           </w:p>
         </w:tc>
@@ -792,7 +776,7 @@
               <w:rPr>
                 <w:sz w:val="19"/>
               </w:rPr>
-              <w:t>10%</w:t>
+              <w:t>15%</w:t>
             </w:r>
           </w:p>
         </w:tc>
@@ -810,7 +794,7 @@
               <w:rPr>
                 <w:sz w:val="19"/>
               </w:rPr>
-              <w:t>Catch note names a concrete miss or check; cells are verifiable sentences, not adjectives</w:t>
+              <w:t>Range and median stated with the non-comparability caveat; two failure conditions each tied to a paper; the catch note names a concrete miss or a concrete check</w:t>
             </w:r>
           </w:p>
         </w:tc>
@@ -961,7 +945,7 @@
     </w:p>
     <w:p>
       <w:r>
-        <w:t>Here the AI use is the assignment: the human-first artifact is your search question and claim choice, written before the deep-research run; include verbatim prompts, at least two per part.</w:t>
+        <w:t>Here the AI use is the assignment: the human-first artifact is your search question, written before the deep-research run, and your verification of every extracted cell.</w:t>
       </w:r>
     </w:p>
     <w:p>
@@ -1044,7 +1028,7 @@
               <w:rPr>
                 <w:sz w:val="19"/>
               </w:rPr>
-              <w:t>Name</w:t>
+              <w:t>Name · team</w:t>
             </w:r>
           </w:p>
         </w:tc>
@@ -1076,7 +1060,7 @@
               <w:rPr>
                 <w:sz w:val="19"/>
               </w:rPr>
-              <w:t>Tools used (deep-research mode, chat, Zotero connector)</w:t>
+              <w:t>Tools used (deep-research mode, extraction chats and models, Zotero connector)</w:t>
             </w:r>
           </w:p>
         </w:tc>
@@ -1140,7 +1124,7 @@
               <w:rPr>
                 <w:sz w:val="19"/>
               </w:rPr>
-              <w:t>Library portal searched (database + what you found, one line)</w:t>
+              <w:t>Database searched (name + one line on what it returned)</w:t>
             </w:r>
           </w:p>
         </w:tc>
@@ -1174,7 +1158,2583 @@
         <w:rPr>
           <w:b/>
         </w:rPr>
-        <w:t>Part 1 — Lit-review table.</w:t>
+        <w:t>Part 1 — Search log.</w:t>
+      </w:r>
+      <w:r>
+        <w:t xml:space="preserve"> One row per query; then the screening rows. Decision: include · exclude (reason: off-topic · no human comparison · not retrievable · duplicate · claimed by a teammate).</w:t>
+      </w:r>
+    </w:p>
+    <w:tbl>
+      <w:tblPr>
+        <w:tblStyle w:val="TableGrid"/>
+        <w:tblW w:type="auto" w:w="0"/>
+        <w:tblLook w:firstColumn="1" w:firstRow="1" w:lastColumn="0" w:lastRow="0" w:noHBand="0" w:noVBand="1" w:val="04A0"/>
+      </w:tblPr>
+      <w:tblGrid>
+        <w:gridCol w:w="2016"/>
+        <w:gridCol w:w="2016"/>
+        <w:gridCol w:w="2016"/>
+        <w:gridCol w:w="2016"/>
+        <w:gridCol w:w="2016"/>
+        <w:gridCol w:w="2016"/>
+        <w:gridCol w:w="2016"/>
+      </w:tblGrid>
+      <w:tr>
+        <w:tc>
+          <w:tcPr>
+            <w:tcW w:type="dxa" w:w="2016"/>
+          </w:tcPr>
+          <w:p>
+            <w:r>
+              <w:rPr>
+                <w:b/>
+                <w:sz w:val="18"/>
+              </w:rPr>
+            </w:r>
+            <w:r>
+              <w:rPr>
+                <w:b/>
+                <w:sz w:val="18"/>
+              </w:rPr>
+              <w:t>#</w:t>
+            </w:r>
+          </w:p>
+        </w:tc>
+        <w:tc>
+          <w:tcPr>
+            <w:tcW w:type="dxa" w:w="2016"/>
+          </w:tcPr>
+          <w:p>
+            <w:r>
+              <w:rPr>
+                <w:b/>
+                <w:sz w:val="18"/>
+              </w:rPr>
+            </w:r>
+            <w:r>
+              <w:rPr>
+                <w:b/>
+                <w:sz w:val="18"/>
+              </w:rPr>
+              <w:t>Query (verbatim) or record (author-year, venue)</w:t>
+            </w:r>
+          </w:p>
+        </w:tc>
+        <w:tc>
+          <w:tcPr>
+            <w:tcW w:type="dxa" w:w="2016"/>
+          </w:tcPr>
+          <w:p>
+            <w:r>
+              <w:rPr>
+                <w:b/>
+                <w:sz w:val="18"/>
+              </w:rPr>
+            </w:r>
+            <w:r>
+              <w:rPr>
+                <w:b/>
+                <w:sz w:val="18"/>
+              </w:rPr>
+              <w:t>Tool / database</w:t>
+            </w:r>
+          </w:p>
+        </w:tc>
+        <w:tc>
+          <w:tcPr>
+            <w:tcW w:type="dxa" w:w="2016"/>
+          </w:tcPr>
+          <w:p>
+            <w:r>
+              <w:rPr>
+                <w:b/>
+                <w:sz w:val="18"/>
+              </w:rPr>
+            </w:r>
+            <w:r>
+              <w:rPr>
+                <w:b/>
+                <w:sz w:val="18"/>
+              </w:rPr>
+              <w:t>Date</w:t>
+            </w:r>
+          </w:p>
+        </w:tc>
+        <w:tc>
+          <w:tcPr>
+            <w:tcW w:type="dxa" w:w="2016"/>
+          </w:tcPr>
+          <w:p>
+            <w:r>
+              <w:rPr>
+                <w:b/>
+                <w:sz w:val="18"/>
+              </w:rPr>
+            </w:r>
+            <w:r>
+              <w:rPr>
+                <w:b/>
+                <w:sz w:val="18"/>
+              </w:rPr>
+              <w:t>Hits</w:t>
+            </w:r>
+          </w:p>
+        </w:tc>
+        <w:tc>
+          <w:tcPr>
+            <w:tcW w:type="dxa" w:w="2016"/>
+          </w:tcPr>
+          <w:p>
+            <w:r>
+              <w:rPr>
+                <w:b/>
+                <w:sz w:val="18"/>
+              </w:rPr>
+            </w:r>
+            <w:r>
+              <w:rPr>
+                <w:b/>
+                <w:sz w:val="18"/>
+              </w:rPr>
+              <w:t>Decision + reason</w:t>
+            </w:r>
+          </w:p>
+        </w:tc>
+        <w:tc>
+          <w:tcPr>
+            <w:tcW w:type="dxa" w:w="2016"/>
+          </w:tcPr>
+          <w:p>
+            <w:r>
+              <w:rPr>
+                <w:b/>
+                <w:sz w:val="18"/>
+              </w:rPr>
+            </w:r>
+            <w:r>
+              <w:rPr>
+                <w:b/>
+                <w:sz w:val="18"/>
+              </w:rPr>
+              <w:t>Claimed by</w:t>
+            </w:r>
+          </w:p>
+        </w:tc>
+      </w:tr>
+      <w:tr>
+        <w:tc>
+          <w:tcPr>
+            <w:tcW w:type="dxa" w:w="2016"/>
+          </w:tcPr>
+          <w:p>
+            <w:r>
+              <w:rPr>
+                <w:sz w:val="18"/>
+              </w:rPr>
+            </w:r>
+            <w:r>
+              <w:rPr>
+                <w:sz w:val="18"/>
+              </w:rPr>
+              <w:t>1</w:t>
+            </w:r>
+          </w:p>
+        </w:tc>
+        <w:tc>
+          <w:tcPr>
+            <w:tcW w:type="dxa" w:w="2016"/>
+          </w:tcPr>
+          <w:p>
+            <w:r>
+              <w:rPr>
+                <w:sz w:val="18"/>
+              </w:rPr>
+            </w:r>
+          </w:p>
+        </w:tc>
+        <w:tc>
+          <w:tcPr>
+            <w:tcW w:type="dxa" w:w="2016"/>
+          </w:tcPr>
+          <w:p>
+            <w:r>
+              <w:rPr>
+                <w:sz w:val="18"/>
+              </w:rPr>
+            </w:r>
+          </w:p>
+        </w:tc>
+        <w:tc>
+          <w:tcPr>
+            <w:tcW w:type="dxa" w:w="2016"/>
+          </w:tcPr>
+          <w:p>
+            <w:r>
+              <w:rPr>
+                <w:sz w:val="18"/>
+              </w:rPr>
+            </w:r>
+          </w:p>
+        </w:tc>
+        <w:tc>
+          <w:tcPr>
+            <w:tcW w:type="dxa" w:w="2016"/>
+          </w:tcPr>
+          <w:p>
+            <w:r>
+              <w:rPr>
+                <w:sz w:val="18"/>
+              </w:rPr>
+            </w:r>
+          </w:p>
+        </w:tc>
+        <w:tc>
+          <w:tcPr>
+            <w:tcW w:type="dxa" w:w="2016"/>
+          </w:tcPr>
+          <w:p>
+            <w:r>
+              <w:rPr>
+                <w:sz w:val="18"/>
+              </w:rPr>
+            </w:r>
+          </w:p>
+        </w:tc>
+        <w:tc>
+          <w:tcPr>
+            <w:tcW w:type="dxa" w:w="2016"/>
+          </w:tcPr>
+          <w:p>
+            <w:r>
+              <w:rPr>
+                <w:sz w:val="18"/>
+              </w:rPr>
+            </w:r>
+          </w:p>
+        </w:tc>
+      </w:tr>
+      <w:tr>
+        <w:tc>
+          <w:tcPr>
+            <w:tcW w:type="dxa" w:w="2016"/>
+          </w:tcPr>
+          <w:p>
+            <w:r>
+              <w:rPr>
+                <w:sz w:val="18"/>
+              </w:rPr>
+            </w:r>
+            <w:r>
+              <w:rPr>
+                <w:sz w:val="18"/>
+              </w:rPr>
+              <w:t>2</w:t>
+            </w:r>
+          </w:p>
+        </w:tc>
+        <w:tc>
+          <w:tcPr>
+            <w:tcW w:type="dxa" w:w="2016"/>
+          </w:tcPr>
+          <w:p>
+            <w:r>
+              <w:rPr>
+                <w:sz w:val="18"/>
+              </w:rPr>
+            </w:r>
+          </w:p>
+        </w:tc>
+        <w:tc>
+          <w:tcPr>
+            <w:tcW w:type="dxa" w:w="2016"/>
+          </w:tcPr>
+          <w:p>
+            <w:r>
+              <w:rPr>
+                <w:sz w:val="18"/>
+              </w:rPr>
+            </w:r>
+          </w:p>
+        </w:tc>
+        <w:tc>
+          <w:tcPr>
+            <w:tcW w:type="dxa" w:w="2016"/>
+          </w:tcPr>
+          <w:p>
+            <w:r>
+              <w:rPr>
+                <w:sz w:val="18"/>
+              </w:rPr>
+            </w:r>
+          </w:p>
+        </w:tc>
+        <w:tc>
+          <w:tcPr>
+            <w:tcW w:type="dxa" w:w="2016"/>
+          </w:tcPr>
+          <w:p>
+            <w:r>
+              <w:rPr>
+                <w:sz w:val="18"/>
+              </w:rPr>
+            </w:r>
+          </w:p>
+        </w:tc>
+        <w:tc>
+          <w:tcPr>
+            <w:tcW w:type="dxa" w:w="2016"/>
+          </w:tcPr>
+          <w:p>
+            <w:r>
+              <w:rPr>
+                <w:sz w:val="18"/>
+              </w:rPr>
+            </w:r>
+          </w:p>
+        </w:tc>
+        <w:tc>
+          <w:tcPr>
+            <w:tcW w:type="dxa" w:w="2016"/>
+          </w:tcPr>
+          <w:p>
+            <w:r>
+              <w:rPr>
+                <w:sz w:val="18"/>
+              </w:rPr>
+            </w:r>
+          </w:p>
+        </w:tc>
+      </w:tr>
+      <w:tr>
+        <w:tc>
+          <w:tcPr>
+            <w:tcW w:type="dxa" w:w="2016"/>
+          </w:tcPr>
+          <w:p>
+            <w:r>
+              <w:rPr>
+                <w:sz w:val="18"/>
+              </w:rPr>
+            </w:r>
+            <w:r>
+              <w:rPr>
+                <w:sz w:val="18"/>
+              </w:rPr>
+              <w:t>3</w:t>
+            </w:r>
+          </w:p>
+        </w:tc>
+        <w:tc>
+          <w:tcPr>
+            <w:tcW w:type="dxa" w:w="2016"/>
+          </w:tcPr>
+          <w:p>
+            <w:r>
+              <w:rPr>
+                <w:sz w:val="18"/>
+              </w:rPr>
+            </w:r>
+          </w:p>
+        </w:tc>
+        <w:tc>
+          <w:tcPr>
+            <w:tcW w:type="dxa" w:w="2016"/>
+          </w:tcPr>
+          <w:p>
+            <w:r>
+              <w:rPr>
+                <w:sz w:val="18"/>
+              </w:rPr>
+            </w:r>
+          </w:p>
+        </w:tc>
+        <w:tc>
+          <w:tcPr>
+            <w:tcW w:type="dxa" w:w="2016"/>
+          </w:tcPr>
+          <w:p>
+            <w:r>
+              <w:rPr>
+                <w:sz w:val="18"/>
+              </w:rPr>
+            </w:r>
+          </w:p>
+        </w:tc>
+        <w:tc>
+          <w:tcPr>
+            <w:tcW w:type="dxa" w:w="2016"/>
+          </w:tcPr>
+          <w:p>
+            <w:r>
+              <w:rPr>
+                <w:sz w:val="18"/>
+              </w:rPr>
+            </w:r>
+          </w:p>
+        </w:tc>
+        <w:tc>
+          <w:tcPr>
+            <w:tcW w:type="dxa" w:w="2016"/>
+          </w:tcPr>
+          <w:p>
+            <w:r>
+              <w:rPr>
+                <w:sz w:val="18"/>
+              </w:rPr>
+            </w:r>
+          </w:p>
+        </w:tc>
+        <w:tc>
+          <w:tcPr>
+            <w:tcW w:type="dxa" w:w="2016"/>
+          </w:tcPr>
+          <w:p>
+            <w:r>
+              <w:rPr>
+                <w:sz w:val="18"/>
+              </w:rPr>
+            </w:r>
+          </w:p>
+        </w:tc>
+      </w:tr>
+      <w:tr>
+        <w:tc>
+          <w:tcPr>
+            <w:tcW w:type="dxa" w:w="2016"/>
+          </w:tcPr>
+          <w:p>
+            <w:r>
+              <w:rPr>
+                <w:sz w:val="18"/>
+              </w:rPr>
+            </w:r>
+            <w:r>
+              <w:rPr>
+                <w:sz w:val="18"/>
+              </w:rPr>
+              <w:t>4</w:t>
+            </w:r>
+          </w:p>
+        </w:tc>
+        <w:tc>
+          <w:tcPr>
+            <w:tcW w:type="dxa" w:w="2016"/>
+          </w:tcPr>
+          <w:p>
+            <w:r>
+              <w:rPr>
+                <w:sz w:val="18"/>
+              </w:rPr>
+            </w:r>
+          </w:p>
+        </w:tc>
+        <w:tc>
+          <w:tcPr>
+            <w:tcW w:type="dxa" w:w="2016"/>
+          </w:tcPr>
+          <w:p>
+            <w:r>
+              <w:rPr>
+                <w:sz w:val="18"/>
+              </w:rPr>
+            </w:r>
+          </w:p>
+        </w:tc>
+        <w:tc>
+          <w:tcPr>
+            <w:tcW w:type="dxa" w:w="2016"/>
+          </w:tcPr>
+          <w:p>
+            <w:r>
+              <w:rPr>
+                <w:sz w:val="18"/>
+              </w:rPr>
+            </w:r>
+          </w:p>
+        </w:tc>
+        <w:tc>
+          <w:tcPr>
+            <w:tcW w:type="dxa" w:w="2016"/>
+          </w:tcPr>
+          <w:p>
+            <w:r>
+              <w:rPr>
+                <w:sz w:val="18"/>
+              </w:rPr>
+            </w:r>
+          </w:p>
+        </w:tc>
+        <w:tc>
+          <w:tcPr>
+            <w:tcW w:type="dxa" w:w="2016"/>
+          </w:tcPr>
+          <w:p>
+            <w:r>
+              <w:rPr>
+                <w:sz w:val="18"/>
+              </w:rPr>
+            </w:r>
+          </w:p>
+        </w:tc>
+        <w:tc>
+          <w:tcPr>
+            <w:tcW w:type="dxa" w:w="2016"/>
+          </w:tcPr>
+          <w:p>
+            <w:r>
+              <w:rPr>
+                <w:sz w:val="18"/>
+              </w:rPr>
+            </w:r>
+          </w:p>
+        </w:tc>
+      </w:tr>
+      <w:tr>
+        <w:tc>
+          <w:tcPr>
+            <w:tcW w:type="dxa" w:w="2016"/>
+          </w:tcPr>
+          <w:p>
+            <w:r>
+              <w:rPr>
+                <w:sz w:val="18"/>
+              </w:rPr>
+            </w:r>
+            <w:r>
+              <w:rPr>
+                <w:sz w:val="18"/>
+              </w:rPr>
+              <w:t>5</w:t>
+            </w:r>
+          </w:p>
+        </w:tc>
+        <w:tc>
+          <w:tcPr>
+            <w:tcW w:type="dxa" w:w="2016"/>
+          </w:tcPr>
+          <w:p>
+            <w:r>
+              <w:rPr>
+                <w:sz w:val="18"/>
+              </w:rPr>
+            </w:r>
+          </w:p>
+        </w:tc>
+        <w:tc>
+          <w:tcPr>
+            <w:tcW w:type="dxa" w:w="2016"/>
+          </w:tcPr>
+          <w:p>
+            <w:r>
+              <w:rPr>
+                <w:sz w:val="18"/>
+              </w:rPr>
+            </w:r>
+          </w:p>
+        </w:tc>
+        <w:tc>
+          <w:tcPr>
+            <w:tcW w:type="dxa" w:w="2016"/>
+          </w:tcPr>
+          <w:p>
+            <w:r>
+              <w:rPr>
+                <w:sz w:val="18"/>
+              </w:rPr>
+            </w:r>
+          </w:p>
+        </w:tc>
+        <w:tc>
+          <w:tcPr>
+            <w:tcW w:type="dxa" w:w="2016"/>
+          </w:tcPr>
+          <w:p>
+            <w:r>
+              <w:rPr>
+                <w:sz w:val="18"/>
+              </w:rPr>
+            </w:r>
+          </w:p>
+        </w:tc>
+        <w:tc>
+          <w:tcPr>
+            <w:tcW w:type="dxa" w:w="2016"/>
+          </w:tcPr>
+          <w:p>
+            <w:r>
+              <w:rPr>
+                <w:sz w:val="18"/>
+              </w:rPr>
+            </w:r>
+          </w:p>
+        </w:tc>
+        <w:tc>
+          <w:tcPr>
+            <w:tcW w:type="dxa" w:w="2016"/>
+          </w:tcPr>
+          <w:p>
+            <w:r>
+              <w:rPr>
+                <w:sz w:val="18"/>
+              </w:rPr>
+            </w:r>
+          </w:p>
+        </w:tc>
+      </w:tr>
+      <w:tr>
+        <w:tc>
+          <w:tcPr>
+            <w:tcW w:type="dxa" w:w="2016"/>
+          </w:tcPr>
+          <w:p>
+            <w:r>
+              <w:rPr>
+                <w:sz w:val="18"/>
+              </w:rPr>
+            </w:r>
+            <w:r>
+              <w:rPr>
+                <w:sz w:val="18"/>
+              </w:rPr>
+              <w:t>6</w:t>
+            </w:r>
+          </w:p>
+        </w:tc>
+        <w:tc>
+          <w:tcPr>
+            <w:tcW w:type="dxa" w:w="2016"/>
+          </w:tcPr>
+          <w:p>
+            <w:r>
+              <w:rPr>
+                <w:sz w:val="18"/>
+              </w:rPr>
+            </w:r>
+          </w:p>
+        </w:tc>
+        <w:tc>
+          <w:tcPr>
+            <w:tcW w:type="dxa" w:w="2016"/>
+          </w:tcPr>
+          <w:p>
+            <w:r>
+              <w:rPr>
+                <w:sz w:val="18"/>
+              </w:rPr>
+            </w:r>
+          </w:p>
+        </w:tc>
+        <w:tc>
+          <w:tcPr>
+            <w:tcW w:type="dxa" w:w="2016"/>
+          </w:tcPr>
+          <w:p>
+            <w:r>
+              <w:rPr>
+                <w:sz w:val="18"/>
+              </w:rPr>
+            </w:r>
+          </w:p>
+        </w:tc>
+        <w:tc>
+          <w:tcPr>
+            <w:tcW w:type="dxa" w:w="2016"/>
+          </w:tcPr>
+          <w:p>
+            <w:r>
+              <w:rPr>
+                <w:sz w:val="18"/>
+              </w:rPr>
+            </w:r>
+          </w:p>
+        </w:tc>
+        <w:tc>
+          <w:tcPr>
+            <w:tcW w:type="dxa" w:w="2016"/>
+          </w:tcPr>
+          <w:p>
+            <w:r>
+              <w:rPr>
+                <w:sz w:val="18"/>
+              </w:rPr>
+            </w:r>
+          </w:p>
+        </w:tc>
+        <w:tc>
+          <w:tcPr>
+            <w:tcW w:type="dxa" w:w="2016"/>
+          </w:tcPr>
+          <w:p>
+            <w:r>
+              <w:rPr>
+                <w:sz w:val="18"/>
+              </w:rPr>
+            </w:r>
+          </w:p>
+        </w:tc>
+      </w:tr>
+      <w:tr>
+        <w:tc>
+          <w:tcPr>
+            <w:tcW w:type="dxa" w:w="2016"/>
+          </w:tcPr>
+          <w:p>
+            <w:r>
+              <w:rPr>
+                <w:sz w:val="18"/>
+              </w:rPr>
+            </w:r>
+            <w:r>
+              <w:rPr>
+                <w:sz w:val="18"/>
+              </w:rPr>
+              <w:t>7</w:t>
+            </w:r>
+          </w:p>
+        </w:tc>
+        <w:tc>
+          <w:tcPr>
+            <w:tcW w:type="dxa" w:w="2016"/>
+          </w:tcPr>
+          <w:p>
+            <w:r>
+              <w:rPr>
+                <w:sz w:val="18"/>
+              </w:rPr>
+            </w:r>
+          </w:p>
+        </w:tc>
+        <w:tc>
+          <w:tcPr>
+            <w:tcW w:type="dxa" w:w="2016"/>
+          </w:tcPr>
+          <w:p>
+            <w:r>
+              <w:rPr>
+                <w:sz w:val="18"/>
+              </w:rPr>
+            </w:r>
+          </w:p>
+        </w:tc>
+        <w:tc>
+          <w:tcPr>
+            <w:tcW w:type="dxa" w:w="2016"/>
+          </w:tcPr>
+          <w:p>
+            <w:r>
+              <w:rPr>
+                <w:sz w:val="18"/>
+              </w:rPr>
+            </w:r>
+          </w:p>
+        </w:tc>
+        <w:tc>
+          <w:tcPr>
+            <w:tcW w:type="dxa" w:w="2016"/>
+          </w:tcPr>
+          <w:p>
+            <w:r>
+              <w:rPr>
+                <w:sz w:val="18"/>
+              </w:rPr>
+            </w:r>
+          </w:p>
+        </w:tc>
+        <w:tc>
+          <w:tcPr>
+            <w:tcW w:type="dxa" w:w="2016"/>
+          </w:tcPr>
+          <w:p>
+            <w:r>
+              <w:rPr>
+                <w:sz w:val="18"/>
+              </w:rPr>
+            </w:r>
+          </w:p>
+        </w:tc>
+        <w:tc>
+          <w:tcPr>
+            <w:tcW w:type="dxa" w:w="2016"/>
+          </w:tcPr>
+          <w:p>
+            <w:r>
+              <w:rPr>
+                <w:sz w:val="18"/>
+              </w:rPr>
+            </w:r>
+          </w:p>
+        </w:tc>
+      </w:tr>
+      <w:tr>
+        <w:tc>
+          <w:tcPr>
+            <w:tcW w:type="dxa" w:w="2016"/>
+          </w:tcPr>
+          <w:p>
+            <w:r>
+              <w:rPr>
+                <w:sz w:val="18"/>
+              </w:rPr>
+            </w:r>
+            <w:r>
+              <w:rPr>
+                <w:sz w:val="18"/>
+              </w:rPr>
+              <w:t>8</w:t>
+            </w:r>
+          </w:p>
+        </w:tc>
+        <w:tc>
+          <w:tcPr>
+            <w:tcW w:type="dxa" w:w="2016"/>
+          </w:tcPr>
+          <w:p>
+            <w:r>
+              <w:rPr>
+                <w:sz w:val="18"/>
+              </w:rPr>
+            </w:r>
+          </w:p>
+        </w:tc>
+        <w:tc>
+          <w:tcPr>
+            <w:tcW w:type="dxa" w:w="2016"/>
+          </w:tcPr>
+          <w:p>
+            <w:r>
+              <w:rPr>
+                <w:sz w:val="18"/>
+              </w:rPr>
+            </w:r>
+          </w:p>
+        </w:tc>
+        <w:tc>
+          <w:tcPr>
+            <w:tcW w:type="dxa" w:w="2016"/>
+          </w:tcPr>
+          <w:p>
+            <w:r>
+              <w:rPr>
+                <w:sz w:val="18"/>
+              </w:rPr>
+            </w:r>
+          </w:p>
+        </w:tc>
+        <w:tc>
+          <w:tcPr>
+            <w:tcW w:type="dxa" w:w="2016"/>
+          </w:tcPr>
+          <w:p>
+            <w:r>
+              <w:rPr>
+                <w:sz w:val="18"/>
+              </w:rPr>
+            </w:r>
+          </w:p>
+        </w:tc>
+        <w:tc>
+          <w:tcPr>
+            <w:tcW w:type="dxa" w:w="2016"/>
+          </w:tcPr>
+          <w:p>
+            <w:r>
+              <w:rPr>
+                <w:sz w:val="18"/>
+              </w:rPr>
+            </w:r>
+          </w:p>
+        </w:tc>
+        <w:tc>
+          <w:tcPr>
+            <w:tcW w:type="dxa" w:w="2016"/>
+          </w:tcPr>
+          <w:p>
+            <w:r>
+              <w:rPr>
+                <w:sz w:val="18"/>
+              </w:rPr>
+            </w:r>
+          </w:p>
+        </w:tc>
+      </w:tr>
+      <w:tr>
+        <w:tc>
+          <w:tcPr>
+            <w:tcW w:type="dxa" w:w="2016"/>
+          </w:tcPr>
+          <w:p>
+            <w:r>
+              <w:rPr>
+                <w:sz w:val="18"/>
+              </w:rPr>
+            </w:r>
+            <w:r>
+              <w:rPr>
+                <w:sz w:val="18"/>
+              </w:rPr>
+              <w:t>9</w:t>
+            </w:r>
+          </w:p>
+        </w:tc>
+        <w:tc>
+          <w:tcPr>
+            <w:tcW w:type="dxa" w:w="2016"/>
+          </w:tcPr>
+          <w:p>
+            <w:r>
+              <w:rPr>
+                <w:sz w:val="18"/>
+              </w:rPr>
+            </w:r>
+          </w:p>
+        </w:tc>
+        <w:tc>
+          <w:tcPr>
+            <w:tcW w:type="dxa" w:w="2016"/>
+          </w:tcPr>
+          <w:p>
+            <w:r>
+              <w:rPr>
+                <w:sz w:val="18"/>
+              </w:rPr>
+            </w:r>
+          </w:p>
+        </w:tc>
+        <w:tc>
+          <w:tcPr>
+            <w:tcW w:type="dxa" w:w="2016"/>
+          </w:tcPr>
+          <w:p>
+            <w:r>
+              <w:rPr>
+                <w:sz w:val="18"/>
+              </w:rPr>
+            </w:r>
+          </w:p>
+        </w:tc>
+        <w:tc>
+          <w:tcPr>
+            <w:tcW w:type="dxa" w:w="2016"/>
+          </w:tcPr>
+          <w:p>
+            <w:r>
+              <w:rPr>
+                <w:sz w:val="18"/>
+              </w:rPr>
+            </w:r>
+          </w:p>
+        </w:tc>
+        <w:tc>
+          <w:tcPr>
+            <w:tcW w:type="dxa" w:w="2016"/>
+          </w:tcPr>
+          <w:p>
+            <w:r>
+              <w:rPr>
+                <w:sz w:val="18"/>
+              </w:rPr>
+            </w:r>
+          </w:p>
+        </w:tc>
+        <w:tc>
+          <w:tcPr>
+            <w:tcW w:type="dxa" w:w="2016"/>
+          </w:tcPr>
+          <w:p>
+            <w:r>
+              <w:rPr>
+                <w:sz w:val="18"/>
+              </w:rPr>
+            </w:r>
+          </w:p>
+        </w:tc>
+      </w:tr>
+      <w:tr>
+        <w:tc>
+          <w:tcPr>
+            <w:tcW w:type="dxa" w:w="2016"/>
+          </w:tcPr>
+          <w:p>
+            <w:r>
+              <w:rPr>
+                <w:sz w:val="18"/>
+              </w:rPr>
+            </w:r>
+            <w:r>
+              <w:rPr>
+                <w:sz w:val="18"/>
+              </w:rPr>
+              <w:t>10</w:t>
+            </w:r>
+          </w:p>
+        </w:tc>
+        <w:tc>
+          <w:tcPr>
+            <w:tcW w:type="dxa" w:w="2016"/>
+          </w:tcPr>
+          <w:p>
+            <w:r>
+              <w:rPr>
+                <w:sz w:val="18"/>
+              </w:rPr>
+            </w:r>
+          </w:p>
+        </w:tc>
+        <w:tc>
+          <w:tcPr>
+            <w:tcW w:type="dxa" w:w="2016"/>
+          </w:tcPr>
+          <w:p>
+            <w:r>
+              <w:rPr>
+                <w:sz w:val="18"/>
+              </w:rPr>
+            </w:r>
+          </w:p>
+        </w:tc>
+        <w:tc>
+          <w:tcPr>
+            <w:tcW w:type="dxa" w:w="2016"/>
+          </w:tcPr>
+          <w:p>
+            <w:r>
+              <w:rPr>
+                <w:sz w:val="18"/>
+              </w:rPr>
+            </w:r>
+          </w:p>
+        </w:tc>
+        <w:tc>
+          <w:tcPr>
+            <w:tcW w:type="dxa" w:w="2016"/>
+          </w:tcPr>
+          <w:p>
+            <w:r>
+              <w:rPr>
+                <w:sz w:val="18"/>
+              </w:rPr>
+            </w:r>
+          </w:p>
+        </w:tc>
+        <w:tc>
+          <w:tcPr>
+            <w:tcW w:type="dxa" w:w="2016"/>
+          </w:tcPr>
+          <w:p>
+            <w:r>
+              <w:rPr>
+                <w:sz w:val="18"/>
+              </w:rPr>
+            </w:r>
+          </w:p>
+        </w:tc>
+        <w:tc>
+          <w:tcPr>
+            <w:tcW w:type="dxa" w:w="2016"/>
+          </w:tcPr>
+          <w:p>
+            <w:r>
+              <w:rPr>
+                <w:sz w:val="18"/>
+              </w:rPr>
+            </w:r>
+          </w:p>
+        </w:tc>
+      </w:tr>
+      <w:tr>
+        <w:tc>
+          <w:tcPr>
+            <w:tcW w:type="dxa" w:w="2016"/>
+          </w:tcPr>
+          <w:p>
+            <w:r>
+              <w:rPr>
+                <w:sz w:val="18"/>
+              </w:rPr>
+            </w:r>
+            <w:r>
+              <w:rPr>
+                <w:sz w:val="18"/>
+              </w:rPr>
+              <w:t>11</w:t>
+            </w:r>
+          </w:p>
+        </w:tc>
+        <w:tc>
+          <w:tcPr>
+            <w:tcW w:type="dxa" w:w="2016"/>
+          </w:tcPr>
+          <w:p>
+            <w:r>
+              <w:rPr>
+                <w:sz w:val="18"/>
+              </w:rPr>
+            </w:r>
+          </w:p>
+        </w:tc>
+        <w:tc>
+          <w:tcPr>
+            <w:tcW w:type="dxa" w:w="2016"/>
+          </w:tcPr>
+          <w:p>
+            <w:r>
+              <w:rPr>
+                <w:sz w:val="18"/>
+              </w:rPr>
+            </w:r>
+          </w:p>
+        </w:tc>
+        <w:tc>
+          <w:tcPr>
+            <w:tcW w:type="dxa" w:w="2016"/>
+          </w:tcPr>
+          <w:p>
+            <w:r>
+              <w:rPr>
+                <w:sz w:val="18"/>
+              </w:rPr>
+            </w:r>
+          </w:p>
+        </w:tc>
+        <w:tc>
+          <w:tcPr>
+            <w:tcW w:type="dxa" w:w="2016"/>
+          </w:tcPr>
+          <w:p>
+            <w:r>
+              <w:rPr>
+                <w:sz w:val="18"/>
+              </w:rPr>
+            </w:r>
+          </w:p>
+        </w:tc>
+        <w:tc>
+          <w:tcPr>
+            <w:tcW w:type="dxa" w:w="2016"/>
+          </w:tcPr>
+          <w:p>
+            <w:r>
+              <w:rPr>
+                <w:sz w:val="18"/>
+              </w:rPr>
+            </w:r>
+          </w:p>
+        </w:tc>
+        <w:tc>
+          <w:tcPr>
+            <w:tcW w:type="dxa" w:w="2016"/>
+          </w:tcPr>
+          <w:p>
+            <w:r>
+              <w:rPr>
+                <w:sz w:val="18"/>
+              </w:rPr>
+            </w:r>
+          </w:p>
+        </w:tc>
+      </w:tr>
+      <w:tr>
+        <w:tc>
+          <w:tcPr>
+            <w:tcW w:type="dxa" w:w="2016"/>
+          </w:tcPr>
+          <w:p>
+            <w:r>
+              <w:rPr>
+                <w:sz w:val="18"/>
+              </w:rPr>
+            </w:r>
+            <w:r>
+              <w:rPr>
+                <w:sz w:val="18"/>
+              </w:rPr>
+              <w:t>12</w:t>
+            </w:r>
+          </w:p>
+        </w:tc>
+        <w:tc>
+          <w:tcPr>
+            <w:tcW w:type="dxa" w:w="2016"/>
+          </w:tcPr>
+          <w:p>
+            <w:r>
+              <w:rPr>
+                <w:sz w:val="18"/>
+              </w:rPr>
+            </w:r>
+          </w:p>
+        </w:tc>
+        <w:tc>
+          <w:tcPr>
+            <w:tcW w:type="dxa" w:w="2016"/>
+          </w:tcPr>
+          <w:p>
+            <w:r>
+              <w:rPr>
+                <w:sz w:val="18"/>
+              </w:rPr>
+            </w:r>
+          </w:p>
+        </w:tc>
+        <w:tc>
+          <w:tcPr>
+            <w:tcW w:type="dxa" w:w="2016"/>
+          </w:tcPr>
+          <w:p>
+            <w:r>
+              <w:rPr>
+                <w:sz w:val="18"/>
+              </w:rPr>
+            </w:r>
+          </w:p>
+        </w:tc>
+        <w:tc>
+          <w:tcPr>
+            <w:tcW w:type="dxa" w:w="2016"/>
+          </w:tcPr>
+          <w:p>
+            <w:r>
+              <w:rPr>
+                <w:sz w:val="18"/>
+              </w:rPr>
+            </w:r>
+          </w:p>
+        </w:tc>
+        <w:tc>
+          <w:tcPr>
+            <w:tcW w:type="dxa" w:w="2016"/>
+          </w:tcPr>
+          <w:p>
+            <w:r>
+              <w:rPr>
+                <w:sz w:val="18"/>
+              </w:rPr>
+            </w:r>
+          </w:p>
+        </w:tc>
+        <w:tc>
+          <w:tcPr>
+            <w:tcW w:type="dxa" w:w="2016"/>
+          </w:tcPr>
+          <w:p>
+            <w:r>
+              <w:rPr>
+                <w:sz w:val="18"/>
+              </w:rPr>
+            </w:r>
+          </w:p>
+        </w:tc>
+      </w:tr>
+    </w:tbl>
+    <w:p/>
+    <w:p>
+      <w:r>
+        <w:rPr>
+          <w:b/>
+        </w:rPr>
+        <w:t>Part 2 — Extraction verification.</w:t>
+      </w:r>
+      <w:r>
+        <w:t xml:space="preserve"> Eight fields per paper (F1 citation · F2 question · F3 sample/n · F4 LLM role + model · F5 validity check · F6 headline number · F7 limitation · F8 where validity fell). Status: Verified · Corrected · Not in paper.</w:t>
+      </w:r>
+    </w:p>
+    <w:tbl>
+      <w:tblPr>
+        <w:tblStyle w:val="TableGrid"/>
+        <w:tblW w:type="auto" w:w="0"/>
+        <w:tblLook w:firstColumn="1" w:firstRow="1" w:lastColumn="0" w:lastRow="0" w:noHBand="0" w:noVBand="1" w:val="04A0"/>
+      </w:tblPr>
+      <w:tblGrid>
+        <w:gridCol w:w="2016"/>
+        <w:gridCol w:w="2016"/>
+        <w:gridCol w:w="2016"/>
+        <w:gridCol w:w="2016"/>
+        <w:gridCol w:w="2016"/>
+        <w:gridCol w:w="2016"/>
+        <w:gridCol w:w="2016"/>
+      </w:tblGrid>
+      <w:tr>
+        <w:tc>
+          <w:tcPr>
+            <w:tcW w:type="dxa" w:w="2016"/>
+          </w:tcPr>
+          <w:p>
+            <w:r>
+              <w:rPr>
+                <w:b/>
+                <w:sz w:val="18"/>
+              </w:rPr>
+            </w:r>
+            <w:r>
+              <w:rPr>
+                <w:b/>
+                <w:sz w:val="18"/>
+              </w:rPr>
+              <w:t>Paper</w:t>
+            </w:r>
+          </w:p>
+        </w:tc>
+        <w:tc>
+          <w:tcPr>
+            <w:tcW w:type="dxa" w:w="2016"/>
+          </w:tcPr>
+          <w:p>
+            <w:r>
+              <w:rPr>
+                <w:b/>
+                <w:sz w:val="18"/>
+              </w:rPr>
+            </w:r>
+            <w:r>
+              <w:rPr>
+                <w:b/>
+                <w:sz w:val="18"/>
+              </w:rPr>
+              <w:t>Field</w:t>
+            </w:r>
+          </w:p>
+        </w:tc>
+        <w:tc>
+          <w:tcPr>
+            <w:tcW w:type="dxa" w:w="2016"/>
+          </w:tcPr>
+          <w:p>
+            <w:r>
+              <w:rPr>
+                <w:b/>
+                <w:sz w:val="18"/>
+              </w:rPr>
+            </w:r>
+            <w:r>
+              <w:rPr>
+                <w:b/>
+                <w:sz w:val="18"/>
+              </w:rPr>
+              <w:t>Run 1 value (quote, page)</w:t>
+            </w:r>
+          </w:p>
+        </w:tc>
+        <w:tc>
+          <w:tcPr>
+            <w:tcW w:type="dxa" w:w="2016"/>
+          </w:tcPr>
+          <w:p>
+            <w:r>
+              <w:rPr>
+                <w:b/>
+                <w:sz w:val="18"/>
+              </w:rPr>
+            </w:r>
+            <w:r>
+              <w:rPr>
+                <w:b/>
+                <w:sz w:val="18"/>
+              </w:rPr>
+              <w:t>Run 2 value (quote, page)</w:t>
+            </w:r>
+          </w:p>
+        </w:tc>
+        <w:tc>
+          <w:tcPr>
+            <w:tcW w:type="dxa" w:w="2016"/>
+          </w:tcPr>
+          <w:p>
+            <w:r>
+              <w:rPr>
+                <w:b/>
+                <w:sz w:val="18"/>
+              </w:rPr>
+            </w:r>
+            <w:r>
+              <w:rPr>
+                <w:b/>
+                <w:sz w:val="18"/>
+              </w:rPr>
+              <w:t>Runs agree?</w:t>
+            </w:r>
+          </w:p>
+        </w:tc>
+        <w:tc>
+          <w:tcPr>
+            <w:tcW w:type="dxa" w:w="2016"/>
+          </w:tcPr>
+          <w:p>
+            <w:r>
+              <w:rPr>
+                <w:b/>
+                <w:sz w:val="18"/>
+              </w:rPr>
+            </w:r>
+            <w:r>
+              <w:rPr>
+                <w:b/>
+                <w:sz w:val="18"/>
+              </w:rPr>
+              <w:t>Status</w:t>
+            </w:r>
+          </w:p>
+        </w:tc>
+        <w:tc>
+          <w:tcPr>
+            <w:tcW w:type="dxa" w:w="2016"/>
+          </w:tcPr>
+          <w:p>
+            <w:r>
+              <w:rPr>
+                <w:b/>
+                <w:sz w:val="18"/>
+              </w:rPr>
+            </w:r>
+            <w:r>
+              <w:rPr>
+                <w:b/>
+                <w:sz w:val="18"/>
+              </w:rPr>
+              <w:t>Verified value + page</w:t>
+            </w:r>
+          </w:p>
+        </w:tc>
+      </w:tr>
+      <w:tr>
+        <w:tc>
+          <w:tcPr>
+            <w:tcW w:type="dxa" w:w="2016"/>
+          </w:tcPr>
+          <w:p>
+            <w:r>
+              <w:rPr>
+                <w:sz w:val="18"/>
+              </w:rPr>
+            </w:r>
+            <w:r>
+              <w:rPr>
+                <w:sz w:val="18"/>
+              </w:rPr>
+              <w:t>Li et al. 2024</w:t>
+            </w:r>
+          </w:p>
+        </w:tc>
+        <w:tc>
+          <w:tcPr>
+            <w:tcW w:type="dxa" w:w="2016"/>
+          </w:tcPr>
+          <w:p>
+            <w:r>
+              <w:rPr>
+                <w:sz w:val="18"/>
+              </w:rPr>
+            </w:r>
+            <w:r>
+              <w:rPr>
+                <w:sz w:val="18"/>
+              </w:rPr>
+              <w:t>F1</w:t>
+            </w:r>
+          </w:p>
+        </w:tc>
+        <w:tc>
+          <w:tcPr>
+            <w:tcW w:type="dxa" w:w="2016"/>
+          </w:tcPr>
+          <w:p>
+            <w:r>
+              <w:rPr>
+                <w:sz w:val="18"/>
+              </w:rPr>
+            </w:r>
+          </w:p>
+        </w:tc>
+        <w:tc>
+          <w:tcPr>
+            <w:tcW w:type="dxa" w:w="2016"/>
+          </w:tcPr>
+          <w:p>
+            <w:r>
+              <w:rPr>
+                <w:sz w:val="18"/>
+              </w:rPr>
+            </w:r>
+          </w:p>
+        </w:tc>
+        <w:tc>
+          <w:tcPr>
+            <w:tcW w:type="dxa" w:w="2016"/>
+          </w:tcPr>
+          <w:p>
+            <w:r>
+              <w:rPr>
+                <w:sz w:val="18"/>
+              </w:rPr>
+            </w:r>
+          </w:p>
+        </w:tc>
+        <w:tc>
+          <w:tcPr>
+            <w:tcW w:type="dxa" w:w="2016"/>
+          </w:tcPr>
+          <w:p>
+            <w:r>
+              <w:rPr>
+                <w:sz w:val="18"/>
+              </w:rPr>
+            </w:r>
+          </w:p>
+        </w:tc>
+        <w:tc>
+          <w:tcPr>
+            <w:tcW w:type="dxa" w:w="2016"/>
+          </w:tcPr>
+          <w:p>
+            <w:r>
+              <w:rPr>
+                <w:sz w:val="18"/>
+              </w:rPr>
+            </w:r>
+          </w:p>
+        </w:tc>
+      </w:tr>
+      <w:tr>
+        <w:tc>
+          <w:tcPr>
+            <w:tcW w:type="dxa" w:w="2016"/>
+          </w:tcPr>
+          <w:p>
+            <w:r>
+              <w:rPr>
+                <w:sz w:val="18"/>
+              </w:rPr>
+            </w:r>
+            <w:r>
+              <w:rPr>
+                <w:sz w:val="18"/>
+              </w:rPr>
+              <w:t>Li et al. 2024</w:t>
+            </w:r>
+          </w:p>
+        </w:tc>
+        <w:tc>
+          <w:tcPr>
+            <w:tcW w:type="dxa" w:w="2016"/>
+          </w:tcPr>
+          <w:p>
+            <w:r>
+              <w:rPr>
+                <w:sz w:val="18"/>
+              </w:rPr>
+            </w:r>
+            <w:r>
+              <w:rPr>
+                <w:sz w:val="18"/>
+              </w:rPr>
+              <w:t>F2</w:t>
+            </w:r>
+          </w:p>
+        </w:tc>
+        <w:tc>
+          <w:tcPr>
+            <w:tcW w:type="dxa" w:w="2016"/>
+          </w:tcPr>
+          <w:p>
+            <w:r>
+              <w:rPr>
+                <w:sz w:val="18"/>
+              </w:rPr>
+            </w:r>
+          </w:p>
+        </w:tc>
+        <w:tc>
+          <w:tcPr>
+            <w:tcW w:type="dxa" w:w="2016"/>
+          </w:tcPr>
+          <w:p>
+            <w:r>
+              <w:rPr>
+                <w:sz w:val="18"/>
+              </w:rPr>
+            </w:r>
+          </w:p>
+        </w:tc>
+        <w:tc>
+          <w:tcPr>
+            <w:tcW w:type="dxa" w:w="2016"/>
+          </w:tcPr>
+          <w:p>
+            <w:r>
+              <w:rPr>
+                <w:sz w:val="18"/>
+              </w:rPr>
+            </w:r>
+          </w:p>
+        </w:tc>
+        <w:tc>
+          <w:tcPr>
+            <w:tcW w:type="dxa" w:w="2016"/>
+          </w:tcPr>
+          <w:p>
+            <w:r>
+              <w:rPr>
+                <w:sz w:val="18"/>
+              </w:rPr>
+            </w:r>
+          </w:p>
+        </w:tc>
+        <w:tc>
+          <w:tcPr>
+            <w:tcW w:type="dxa" w:w="2016"/>
+          </w:tcPr>
+          <w:p>
+            <w:r>
+              <w:rPr>
+                <w:sz w:val="18"/>
+              </w:rPr>
+            </w:r>
+          </w:p>
+        </w:tc>
+      </w:tr>
+      <w:tr>
+        <w:tc>
+          <w:tcPr>
+            <w:tcW w:type="dxa" w:w="2016"/>
+          </w:tcPr>
+          <w:p>
+            <w:r>
+              <w:rPr>
+                <w:sz w:val="18"/>
+              </w:rPr>
+            </w:r>
+            <w:r>
+              <w:rPr>
+                <w:sz w:val="18"/>
+              </w:rPr>
+              <w:t>Li et al. 2024</w:t>
+            </w:r>
+          </w:p>
+        </w:tc>
+        <w:tc>
+          <w:tcPr>
+            <w:tcW w:type="dxa" w:w="2016"/>
+          </w:tcPr>
+          <w:p>
+            <w:r>
+              <w:rPr>
+                <w:sz w:val="18"/>
+              </w:rPr>
+            </w:r>
+            <w:r>
+              <w:rPr>
+                <w:sz w:val="18"/>
+              </w:rPr>
+              <w:t>F3</w:t>
+            </w:r>
+          </w:p>
+        </w:tc>
+        <w:tc>
+          <w:tcPr>
+            <w:tcW w:type="dxa" w:w="2016"/>
+          </w:tcPr>
+          <w:p>
+            <w:r>
+              <w:rPr>
+                <w:sz w:val="18"/>
+              </w:rPr>
+            </w:r>
+          </w:p>
+        </w:tc>
+        <w:tc>
+          <w:tcPr>
+            <w:tcW w:type="dxa" w:w="2016"/>
+          </w:tcPr>
+          <w:p>
+            <w:r>
+              <w:rPr>
+                <w:sz w:val="18"/>
+              </w:rPr>
+            </w:r>
+          </w:p>
+        </w:tc>
+        <w:tc>
+          <w:tcPr>
+            <w:tcW w:type="dxa" w:w="2016"/>
+          </w:tcPr>
+          <w:p>
+            <w:r>
+              <w:rPr>
+                <w:sz w:val="18"/>
+              </w:rPr>
+            </w:r>
+          </w:p>
+        </w:tc>
+        <w:tc>
+          <w:tcPr>
+            <w:tcW w:type="dxa" w:w="2016"/>
+          </w:tcPr>
+          <w:p>
+            <w:r>
+              <w:rPr>
+                <w:sz w:val="18"/>
+              </w:rPr>
+            </w:r>
+          </w:p>
+        </w:tc>
+        <w:tc>
+          <w:tcPr>
+            <w:tcW w:type="dxa" w:w="2016"/>
+          </w:tcPr>
+          <w:p>
+            <w:r>
+              <w:rPr>
+                <w:sz w:val="18"/>
+              </w:rPr>
+            </w:r>
+          </w:p>
+        </w:tc>
+      </w:tr>
+      <w:tr>
+        <w:tc>
+          <w:tcPr>
+            <w:tcW w:type="dxa" w:w="2016"/>
+          </w:tcPr>
+          <w:p>
+            <w:r>
+              <w:rPr>
+                <w:sz w:val="18"/>
+              </w:rPr>
+            </w:r>
+            <w:r>
+              <w:rPr>
+                <w:sz w:val="18"/>
+              </w:rPr>
+              <w:t>Li et al. 2024</w:t>
+            </w:r>
+          </w:p>
+        </w:tc>
+        <w:tc>
+          <w:tcPr>
+            <w:tcW w:type="dxa" w:w="2016"/>
+          </w:tcPr>
+          <w:p>
+            <w:r>
+              <w:rPr>
+                <w:sz w:val="18"/>
+              </w:rPr>
+            </w:r>
+            <w:r>
+              <w:rPr>
+                <w:sz w:val="18"/>
+              </w:rPr>
+              <w:t>F4</w:t>
+            </w:r>
+          </w:p>
+        </w:tc>
+        <w:tc>
+          <w:tcPr>
+            <w:tcW w:type="dxa" w:w="2016"/>
+          </w:tcPr>
+          <w:p>
+            <w:r>
+              <w:rPr>
+                <w:sz w:val="18"/>
+              </w:rPr>
+            </w:r>
+          </w:p>
+        </w:tc>
+        <w:tc>
+          <w:tcPr>
+            <w:tcW w:type="dxa" w:w="2016"/>
+          </w:tcPr>
+          <w:p>
+            <w:r>
+              <w:rPr>
+                <w:sz w:val="18"/>
+              </w:rPr>
+            </w:r>
+          </w:p>
+        </w:tc>
+        <w:tc>
+          <w:tcPr>
+            <w:tcW w:type="dxa" w:w="2016"/>
+          </w:tcPr>
+          <w:p>
+            <w:r>
+              <w:rPr>
+                <w:sz w:val="18"/>
+              </w:rPr>
+            </w:r>
+          </w:p>
+        </w:tc>
+        <w:tc>
+          <w:tcPr>
+            <w:tcW w:type="dxa" w:w="2016"/>
+          </w:tcPr>
+          <w:p>
+            <w:r>
+              <w:rPr>
+                <w:sz w:val="18"/>
+              </w:rPr>
+            </w:r>
+          </w:p>
+        </w:tc>
+        <w:tc>
+          <w:tcPr>
+            <w:tcW w:type="dxa" w:w="2016"/>
+          </w:tcPr>
+          <w:p>
+            <w:r>
+              <w:rPr>
+                <w:sz w:val="18"/>
+              </w:rPr>
+            </w:r>
+          </w:p>
+        </w:tc>
+      </w:tr>
+      <w:tr>
+        <w:tc>
+          <w:tcPr>
+            <w:tcW w:type="dxa" w:w="2016"/>
+          </w:tcPr>
+          <w:p>
+            <w:r>
+              <w:rPr>
+                <w:sz w:val="18"/>
+              </w:rPr>
+            </w:r>
+            <w:r>
+              <w:rPr>
+                <w:sz w:val="18"/>
+              </w:rPr>
+              <w:t>Li et al. 2024</w:t>
+            </w:r>
+          </w:p>
+        </w:tc>
+        <w:tc>
+          <w:tcPr>
+            <w:tcW w:type="dxa" w:w="2016"/>
+          </w:tcPr>
+          <w:p>
+            <w:r>
+              <w:rPr>
+                <w:sz w:val="18"/>
+              </w:rPr>
+            </w:r>
+            <w:r>
+              <w:rPr>
+                <w:sz w:val="18"/>
+              </w:rPr>
+              <w:t>F5</w:t>
+            </w:r>
+          </w:p>
+        </w:tc>
+        <w:tc>
+          <w:tcPr>
+            <w:tcW w:type="dxa" w:w="2016"/>
+          </w:tcPr>
+          <w:p>
+            <w:r>
+              <w:rPr>
+                <w:sz w:val="18"/>
+              </w:rPr>
+            </w:r>
+          </w:p>
+        </w:tc>
+        <w:tc>
+          <w:tcPr>
+            <w:tcW w:type="dxa" w:w="2016"/>
+          </w:tcPr>
+          <w:p>
+            <w:r>
+              <w:rPr>
+                <w:sz w:val="18"/>
+              </w:rPr>
+            </w:r>
+          </w:p>
+        </w:tc>
+        <w:tc>
+          <w:tcPr>
+            <w:tcW w:type="dxa" w:w="2016"/>
+          </w:tcPr>
+          <w:p>
+            <w:r>
+              <w:rPr>
+                <w:sz w:val="18"/>
+              </w:rPr>
+            </w:r>
+          </w:p>
+        </w:tc>
+        <w:tc>
+          <w:tcPr>
+            <w:tcW w:type="dxa" w:w="2016"/>
+          </w:tcPr>
+          <w:p>
+            <w:r>
+              <w:rPr>
+                <w:sz w:val="18"/>
+              </w:rPr>
+            </w:r>
+          </w:p>
+        </w:tc>
+        <w:tc>
+          <w:tcPr>
+            <w:tcW w:type="dxa" w:w="2016"/>
+          </w:tcPr>
+          <w:p>
+            <w:r>
+              <w:rPr>
+                <w:sz w:val="18"/>
+              </w:rPr>
+            </w:r>
+          </w:p>
+        </w:tc>
+      </w:tr>
+      <w:tr>
+        <w:tc>
+          <w:tcPr>
+            <w:tcW w:type="dxa" w:w="2016"/>
+          </w:tcPr>
+          <w:p>
+            <w:r>
+              <w:rPr>
+                <w:sz w:val="18"/>
+              </w:rPr>
+            </w:r>
+            <w:r>
+              <w:rPr>
+                <w:sz w:val="18"/>
+              </w:rPr>
+              <w:t>Li et al. 2024</w:t>
+            </w:r>
+          </w:p>
+        </w:tc>
+        <w:tc>
+          <w:tcPr>
+            <w:tcW w:type="dxa" w:w="2016"/>
+          </w:tcPr>
+          <w:p>
+            <w:r>
+              <w:rPr>
+                <w:sz w:val="18"/>
+              </w:rPr>
+            </w:r>
+            <w:r>
+              <w:rPr>
+                <w:sz w:val="18"/>
+              </w:rPr>
+              <w:t>F6</w:t>
+            </w:r>
+          </w:p>
+        </w:tc>
+        <w:tc>
+          <w:tcPr>
+            <w:tcW w:type="dxa" w:w="2016"/>
+          </w:tcPr>
+          <w:p>
+            <w:r>
+              <w:rPr>
+                <w:sz w:val="18"/>
+              </w:rPr>
+            </w:r>
+          </w:p>
+        </w:tc>
+        <w:tc>
+          <w:tcPr>
+            <w:tcW w:type="dxa" w:w="2016"/>
+          </w:tcPr>
+          <w:p>
+            <w:r>
+              <w:rPr>
+                <w:sz w:val="18"/>
+              </w:rPr>
+            </w:r>
+          </w:p>
+        </w:tc>
+        <w:tc>
+          <w:tcPr>
+            <w:tcW w:type="dxa" w:w="2016"/>
+          </w:tcPr>
+          <w:p>
+            <w:r>
+              <w:rPr>
+                <w:sz w:val="18"/>
+              </w:rPr>
+            </w:r>
+          </w:p>
+        </w:tc>
+        <w:tc>
+          <w:tcPr>
+            <w:tcW w:type="dxa" w:w="2016"/>
+          </w:tcPr>
+          <w:p>
+            <w:r>
+              <w:rPr>
+                <w:sz w:val="18"/>
+              </w:rPr>
+            </w:r>
+          </w:p>
+        </w:tc>
+        <w:tc>
+          <w:tcPr>
+            <w:tcW w:type="dxa" w:w="2016"/>
+          </w:tcPr>
+          <w:p>
+            <w:r>
+              <w:rPr>
+                <w:sz w:val="18"/>
+              </w:rPr>
+            </w:r>
+          </w:p>
+        </w:tc>
+      </w:tr>
+      <w:tr>
+        <w:tc>
+          <w:tcPr>
+            <w:tcW w:type="dxa" w:w="2016"/>
+          </w:tcPr>
+          <w:p>
+            <w:r>
+              <w:rPr>
+                <w:sz w:val="18"/>
+              </w:rPr>
+            </w:r>
+            <w:r>
+              <w:rPr>
+                <w:sz w:val="18"/>
+              </w:rPr>
+              <w:t>Li et al. 2024</w:t>
+            </w:r>
+          </w:p>
+        </w:tc>
+        <w:tc>
+          <w:tcPr>
+            <w:tcW w:type="dxa" w:w="2016"/>
+          </w:tcPr>
+          <w:p>
+            <w:r>
+              <w:rPr>
+                <w:sz w:val="18"/>
+              </w:rPr>
+            </w:r>
+            <w:r>
+              <w:rPr>
+                <w:sz w:val="18"/>
+              </w:rPr>
+              <w:t>F7</w:t>
+            </w:r>
+          </w:p>
+        </w:tc>
+        <w:tc>
+          <w:tcPr>
+            <w:tcW w:type="dxa" w:w="2016"/>
+          </w:tcPr>
+          <w:p>
+            <w:r>
+              <w:rPr>
+                <w:sz w:val="18"/>
+              </w:rPr>
+            </w:r>
+          </w:p>
+        </w:tc>
+        <w:tc>
+          <w:tcPr>
+            <w:tcW w:type="dxa" w:w="2016"/>
+          </w:tcPr>
+          <w:p>
+            <w:r>
+              <w:rPr>
+                <w:sz w:val="18"/>
+              </w:rPr>
+            </w:r>
+          </w:p>
+        </w:tc>
+        <w:tc>
+          <w:tcPr>
+            <w:tcW w:type="dxa" w:w="2016"/>
+          </w:tcPr>
+          <w:p>
+            <w:r>
+              <w:rPr>
+                <w:sz w:val="18"/>
+              </w:rPr>
+            </w:r>
+          </w:p>
+        </w:tc>
+        <w:tc>
+          <w:tcPr>
+            <w:tcW w:type="dxa" w:w="2016"/>
+          </w:tcPr>
+          <w:p>
+            <w:r>
+              <w:rPr>
+                <w:sz w:val="18"/>
+              </w:rPr>
+            </w:r>
+          </w:p>
+        </w:tc>
+        <w:tc>
+          <w:tcPr>
+            <w:tcW w:type="dxa" w:w="2016"/>
+          </w:tcPr>
+          <w:p>
+            <w:r>
+              <w:rPr>
+                <w:sz w:val="18"/>
+              </w:rPr>
+            </w:r>
+          </w:p>
+        </w:tc>
+      </w:tr>
+      <w:tr>
+        <w:tc>
+          <w:tcPr>
+            <w:tcW w:type="dxa" w:w="2016"/>
+          </w:tcPr>
+          <w:p>
+            <w:r>
+              <w:rPr>
+                <w:sz w:val="18"/>
+              </w:rPr>
+            </w:r>
+            <w:r>
+              <w:rPr>
+                <w:sz w:val="18"/>
+              </w:rPr>
+              <w:t>Li et al. 2024</w:t>
+            </w:r>
+          </w:p>
+        </w:tc>
+        <w:tc>
+          <w:tcPr>
+            <w:tcW w:type="dxa" w:w="2016"/>
+          </w:tcPr>
+          <w:p>
+            <w:r>
+              <w:rPr>
+                <w:sz w:val="18"/>
+              </w:rPr>
+            </w:r>
+            <w:r>
+              <w:rPr>
+                <w:sz w:val="18"/>
+              </w:rPr>
+              <w:t>F8</w:t>
+            </w:r>
+          </w:p>
+        </w:tc>
+        <w:tc>
+          <w:tcPr>
+            <w:tcW w:type="dxa" w:w="2016"/>
+          </w:tcPr>
+          <w:p>
+            <w:r>
+              <w:rPr>
+                <w:sz w:val="18"/>
+              </w:rPr>
+            </w:r>
+          </w:p>
+        </w:tc>
+        <w:tc>
+          <w:tcPr>
+            <w:tcW w:type="dxa" w:w="2016"/>
+          </w:tcPr>
+          <w:p>
+            <w:r>
+              <w:rPr>
+                <w:sz w:val="18"/>
+              </w:rPr>
+            </w:r>
+          </w:p>
+        </w:tc>
+        <w:tc>
+          <w:tcPr>
+            <w:tcW w:type="dxa" w:w="2016"/>
+          </w:tcPr>
+          <w:p>
+            <w:r>
+              <w:rPr>
+                <w:sz w:val="18"/>
+              </w:rPr>
+            </w:r>
+          </w:p>
+        </w:tc>
+        <w:tc>
+          <w:tcPr>
+            <w:tcW w:type="dxa" w:w="2016"/>
+          </w:tcPr>
+          <w:p>
+            <w:r>
+              <w:rPr>
+                <w:sz w:val="18"/>
+              </w:rPr>
+            </w:r>
+          </w:p>
+        </w:tc>
+        <w:tc>
+          <w:tcPr>
+            <w:tcW w:type="dxa" w:w="2016"/>
+          </w:tcPr>
+          <w:p>
+            <w:r>
+              <w:rPr>
+                <w:sz w:val="18"/>
+              </w:rPr>
+            </w:r>
+          </w:p>
+        </w:tc>
+      </w:tr>
+      <w:tr>
+        <w:tc>
+          <w:tcPr>
+            <w:tcW w:type="dxa" w:w="2016"/>
+          </w:tcPr>
+          <w:p>
+            <w:r>
+              <w:rPr>
+                <w:sz w:val="18"/>
+              </w:rPr>
+            </w:r>
+            <w:r>
+              <w:rPr>
+                <w:sz w:val="18"/>
+              </w:rPr>
+              <w:t>Paper 2</w:t>
+            </w:r>
+          </w:p>
+        </w:tc>
+        <w:tc>
+          <w:tcPr>
+            <w:tcW w:type="dxa" w:w="2016"/>
+          </w:tcPr>
+          <w:p>
+            <w:r>
+              <w:rPr>
+                <w:sz w:val="18"/>
+              </w:rPr>
+            </w:r>
+            <w:r>
+              <w:rPr>
+                <w:sz w:val="18"/>
+              </w:rPr>
+              <w:t>F1–F8 (add rows)</w:t>
+            </w:r>
+          </w:p>
+        </w:tc>
+        <w:tc>
+          <w:tcPr>
+            <w:tcW w:type="dxa" w:w="2016"/>
+          </w:tcPr>
+          <w:p>
+            <w:r>
+              <w:rPr>
+                <w:sz w:val="18"/>
+              </w:rPr>
+            </w:r>
+          </w:p>
+        </w:tc>
+        <w:tc>
+          <w:tcPr>
+            <w:tcW w:type="dxa" w:w="2016"/>
+          </w:tcPr>
+          <w:p>
+            <w:r>
+              <w:rPr>
+                <w:sz w:val="18"/>
+              </w:rPr>
+            </w:r>
+          </w:p>
+        </w:tc>
+        <w:tc>
+          <w:tcPr>
+            <w:tcW w:type="dxa" w:w="2016"/>
+          </w:tcPr>
+          <w:p>
+            <w:r>
+              <w:rPr>
+                <w:sz w:val="18"/>
+              </w:rPr>
+            </w:r>
+          </w:p>
+        </w:tc>
+        <w:tc>
+          <w:tcPr>
+            <w:tcW w:type="dxa" w:w="2016"/>
+          </w:tcPr>
+          <w:p>
+            <w:r>
+              <w:rPr>
+                <w:sz w:val="18"/>
+              </w:rPr>
+            </w:r>
+          </w:p>
+        </w:tc>
+        <w:tc>
+          <w:tcPr>
+            <w:tcW w:type="dxa" w:w="2016"/>
+          </w:tcPr>
+          <w:p>
+            <w:r>
+              <w:rPr>
+                <w:sz w:val="18"/>
+              </w:rPr>
+            </w:r>
+          </w:p>
+        </w:tc>
+      </w:tr>
+      <w:tr>
+        <w:tc>
+          <w:tcPr>
+            <w:tcW w:type="dxa" w:w="2016"/>
+          </w:tcPr>
+          <w:p>
+            <w:r>
+              <w:rPr>
+                <w:sz w:val="18"/>
+              </w:rPr>
+            </w:r>
+            <w:r>
+              <w:rPr>
+                <w:sz w:val="18"/>
+              </w:rPr>
+              <w:t>Paper 3</w:t>
+            </w:r>
+          </w:p>
+        </w:tc>
+        <w:tc>
+          <w:tcPr>
+            <w:tcW w:type="dxa" w:w="2016"/>
+          </w:tcPr>
+          <w:p>
+            <w:r>
+              <w:rPr>
+                <w:sz w:val="18"/>
+              </w:rPr>
+            </w:r>
+            <w:r>
+              <w:rPr>
+                <w:sz w:val="18"/>
+              </w:rPr>
+              <w:t>F1–F8 (add rows)</w:t>
+            </w:r>
+          </w:p>
+        </w:tc>
+        <w:tc>
+          <w:tcPr>
+            <w:tcW w:type="dxa" w:w="2016"/>
+          </w:tcPr>
+          <w:p>
+            <w:r>
+              <w:rPr>
+                <w:sz w:val="18"/>
+              </w:rPr>
+            </w:r>
+          </w:p>
+        </w:tc>
+        <w:tc>
+          <w:tcPr>
+            <w:tcW w:type="dxa" w:w="2016"/>
+          </w:tcPr>
+          <w:p>
+            <w:r>
+              <w:rPr>
+                <w:sz w:val="18"/>
+              </w:rPr>
+            </w:r>
+          </w:p>
+        </w:tc>
+        <w:tc>
+          <w:tcPr>
+            <w:tcW w:type="dxa" w:w="2016"/>
+          </w:tcPr>
+          <w:p>
+            <w:r>
+              <w:rPr>
+                <w:sz w:val="18"/>
+              </w:rPr>
+            </w:r>
+          </w:p>
+        </w:tc>
+        <w:tc>
+          <w:tcPr>
+            <w:tcW w:type="dxa" w:w="2016"/>
+          </w:tcPr>
+          <w:p>
+            <w:r>
+              <w:rPr>
+                <w:sz w:val="18"/>
+              </w:rPr>
+            </w:r>
+          </w:p>
+        </w:tc>
+        <w:tc>
+          <w:tcPr>
+            <w:tcW w:type="dxa" w:w="2016"/>
+          </w:tcPr>
+          <w:p>
+            <w:r>
+              <w:rPr>
+                <w:sz w:val="18"/>
+              </w:rPr>
+            </w:r>
+          </w:p>
+        </w:tc>
+      </w:tr>
+      <w:tr>
+        <w:tc>
+          <w:tcPr>
+            <w:tcW w:type="dxa" w:w="2016"/>
+          </w:tcPr>
+          <w:p>
+            <w:r>
+              <w:rPr>
+                <w:sz w:val="18"/>
+              </w:rPr>
+            </w:r>
+            <w:r>
+              <w:rPr>
+                <w:sz w:val="18"/>
+              </w:rPr>
+              <w:t>Paper 4</w:t>
+            </w:r>
+          </w:p>
+        </w:tc>
+        <w:tc>
+          <w:tcPr>
+            <w:tcW w:type="dxa" w:w="2016"/>
+          </w:tcPr>
+          <w:p>
+            <w:r>
+              <w:rPr>
+                <w:sz w:val="18"/>
+              </w:rPr>
+            </w:r>
+            <w:r>
+              <w:rPr>
+                <w:sz w:val="18"/>
+              </w:rPr>
+              <w:t>F1–F8 (add rows)</w:t>
+            </w:r>
+          </w:p>
+        </w:tc>
+        <w:tc>
+          <w:tcPr>
+            <w:tcW w:type="dxa" w:w="2016"/>
+          </w:tcPr>
+          <w:p>
+            <w:r>
+              <w:rPr>
+                <w:sz w:val="18"/>
+              </w:rPr>
+            </w:r>
+          </w:p>
+        </w:tc>
+        <w:tc>
+          <w:tcPr>
+            <w:tcW w:type="dxa" w:w="2016"/>
+          </w:tcPr>
+          <w:p>
+            <w:r>
+              <w:rPr>
+                <w:sz w:val="18"/>
+              </w:rPr>
+            </w:r>
+          </w:p>
+        </w:tc>
+        <w:tc>
+          <w:tcPr>
+            <w:tcW w:type="dxa" w:w="2016"/>
+          </w:tcPr>
+          <w:p>
+            <w:r>
+              <w:rPr>
+                <w:sz w:val="18"/>
+              </w:rPr>
+            </w:r>
+          </w:p>
+        </w:tc>
+        <w:tc>
+          <w:tcPr>
+            <w:tcW w:type="dxa" w:w="2016"/>
+          </w:tcPr>
+          <w:p>
+            <w:r>
+              <w:rPr>
+                <w:sz w:val="18"/>
+              </w:rPr>
+            </w:r>
+          </w:p>
+        </w:tc>
+        <w:tc>
+          <w:tcPr>
+            <w:tcW w:type="dxa" w:w="2016"/>
+          </w:tcPr>
+          <w:p>
+            <w:r>
+              <w:rPr>
+                <w:sz w:val="18"/>
+              </w:rPr>
+            </w:r>
+          </w:p>
+        </w:tc>
+      </w:tr>
+    </w:tbl>
+    <w:p/>
+    <w:tbl>
+      <w:tblPr>
+        <w:tblStyle w:val="TableGrid"/>
+        <w:tblW w:type="auto" w:w="0"/>
+        <w:tblLook w:firstColumn="1" w:firstRow="1" w:lastColumn="0" w:lastRow="0" w:noHBand="0" w:noVBand="1" w:val="04A0"/>
+      </w:tblPr>
+      <w:tblGrid>
+        <w:gridCol w:w="7056"/>
+        <w:gridCol w:w="7056"/>
+      </w:tblGrid>
+      <w:tr>
+        <w:tc>
+          <w:tcPr>
+            <w:tcW w:type="dxa" w:w="7056"/>
+          </w:tcPr>
+          <w:p>
+            <w:r>
+              <w:rPr>
+                <w:b/>
+                <w:sz w:val="18"/>
+              </w:rPr>
+            </w:r>
+            <w:r>
+              <w:rPr>
+                <w:b/>
+                <w:sz w:val="18"/>
+              </w:rPr>
+              <w:t>Extraction accuracy (verified ÷ all fields)</w:t>
+            </w:r>
+          </w:p>
+        </w:tc>
+        <w:tc>
+          <w:tcPr>
+            <w:tcW w:type="dxa" w:w="7056"/>
+          </w:tcPr>
+          <w:p>
+            <w:r>
+              <w:rPr>
+                <w:b/>
+                <w:sz w:val="18"/>
+              </w:rPr>
+            </w:r>
+            <w:r>
+              <w:rPr>
+                <w:b/>
+                <w:sz w:val="18"/>
+              </w:rPr>
+              <w:t>Fields where the two runs disagreed</w:t>
+            </w:r>
+          </w:p>
+        </w:tc>
+      </w:tr>
+    </w:tbl>
+    <w:p/>
+    <w:p>
+      <w:r>
+        <w:rPr>
+          <w:b/>
+        </w:rPr>
+        <w:t>Part 3 — Review table.</w:t>
       </w:r>
       <w:r>
         <w:t xml:space="preserve"> Row 1 = Li et al. 2024. LLM role: respondent · judge · generator · coder. Relation: extends · contradicts · different construct · same method, plus one sentence why.</w:t>
@@ -1273,7 +3833,7 @@
                 <w:b/>
                 <w:sz w:val="18"/>
               </w:rPr>
-              <w:t>LLM role</w:t>
+              <w:t>LLM role + model</w:t>
             </w:r>
           </w:p>
         </w:tc>
@@ -1313,7 +3873,7 @@
                 <w:b/>
                 <w:sz w:val="18"/>
               </w:rPr>
-              <w:t>Headline finding (with the paper's number)</w:t>
+              <w:t>Headline finding (paper's own number)</w:t>
             </w:r>
           </w:p>
         </w:tc>
@@ -1333,7 +3893,7 @@
                 <w:b/>
                 <w:sz w:val="18"/>
               </w:rPr>
-              <w:t>Limitation (stated by the authors)</w:t>
+              <w:t>Where validity fell (stated by the authors)</w:t>
             </w:r>
           </w:p>
         </w:tc>
@@ -1477,6 +4037,80 @@
                 <w:sz w:val="18"/>
               </w:rPr>
               <w:t>— (anchor paper)</w:t>
+            </w:r>
+          </w:p>
+        </w:tc>
+      </w:tr>
+    </w:tbl>
+    <w:p/>
+    <w:p>
+      <w:pPr>
+        <w:sectPr>
+          <w:pgSz w:w="15840" w:h="12240" w:orient="landscape"/>
+          <w:pgMar w:top="1008" w:right="864" w:bottom="1008" w:left="864" w:header="720" w:footer="720" w:gutter="0"/>
+          <w:cols w:space="720"/>
+          <w:docGrid w:linePitch="360"/>
+        </w:sectPr>
+      </w:pPr>
+    </w:p>
+    <w:p>
+      <w:r>
+        <w:rPr>
+          <w:b/>
+        </w:rPr>
+        <w:t>Part 4 — Pooled reading (3–5 sentences).</w:t>
+      </w:r>
+      <w:r>
+        <w:t xml:space="preserve"> Range and median of the validity numbers; two conditions under which validity fell, each tied to a paper; the caveat that designs and metrics differ.</w:t>
+      </w:r>
+    </w:p>
+    <w:tbl>
+      <w:tblPr>
+        <w:tblStyle w:val="TableGrid"/>
+        <w:tblW w:type="auto" w:w="0"/>
+        <w:tblLook w:firstColumn="1" w:firstRow="1" w:lastColumn="0" w:lastRow="0" w:noHBand="0" w:noVBand="1" w:val="04A0"/>
+      </w:tblPr>
+      <w:tblGrid>
+        <w:gridCol w:w="9936"/>
+      </w:tblGrid>
+      <w:tr>
+        <w:tc>
+          <w:tcPr>
+            <w:tcW w:type="dxa" w:w="9936"/>
+          </w:tcPr>
+          <w:p>
+            <w:r>
+              <w:rPr>
+                <w:b/>
+                <w:sz w:val="19"/>
+              </w:rPr>
+            </w:r>
+            <w:r>
+              <w:rPr>
+                <w:b/>
+                <w:sz w:val="19"/>
+              </w:rPr>
+              <w:t>Write here</w:t>
+            </w:r>
+          </w:p>
+        </w:tc>
+      </w:tr>
+      <w:tr>
+        <w:tc>
+          <w:tcPr>
+            <w:tcW w:type="dxa" w:w="9936"/>
+          </w:tcPr>
+          <w:p>
+            <w:r>
+              <w:rPr>
+                <w:sz w:val="19"/>
+              </w:rPr>
+            </w:r>
+            <w:r>
+              <w:rPr>
+                <w:sz w:val="19"/>
+              </w:rPr>
+              <w:t>(replace this text)</w:t>
             </w:r>
           </w:p>
         </w:tc>
@@ -1498,24 +4132,24 @@
         <w:tblLook w:firstColumn="1" w:firstRow="1" w:lastColumn="0" w:lastRow="0" w:noHBand="0" w:noVBand="1" w:val="04A0"/>
       </w:tblPr>
       <w:tblGrid>
-        <w:gridCol w:w="14112"/>
+        <w:gridCol w:w="9936"/>
       </w:tblGrid>
       <w:tr>
         <w:tc>
           <w:tcPr>
-            <w:tcW w:type="dxa" w:w="14112"/>
+            <w:tcW w:type="dxa" w:w="9936"/>
           </w:tcPr>
           <w:p>
             <w:r>
               <w:rPr>
                 <w:b/>
-                <w:sz w:val="18"/>
+                <w:sz w:val="19"/>
               </w:rPr>
             </w:r>
             <w:r>
               <w:rPr>
                 <w:b/>
-                <w:sz w:val="18"/>
+                <w:sz w:val="19"/>
               </w:rPr>
               <w:t>Write here</w:t>
             </w:r>
@@ -1525,17 +4159,17 @@
       <w:tr>
         <w:tc>
           <w:tcPr>
-            <w:tcW w:type="dxa" w:w="14112"/>
+            <w:tcW w:type="dxa" w:w="9936"/>
           </w:tcPr>
           <w:p>
             <w:r>
               <w:rPr>
-                <w:sz w:val="18"/>
-              </w:rPr>
-            </w:r>
-            <w:r>
-              <w:rPr>
-                <w:sz w:val="18"/>
+                <w:sz w:val="19"/>
+              </w:rPr>
+            </w:r>
+            <w:r>
+              <w:rPr>
+                <w:sz w:val="19"/>
               </w:rPr>
               <w:t>(replace this text)</w:t>
             </w:r>
@@ -1549,928 +4183,7 @@
         <w:rPr>
           <w:b/>
         </w:rPr>
-        <w:t>Part 2 — Source audit.</w:t>
-      </w:r>
-      <w:r>
-        <w:t xml:space="preserve"> One claim, six rows. Publisher type: gov / trade assoc. / research firm / vendor / news / blog / AI-summary. Verdicts: Verified · Partially verified · Unverified · Contradicted.</w:t>
-      </w:r>
-    </w:p>
-    <w:tbl>
-      <w:tblPr>
-        <w:tblStyle w:val="TableGrid"/>
-        <w:tblW w:type="auto" w:w="0"/>
-        <w:tblLook w:firstColumn="1" w:firstRow="1" w:lastColumn="0" w:lastRow="0" w:noHBand="0" w:noVBand="1" w:val="04A0"/>
-      </w:tblPr>
-      <w:tblGrid>
-        <w:gridCol w:w="1568"/>
-        <w:gridCol w:w="1568"/>
-        <w:gridCol w:w="1568"/>
-        <w:gridCol w:w="1568"/>
-        <w:gridCol w:w="1568"/>
-        <w:gridCol w:w="1568"/>
-        <w:gridCol w:w="1568"/>
-        <w:gridCol w:w="1568"/>
-        <w:gridCol w:w="1568"/>
-      </w:tblGrid>
-      <w:tr>
-        <w:tc>
-          <w:tcPr>
-            <w:tcW w:type="dxa" w:w="1568"/>
-          </w:tcPr>
-          <w:p>
-            <w:r>
-              <w:rPr>
-                <w:b/>
-                <w:sz w:val="18"/>
-              </w:rPr>
-            </w:r>
-            <w:r>
-              <w:rPr>
-                <w:b/>
-                <w:sz w:val="18"/>
-              </w:rPr>
-              <w:t>#</w:t>
-            </w:r>
-          </w:p>
-        </w:tc>
-        <w:tc>
-          <w:tcPr>
-            <w:tcW w:type="dxa" w:w="1568"/>
-          </w:tcPr>
-          <w:p>
-            <w:r>
-              <w:rPr>
-                <w:b/>
-                <w:sz w:val="18"/>
-              </w:rPr>
-            </w:r>
-            <w:r>
-              <w:rPr>
-                <w:b/>
-                <w:sz w:val="18"/>
-              </w:rPr>
-              <w:t>Claim (as stated)</w:t>
-            </w:r>
-          </w:p>
-        </w:tc>
-        <w:tc>
-          <w:tcPr>
-            <w:tcW w:type="dxa" w:w="1568"/>
-          </w:tcPr>
-          <w:p>
-            <w:r>
-              <w:rPr>
-                <w:b/>
-                <w:sz w:val="18"/>
-              </w:rPr>
-            </w:r>
-            <w:r>
-              <w:rPr>
-                <w:b/>
-                <w:sz w:val="18"/>
-              </w:rPr>
-              <w:t>Source (name + URL)</w:t>
-            </w:r>
-          </w:p>
-        </w:tc>
-        <w:tc>
-          <w:tcPr>
-            <w:tcW w:type="dxa" w:w="1568"/>
-          </w:tcPr>
-          <w:p>
-            <w:r>
-              <w:rPr>
-                <w:b/>
-                <w:sz w:val="18"/>
-              </w:rPr>
-            </w:r>
-            <w:r>
-              <w:rPr>
-                <w:b/>
-                <w:sz w:val="18"/>
-              </w:rPr>
-              <w:t>Publisher type · Date</w:t>
-            </w:r>
-          </w:p>
-        </w:tc>
-        <w:tc>
-          <w:tcPr>
-            <w:tcW w:type="dxa" w:w="1568"/>
-          </w:tcPr>
-          <w:p>
-            <w:r>
-              <w:rPr>
-                <w:b/>
-                <w:sz w:val="18"/>
-              </w:rPr>
-            </w:r>
-            <w:r>
-              <w:rPr>
-                <w:b/>
-                <w:sz w:val="18"/>
-              </w:rPr>
-              <w:t>Who collected it &amp; why (their incentive)</w:t>
-            </w:r>
-          </w:p>
-        </w:tc>
-        <w:tc>
-          <w:tcPr>
-            <w:tcW w:type="dxa" w:w="1568"/>
-          </w:tcPr>
-          <w:p>
-            <w:r>
-              <w:rPr>
-                <w:b/>
-                <w:sz w:val="18"/>
-              </w:rPr>
-            </w:r>
-            <w:r>
-              <w:rPr>
-                <w:b/>
-                <w:sz w:val="18"/>
-              </w:rPr>
-              <w:t>Method behind the number</w:t>
-            </w:r>
-          </w:p>
-        </w:tc>
-        <w:tc>
-          <w:tcPr>
-            <w:tcW w:type="dxa" w:w="1568"/>
-          </w:tcPr>
-          <w:p>
-            <w:r>
-              <w:rPr>
-                <w:b/>
-                <w:sz w:val="18"/>
-              </w:rPr>
-            </w:r>
-            <w:r>
-              <w:rPr>
-                <w:b/>
-                <w:sz w:val="18"/>
-              </w:rPr>
-              <w:t>Corroborating source (or "none found")</w:t>
-            </w:r>
-          </w:p>
-        </w:tc>
-        <w:tc>
-          <w:tcPr>
-            <w:tcW w:type="dxa" w:w="1568"/>
-          </w:tcPr>
-          <w:p>
-            <w:r>
-              <w:rPr>
-                <w:b/>
-                <w:sz w:val="18"/>
-              </w:rPr>
-            </w:r>
-            <w:r>
-              <w:rPr>
-                <w:b/>
-                <w:sz w:val="18"/>
-              </w:rPr>
-              <w:t>Verdict</w:t>
-            </w:r>
-          </w:p>
-        </w:tc>
-        <w:tc>
-          <w:tcPr>
-            <w:tcW w:type="dxa" w:w="1568"/>
-          </w:tcPr>
-          <w:p>
-            <w:r>
-              <w:rPr>
-                <w:b/>
-                <w:sz w:val="18"/>
-              </w:rPr>
-            </w:r>
-            <w:r>
-              <w:rPr>
-                <w:b/>
-                <w:sz w:val="18"/>
-              </w:rPr>
-              <w:t>Action taken</w:t>
-            </w:r>
-          </w:p>
-        </w:tc>
-      </w:tr>
-      <w:tr>
-        <w:tc>
-          <w:tcPr>
-            <w:tcW w:type="dxa" w:w="1568"/>
-          </w:tcPr>
-          <w:p>
-            <w:r>
-              <w:rPr>
-                <w:sz w:val="18"/>
-              </w:rPr>
-            </w:r>
-            <w:r>
-              <w:rPr>
-                <w:sz w:val="18"/>
-              </w:rPr>
-              <w:t>1</w:t>
-            </w:r>
-          </w:p>
-        </w:tc>
-        <w:tc>
-          <w:tcPr>
-            <w:tcW w:type="dxa" w:w="1568"/>
-          </w:tcPr>
-          <w:p>
-            <w:r>
-              <w:rPr>
-                <w:sz w:val="18"/>
-              </w:rPr>
-            </w:r>
-          </w:p>
-        </w:tc>
-        <w:tc>
-          <w:tcPr>
-            <w:tcW w:type="dxa" w:w="1568"/>
-          </w:tcPr>
-          <w:p>
-            <w:r>
-              <w:rPr>
-                <w:sz w:val="18"/>
-              </w:rPr>
-            </w:r>
-          </w:p>
-        </w:tc>
-        <w:tc>
-          <w:tcPr>
-            <w:tcW w:type="dxa" w:w="1568"/>
-          </w:tcPr>
-          <w:p>
-            <w:r>
-              <w:rPr>
-                <w:sz w:val="18"/>
-              </w:rPr>
-            </w:r>
-          </w:p>
-        </w:tc>
-        <w:tc>
-          <w:tcPr>
-            <w:tcW w:type="dxa" w:w="1568"/>
-          </w:tcPr>
-          <w:p>
-            <w:r>
-              <w:rPr>
-                <w:sz w:val="18"/>
-              </w:rPr>
-            </w:r>
-          </w:p>
-        </w:tc>
-        <w:tc>
-          <w:tcPr>
-            <w:tcW w:type="dxa" w:w="1568"/>
-          </w:tcPr>
-          <w:p>
-            <w:r>
-              <w:rPr>
-                <w:sz w:val="18"/>
-              </w:rPr>
-            </w:r>
-          </w:p>
-        </w:tc>
-        <w:tc>
-          <w:tcPr>
-            <w:tcW w:type="dxa" w:w="1568"/>
-          </w:tcPr>
-          <w:p>
-            <w:r>
-              <w:rPr>
-                <w:sz w:val="18"/>
-              </w:rPr>
-            </w:r>
-          </w:p>
-        </w:tc>
-        <w:tc>
-          <w:tcPr>
-            <w:tcW w:type="dxa" w:w="1568"/>
-          </w:tcPr>
-          <w:p>
-            <w:r>
-              <w:rPr>
-                <w:sz w:val="18"/>
-              </w:rPr>
-            </w:r>
-          </w:p>
-        </w:tc>
-        <w:tc>
-          <w:tcPr>
-            <w:tcW w:type="dxa" w:w="1568"/>
-          </w:tcPr>
-          <w:p>
-            <w:r>
-              <w:rPr>
-                <w:sz w:val="18"/>
-              </w:rPr>
-            </w:r>
-          </w:p>
-        </w:tc>
-      </w:tr>
-      <w:tr>
-        <w:tc>
-          <w:tcPr>
-            <w:tcW w:type="dxa" w:w="1568"/>
-          </w:tcPr>
-          <w:p>
-            <w:r>
-              <w:rPr>
-                <w:sz w:val="18"/>
-              </w:rPr>
-            </w:r>
-            <w:r>
-              <w:rPr>
-                <w:sz w:val="18"/>
-              </w:rPr>
-              <w:t>2</w:t>
-            </w:r>
-          </w:p>
-        </w:tc>
-        <w:tc>
-          <w:tcPr>
-            <w:tcW w:type="dxa" w:w="1568"/>
-          </w:tcPr>
-          <w:p>
-            <w:r>
-              <w:rPr>
-                <w:sz w:val="18"/>
-              </w:rPr>
-            </w:r>
-          </w:p>
-        </w:tc>
-        <w:tc>
-          <w:tcPr>
-            <w:tcW w:type="dxa" w:w="1568"/>
-          </w:tcPr>
-          <w:p>
-            <w:r>
-              <w:rPr>
-                <w:sz w:val="18"/>
-              </w:rPr>
-            </w:r>
-          </w:p>
-        </w:tc>
-        <w:tc>
-          <w:tcPr>
-            <w:tcW w:type="dxa" w:w="1568"/>
-          </w:tcPr>
-          <w:p>
-            <w:r>
-              <w:rPr>
-                <w:sz w:val="18"/>
-              </w:rPr>
-            </w:r>
-          </w:p>
-        </w:tc>
-        <w:tc>
-          <w:tcPr>
-            <w:tcW w:type="dxa" w:w="1568"/>
-          </w:tcPr>
-          <w:p>
-            <w:r>
-              <w:rPr>
-                <w:sz w:val="18"/>
-              </w:rPr>
-            </w:r>
-          </w:p>
-        </w:tc>
-        <w:tc>
-          <w:tcPr>
-            <w:tcW w:type="dxa" w:w="1568"/>
-          </w:tcPr>
-          <w:p>
-            <w:r>
-              <w:rPr>
-                <w:sz w:val="18"/>
-              </w:rPr>
-            </w:r>
-          </w:p>
-        </w:tc>
-        <w:tc>
-          <w:tcPr>
-            <w:tcW w:type="dxa" w:w="1568"/>
-          </w:tcPr>
-          <w:p>
-            <w:r>
-              <w:rPr>
-                <w:sz w:val="18"/>
-              </w:rPr>
-            </w:r>
-          </w:p>
-        </w:tc>
-        <w:tc>
-          <w:tcPr>
-            <w:tcW w:type="dxa" w:w="1568"/>
-          </w:tcPr>
-          <w:p>
-            <w:r>
-              <w:rPr>
-                <w:sz w:val="18"/>
-              </w:rPr>
-            </w:r>
-          </w:p>
-        </w:tc>
-        <w:tc>
-          <w:tcPr>
-            <w:tcW w:type="dxa" w:w="1568"/>
-          </w:tcPr>
-          <w:p>
-            <w:r>
-              <w:rPr>
-                <w:sz w:val="18"/>
-              </w:rPr>
-            </w:r>
-          </w:p>
-        </w:tc>
-      </w:tr>
-      <w:tr>
-        <w:tc>
-          <w:tcPr>
-            <w:tcW w:type="dxa" w:w="1568"/>
-          </w:tcPr>
-          <w:p>
-            <w:r>
-              <w:rPr>
-                <w:sz w:val="18"/>
-              </w:rPr>
-            </w:r>
-            <w:r>
-              <w:rPr>
-                <w:sz w:val="18"/>
-              </w:rPr>
-              <w:t>3</w:t>
-            </w:r>
-          </w:p>
-        </w:tc>
-        <w:tc>
-          <w:tcPr>
-            <w:tcW w:type="dxa" w:w="1568"/>
-          </w:tcPr>
-          <w:p>
-            <w:r>
-              <w:rPr>
-                <w:sz w:val="18"/>
-              </w:rPr>
-            </w:r>
-          </w:p>
-        </w:tc>
-        <w:tc>
-          <w:tcPr>
-            <w:tcW w:type="dxa" w:w="1568"/>
-          </w:tcPr>
-          <w:p>
-            <w:r>
-              <w:rPr>
-                <w:sz w:val="18"/>
-              </w:rPr>
-            </w:r>
-          </w:p>
-        </w:tc>
-        <w:tc>
-          <w:tcPr>
-            <w:tcW w:type="dxa" w:w="1568"/>
-          </w:tcPr>
-          <w:p>
-            <w:r>
-              <w:rPr>
-                <w:sz w:val="18"/>
-              </w:rPr>
-            </w:r>
-          </w:p>
-        </w:tc>
-        <w:tc>
-          <w:tcPr>
-            <w:tcW w:type="dxa" w:w="1568"/>
-          </w:tcPr>
-          <w:p>
-            <w:r>
-              <w:rPr>
-                <w:sz w:val="18"/>
-              </w:rPr>
-            </w:r>
-          </w:p>
-        </w:tc>
-        <w:tc>
-          <w:tcPr>
-            <w:tcW w:type="dxa" w:w="1568"/>
-          </w:tcPr>
-          <w:p>
-            <w:r>
-              <w:rPr>
-                <w:sz w:val="18"/>
-              </w:rPr>
-            </w:r>
-          </w:p>
-        </w:tc>
-        <w:tc>
-          <w:tcPr>
-            <w:tcW w:type="dxa" w:w="1568"/>
-          </w:tcPr>
-          <w:p>
-            <w:r>
-              <w:rPr>
-                <w:sz w:val="18"/>
-              </w:rPr>
-            </w:r>
-          </w:p>
-        </w:tc>
-        <w:tc>
-          <w:tcPr>
-            <w:tcW w:type="dxa" w:w="1568"/>
-          </w:tcPr>
-          <w:p>
-            <w:r>
-              <w:rPr>
-                <w:sz w:val="18"/>
-              </w:rPr>
-            </w:r>
-          </w:p>
-        </w:tc>
-        <w:tc>
-          <w:tcPr>
-            <w:tcW w:type="dxa" w:w="1568"/>
-          </w:tcPr>
-          <w:p>
-            <w:r>
-              <w:rPr>
-                <w:sz w:val="18"/>
-              </w:rPr>
-            </w:r>
-          </w:p>
-        </w:tc>
-      </w:tr>
-      <w:tr>
-        <w:tc>
-          <w:tcPr>
-            <w:tcW w:type="dxa" w:w="1568"/>
-          </w:tcPr>
-          <w:p>
-            <w:r>
-              <w:rPr>
-                <w:sz w:val="18"/>
-              </w:rPr>
-            </w:r>
-            <w:r>
-              <w:rPr>
-                <w:sz w:val="18"/>
-              </w:rPr>
-              <w:t>4</w:t>
-            </w:r>
-          </w:p>
-        </w:tc>
-        <w:tc>
-          <w:tcPr>
-            <w:tcW w:type="dxa" w:w="1568"/>
-          </w:tcPr>
-          <w:p>
-            <w:r>
-              <w:rPr>
-                <w:sz w:val="18"/>
-              </w:rPr>
-            </w:r>
-          </w:p>
-        </w:tc>
-        <w:tc>
-          <w:tcPr>
-            <w:tcW w:type="dxa" w:w="1568"/>
-          </w:tcPr>
-          <w:p>
-            <w:r>
-              <w:rPr>
-                <w:sz w:val="18"/>
-              </w:rPr>
-            </w:r>
-          </w:p>
-        </w:tc>
-        <w:tc>
-          <w:tcPr>
-            <w:tcW w:type="dxa" w:w="1568"/>
-          </w:tcPr>
-          <w:p>
-            <w:r>
-              <w:rPr>
-                <w:sz w:val="18"/>
-              </w:rPr>
-            </w:r>
-          </w:p>
-        </w:tc>
-        <w:tc>
-          <w:tcPr>
-            <w:tcW w:type="dxa" w:w="1568"/>
-          </w:tcPr>
-          <w:p>
-            <w:r>
-              <w:rPr>
-                <w:sz w:val="18"/>
-              </w:rPr>
-            </w:r>
-          </w:p>
-        </w:tc>
-        <w:tc>
-          <w:tcPr>
-            <w:tcW w:type="dxa" w:w="1568"/>
-          </w:tcPr>
-          <w:p>
-            <w:r>
-              <w:rPr>
-                <w:sz w:val="18"/>
-              </w:rPr>
-            </w:r>
-          </w:p>
-        </w:tc>
-        <w:tc>
-          <w:tcPr>
-            <w:tcW w:type="dxa" w:w="1568"/>
-          </w:tcPr>
-          <w:p>
-            <w:r>
-              <w:rPr>
-                <w:sz w:val="18"/>
-              </w:rPr>
-            </w:r>
-          </w:p>
-        </w:tc>
-        <w:tc>
-          <w:tcPr>
-            <w:tcW w:type="dxa" w:w="1568"/>
-          </w:tcPr>
-          <w:p>
-            <w:r>
-              <w:rPr>
-                <w:sz w:val="18"/>
-              </w:rPr>
-            </w:r>
-          </w:p>
-        </w:tc>
-        <w:tc>
-          <w:tcPr>
-            <w:tcW w:type="dxa" w:w="1568"/>
-          </w:tcPr>
-          <w:p>
-            <w:r>
-              <w:rPr>
-                <w:sz w:val="18"/>
-              </w:rPr>
-            </w:r>
-          </w:p>
-        </w:tc>
-      </w:tr>
-      <w:tr>
-        <w:tc>
-          <w:tcPr>
-            <w:tcW w:type="dxa" w:w="1568"/>
-          </w:tcPr>
-          <w:p>
-            <w:r>
-              <w:rPr>
-                <w:sz w:val="18"/>
-              </w:rPr>
-            </w:r>
-            <w:r>
-              <w:rPr>
-                <w:sz w:val="18"/>
-              </w:rPr>
-              <w:t>5</w:t>
-            </w:r>
-          </w:p>
-        </w:tc>
-        <w:tc>
-          <w:tcPr>
-            <w:tcW w:type="dxa" w:w="1568"/>
-          </w:tcPr>
-          <w:p>
-            <w:r>
-              <w:rPr>
-                <w:sz w:val="18"/>
-              </w:rPr>
-            </w:r>
-          </w:p>
-        </w:tc>
-        <w:tc>
-          <w:tcPr>
-            <w:tcW w:type="dxa" w:w="1568"/>
-          </w:tcPr>
-          <w:p>
-            <w:r>
-              <w:rPr>
-                <w:sz w:val="18"/>
-              </w:rPr>
-            </w:r>
-          </w:p>
-        </w:tc>
-        <w:tc>
-          <w:tcPr>
-            <w:tcW w:type="dxa" w:w="1568"/>
-          </w:tcPr>
-          <w:p>
-            <w:r>
-              <w:rPr>
-                <w:sz w:val="18"/>
-              </w:rPr>
-            </w:r>
-          </w:p>
-        </w:tc>
-        <w:tc>
-          <w:tcPr>
-            <w:tcW w:type="dxa" w:w="1568"/>
-          </w:tcPr>
-          <w:p>
-            <w:r>
-              <w:rPr>
-                <w:sz w:val="18"/>
-              </w:rPr>
-            </w:r>
-          </w:p>
-        </w:tc>
-        <w:tc>
-          <w:tcPr>
-            <w:tcW w:type="dxa" w:w="1568"/>
-          </w:tcPr>
-          <w:p>
-            <w:r>
-              <w:rPr>
-                <w:sz w:val="18"/>
-              </w:rPr>
-            </w:r>
-          </w:p>
-        </w:tc>
-        <w:tc>
-          <w:tcPr>
-            <w:tcW w:type="dxa" w:w="1568"/>
-          </w:tcPr>
-          <w:p>
-            <w:r>
-              <w:rPr>
-                <w:sz w:val="18"/>
-              </w:rPr>
-            </w:r>
-          </w:p>
-        </w:tc>
-        <w:tc>
-          <w:tcPr>
-            <w:tcW w:type="dxa" w:w="1568"/>
-          </w:tcPr>
-          <w:p>
-            <w:r>
-              <w:rPr>
-                <w:sz w:val="18"/>
-              </w:rPr>
-            </w:r>
-          </w:p>
-        </w:tc>
-        <w:tc>
-          <w:tcPr>
-            <w:tcW w:type="dxa" w:w="1568"/>
-          </w:tcPr>
-          <w:p>
-            <w:r>
-              <w:rPr>
-                <w:sz w:val="18"/>
-              </w:rPr>
-            </w:r>
-          </w:p>
-        </w:tc>
-      </w:tr>
-      <w:tr>
-        <w:tc>
-          <w:tcPr>
-            <w:tcW w:type="dxa" w:w="1568"/>
-          </w:tcPr>
-          <w:p>
-            <w:r>
-              <w:rPr>
-                <w:sz w:val="18"/>
-              </w:rPr>
-            </w:r>
-            <w:r>
-              <w:rPr>
-                <w:sz w:val="18"/>
-              </w:rPr>
-              <w:t>6</w:t>
-            </w:r>
-          </w:p>
-        </w:tc>
-        <w:tc>
-          <w:tcPr>
-            <w:tcW w:type="dxa" w:w="1568"/>
-          </w:tcPr>
-          <w:p>
-            <w:r>
-              <w:rPr>
-                <w:sz w:val="18"/>
-              </w:rPr>
-            </w:r>
-          </w:p>
-        </w:tc>
-        <w:tc>
-          <w:tcPr>
-            <w:tcW w:type="dxa" w:w="1568"/>
-          </w:tcPr>
-          <w:p>
-            <w:r>
-              <w:rPr>
-                <w:sz w:val="18"/>
-              </w:rPr>
-            </w:r>
-          </w:p>
-        </w:tc>
-        <w:tc>
-          <w:tcPr>
-            <w:tcW w:type="dxa" w:w="1568"/>
-          </w:tcPr>
-          <w:p>
-            <w:r>
-              <w:rPr>
-                <w:sz w:val="18"/>
-              </w:rPr>
-            </w:r>
-          </w:p>
-        </w:tc>
-        <w:tc>
-          <w:tcPr>
-            <w:tcW w:type="dxa" w:w="1568"/>
-          </w:tcPr>
-          <w:p>
-            <w:r>
-              <w:rPr>
-                <w:sz w:val="18"/>
-              </w:rPr>
-            </w:r>
-          </w:p>
-        </w:tc>
-        <w:tc>
-          <w:tcPr>
-            <w:tcW w:type="dxa" w:w="1568"/>
-          </w:tcPr>
-          <w:p>
-            <w:r>
-              <w:rPr>
-                <w:sz w:val="18"/>
-              </w:rPr>
-            </w:r>
-          </w:p>
-        </w:tc>
-        <w:tc>
-          <w:tcPr>
-            <w:tcW w:type="dxa" w:w="1568"/>
-          </w:tcPr>
-          <w:p>
-            <w:r>
-              <w:rPr>
-                <w:sz w:val="18"/>
-              </w:rPr>
-            </w:r>
-          </w:p>
-        </w:tc>
-        <w:tc>
-          <w:tcPr>
-            <w:tcW w:type="dxa" w:w="1568"/>
-          </w:tcPr>
-          <w:p>
-            <w:r>
-              <w:rPr>
-                <w:sz w:val="18"/>
-              </w:rPr>
-            </w:r>
-          </w:p>
-        </w:tc>
-        <w:tc>
-          <w:tcPr>
-            <w:tcW w:type="dxa" w:w="1568"/>
-          </w:tcPr>
-          <w:p>
-            <w:r>
-              <w:rPr>
-                <w:sz w:val="18"/>
-              </w:rPr>
-            </w:r>
-          </w:p>
-        </w:tc>
-      </w:tr>
-    </w:tbl>
-    <w:p/>
-    <w:p>
-      <w:pPr>
-        <w:sectPr>
-          <w:pgSz w:w="15840" w:h="12240" w:orient="landscape"/>
-          <w:pgMar w:top="1008" w:right="864" w:bottom="1008" w:left="864" w:header="720" w:footer="720" w:gutter="0"/>
-          <w:cols w:space="720"/>
-          <w:docGrid w:linePitch="360"/>
-        </w:sectPr>
-      </w:pPr>
-    </w:p>
-    <w:p>
-      <w:r>
-        <w:rPr>
-          <w:b/>
-        </w:rPr>
-        <w:t>Closing sentence.</w:t>
-      </w:r>
-      <w:r>
-        <w:t xml:space="preserve"> What Jade Lane can trust about this claim today, and what needs a person on the ground in the target US metro.</w:t>
+        <w:t>Part 5 — Team pooling.</w:t>
       </w:r>
     </w:p>
     <w:tbl>
@@ -2499,27 +4212,7 @@
                 <w:b/>
                 <w:sz w:val="19"/>
               </w:rPr>
-              <w:t>Write here</w:t>
-            </w:r>
-          </w:p>
-        </w:tc>
-      </w:tr>
-      <w:tr>
-        <w:tc>
-          <w:tcPr>
-            <w:tcW w:type="dxa" w:w="9936"/>
-          </w:tcPr>
-          <w:p>
-            <w:r>
-              <w:rPr>
-                <w:sz w:val="19"/>
-              </w:rPr>
-            </w:r>
-            <w:r>
-              <w:rPr>
-                <w:sz w:val="19"/>
-              </w:rPr>
-              <w:t>(replace this text)</w:t>
+              <w:t>Team review-Sheet link (same eight columns; one row per paper across the team)</w:t>
             </w:r>
           </w:p>
         </w:tc>
@@ -2531,7 +4224,7 @@
         <w:pStyle w:val="Heading2"/>
       </w:pPr>
       <w:r>
-        <w:t>Appendix B — Worked fragment</w:t>
+        <w:t>Appendix B — Scoped search prompts (adapt, then log verbatim)</w:t>
       </w:r>
     </w:p>
     <w:p>
@@ -2539,19 +4232,16 @@
         <w:rPr>
           <w:b/>
         </w:rPr>
-        <w:t>An audit row to the standard.</w:t>
+        <w:t>Prompt 1 — category scan.</w:t>
       </w:r>
       <w:r>
-        <w:t xml:space="preserve"> Claim: "Dutch Bros has more US stores than Peet's Coffee." Source: a news roundup citing the company's quarterly report. Publisher type: news → vendor (company filing), dated. Who and why: the company reports its own count and has an incentive to headline growth. Method: company-reported store count; the roundup does not say whether the figure includes franchised (partnership) stores or only company-operated ones, and the two brands define "store" differently. Corroboration: the other brand's investor release for the same quarter, which uses a different cutoff date. Verdict: </w:t>
+        <w:t xml:space="preserve"> </w:t>
       </w:r>
       <w:r>
         <w:rPr>
-          <w:b/>
+          <w:i/>
         </w:rPr>
-        <w:t>Partially verified</w:t>
-      </w:r>
-      <w:r>
-        <w:t>. Action: memo reports the comparison as a range with both definitions and the two dates, and never as a single headline gap.</w:t>
+        <w:t>You are a research assistant preparing a systematic review for a marketing PhD seminar. Topic: large language models as synthetic survey respondents (silicon samples, simulated consumers, LLM-as-respondent) in marketing, consumer research, and social science, 2022–2026. For each paper: full citation with DOI or working-paper URL, the research question, the sample, the LLM's role, how validity was checked against human data, the headline finding, one stated limitation. Rules: only papers you can cite with a checkable DOI or URL; if unsure a paper exists, say so; flag preprints; do not summarize blog posts as papers. Return a table, at most ten rows.</w:t>
       </w:r>
     </w:p>
     <w:p>
@@ -2559,10 +4249,104 @@
         <w:rPr>
           <w:b/>
         </w:rPr>
-        <w:t>A lit-review cell that counts as empty.</w:t>
+        <w:t>Prompt 2 — citing papers.</w:t>
       </w:r>
       <w:r>
-        <w:t xml:space="preserve"> "Validity check: the authors compared AI and human results and found them similar." No criterion, no method, no number. Rewrite from the results table: what was compared, against which human data, and what agreement figure they report.</w:t>
+        <w:t xml:space="preserve"> </w:t>
+      </w:r>
+      <w:r>
+        <w:rPr>
+          <w:i/>
+        </w:rPr>
+        <w:t>The same table for papers that cite Li, Castelo, Katona &amp; Sarvary (2024), "Determining the validity of large language models for automated perceptual analysis," Marketing Science 43(2). Rules as above.</w:t>
+      </w:r>
+    </w:p>
+    <w:p>
+      <w:pPr>
+        <w:pStyle w:val="Heading2"/>
+      </w:pPr>
+      <w:r>
+        <w:t>Appendix C — The extraction prompt (fixed; run it twice per paper)</w:t>
+      </w:r>
+    </w:p>
+    <w:p>
+      <w:pPr>
+        <w:ind w:left="432"/>
+      </w:pPr>
+      <w:r>
+        <w:rPr>
+          <w:i/>
+          <w:sz w:val="19"/>
+        </w:rPr>
+        <w:t>You are extracting data for a systematic review. Read the attached paper only; do not use outside knowledge. Return a table with exactly these eight fields: F1 full citation with DOI; F2 the one research question; F3 sample or data and n; F4 the LLM's role (respondent, judge, generator, coder) and the model(s) named; F5 the validity check: which human criterion, compared how; F6 the headline finding with the paper's own number; F7 one limitation the authors state; F8 the conditions under which the LLM's answers were less valid, if the paper reports any. For every field give a verbatim quote of at most 25 words and the page it appears on. If a field is not in the paper, write "not in paper" instead of inferring. Do not summarize beyond the eight fields.</w:t>
+      </w:r>
+    </w:p>
+    <w:p>
+      <w:pPr>
+        <w:pStyle w:val="Heading2"/>
+      </w:pPr>
+      <w:r>
+        <w:t>Appendix D — The standard you are copying, and a worked fragment</w:t>
+      </w:r>
+    </w:p>
+    <w:p>
+      <w:r>
+        <w:rPr>
+          <w:b/>
+        </w:rPr>
+        <w:t>The model.</w:t>
+      </w:r>
+      <w:r>
+        <w:t xml:space="preserve"> Eisend, Pol, Niewiadomska, Riley &amp; Wedgeworth (2024), "How Much Have We Learned about Consumer Research? A Meta-Meta-Analysis," </w:t>
+      </w:r>
+      <w:r>
+        <w:rPr>
+          <w:i/>
+        </w:rPr>
+        <w:t>Journal of Consumer Research</w:t>
+      </w:r>
+      <w:r>
+        <w:t xml:space="preserve"> 51(1), 180–190, synthesized 222 meta-analyses (2,481 effect sizes). Data for the post-2012 meta-analyses were coded by five coders using an AI-enabled extraction tool that reads on top of the PDF and links each coded value back to its location in the text; a rule-based classifier assigned dependent variables to categories at a 90.6% agreement rate with a human coder, and two trained coders reached Cohen's κ = 0.81 on topic coding, with differences resolved by discussion. That is the pattern: the machine extracts and locates, the human verifies, and the agreement is reported as a number.</w:t>
+      </w:r>
+    </w:p>
+    <w:p>
+      <w:r>
+        <w:rPr>
+          <w:b/>
+        </w:rPr>
+        <w:t>A verification row to the standard.</w:t>
+      </w:r>
+      <w:r>
+        <w:t xml:space="preserve"> Field F3 for one paper (illustrative, not a real value): Run 1 says "n = 1,200 respondents (p. 6)"; Run 2 says "1,200 U.S. adults (p. 6)." The runs agree. On p. 6 the paper reports the panel size and then, in its Table 1, the </w:t>
+      </w:r>
+      <w:r>
+        <w:rPr>
+          <w:i/>
+        </w:rPr>
+        <w:t>analyzed</w:t>
+      </w:r>
+      <w:r>
+        <w:t xml:space="preserve"> n after exclusions, which is what the validity check used. Status: </w:t>
+      </w:r>
+      <w:r>
+        <w:rPr>
+          <w:b/>
+        </w:rPr>
+        <w:t>Corrected</w:t>
+      </w:r>
+      <w:r>
+        <w:t>; verified value = the Table 1 n with the page. Agreement between runs did not make the number right.</w:t>
+      </w:r>
+    </w:p>
+    <w:p>
+      <w:r>
+        <w:rPr>
+          <w:b/>
+        </w:rPr>
+        <w:t>A review cell that counts as empty.</w:t>
+      </w:r>
+      <w:r>
+        <w:t xml:space="preserve"> "Validity check: the authors compared AI and human results and found them similar." No criterion, no method, no number. Rewrite from the results table: what was compared, against which human data, and what agreement figure the paper reports.</w:t>
       </w:r>
     </w:p>
     <w:sectPr>

--- a/ibm6450/files/Lab5.docx
+++ b/ibm6450/files/Lab5.docx
@@ -95,7 +95,7 @@
               <w:rPr>
                 <w:sz w:val="19"/>
               </w:rPr>
-              <w:t>Sunday Sep 27, 11:59 PM</w:t>
+              <w:t>Sunday Oct 4, 11:59 PM</w:t>
             </w:r>
           </w:p>
         </w:tc>
@@ -199,7 +199,7 @@
         <w:t>Where this fits:</w:t>
       </w:r>
       <w:r>
-        <w:t xml:space="preserve"> Lecture — Sep 18 </w:t>
+        <w:t xml:space="preserve"> Lecture — Sep 25 </w:t>
       </w:r>
       <w:r>
         <w:rPr>
@@ -208,7 +208,7 @@
         <w:t>AI-assisted literature and secondary research</w:t>
       </w:r>
       <w:r>
-        <w:t xml:space="preserve"> → Project beat — feeds the mini Teach beat (Oct 2) and the STAMP related-work section → Stack layer — </w:t>
+        <w:t xml:space="preserve"> → Project beat — the seed of your STAMP extension proposal and related-work section → Stack layer — </w:t>
       </w:r>
       <w:r>
         <w:rPr>
@@ -239,7 +239,7 @@
         <w:t>verifying every extracted cell against the PDF</w:t>
       </w:r>
       <w:r>
-        <w:t>, the way Eisend et al. (2024) ran an AI-enabled extractor with human coders and reported the agreement. Your topic is LLMs as synthetic survey respondents, the literature around Li et al. (2024): it is the mini project's method and the neighbor of your STAMP extension. Each member owns three papers; the team pools its rows. Plan about 2½ hours.</w:t>
+        <w:t>, the way Eisend et al. (2024) ran an AI-enabled extractor with human coders and reported the agreement. Your topic is LLMs as synthetic survey respondents, the literature around Li et al. (2024): it is the mini project's method, and the review you build is where extension ideas come from, the same move you will make in November to propose your STAMP extension. Each member owns three papers; the team pools its rows. Plan about 2½ hours.</w:t>
       </w:r>
     </w:p>
     <w:p>
@@ -381,7 +381,16 @@
         <w:t>Catch note, then pool.</w:t>
       </w:r>
       <w:r>
-        <w:t xml:space="preserve"> Three to five sentences on one thing the extractor got wrong (a number not in the paper, a claim assigned to the wrong paper, a citation that did not resolve); if nothing broke, say what you checked. Paste your rows into your team's shared review Sheet (same eight columns) and put its link in Part 5. Export to PDF; upload with the </w:t>
+        <w:t xml:space="preserve"> Three to five sentences on one thing the extractor got wrong (a number not in the paper, a claim assigned to the wrong paper, a citation that did not resolve); if nothing broke, say what you checked. Paste your rows into your team's shared review Sheet (same eight columns), add one line per member under it: </w:t>
+      </w:r>
+      <w:r>
+        <w:rPr>
+          <w:i/>
+        </w:rPr>
+        <w:t>the extension this literature suggests</w:t>
+      </w:r>
+      <w:r>
+        <w:t xml:space="preserve">, and put the Sheet link in Part 5. Export to PDF; upload with the </w:t>
       </w:r>
       <w:r>
         <w:rPr>
@@ -491,7 +500,7 @@
         <w:t xml:space="preserve">☐  </w:t>
       </w:r>
       <w:r>
-        <w:t>Team review-Sheet link, and the AI disclosure with verbatim prompts and tested transcript links</w:t>
+        <w:t>Team review-Sheet link (with your one-line extension idea), and the AI disclosure with verbatim prompts and tested transcript links</w:t>
       </w:r>
     </w:p>
     <w:p>
@@ -4212,7 +4221,7 @@
                 <w:b/>
                 <w:sz w:val="19"/>
               </w:rPr>
-              <w:t>Team review-Sheet link (same eight columns; one row per paper across the team)</w:t>
+              <w:t>Team review-Sheet link (same eight columns; one row per paper across the team) · your one-line extension idea</w:t>
             </w:r>
           </w:p>
         </w:tc>

--- a/ibm6450/files/Lab5.docx
+++ b/ibm6450/files/Lab5.docx
@@ -7,7 +7,7 @@
         <w:pStyle w:val="Heading1"/>
       </w:pPr>
       <w:r>
-        <w:t>Lab 5 — AI-assisted systematic review + LLM-powered evidence extraction</w:t>
+        <w:t>Lab 5 — Secondary-data check of your own perceptual map</w:t>
       </w:r>
     </w:p>
     <w:tbl>
@@ -95,7 +95,7 @@
               <w:rPr>
                 <w:sz w:val="19"/>
               </w:rPr>
-              <w:t>Sunday Oct 4, 11:59 PM</w:t>
+              <w:t>Wednesday Sep 30, 11:59 PM (with the D5 own-study package)</w:t>
             </w:r>
           </w:p>
         </w:tc>
@@ -133,7 +133,7 @@
               <w:rPr>
                 <w:sz w:val="19"/>
               </w:rPr>
-              <w:t>Individual, coordinated in your team (no two members extract the same paper, except the anchor)</w:t>
+              <w:t>Team</w:t>
             </w:r>
           </w:p>
         </w:tc>
@@ -171,20 +171,7 @@
               <w:rPr>
                 <w:sz w:val="19"/>
               </w:rPr>
-              <w:t xml:space="preserve">Canvas — PDF of this doc's template, filled + your Zotero </w:t>
-            </w:r>
-            <w:r>
-              <w:rPr>
-                <w:rFonts w:ascii="Courier New" w:hAnsi="Courier New"/>
-                <w:sz w:val="19"/>
-              </w:rPr>
-              <w:t>.bib</w:t>
-            </w:r>
-            <w:r>
-              <w:rPr>
-                <w:sz w:val="19"/>
-              </w:rPr>
-              <w:t xml:space="preserve"> export (two files)</w:t>
+              <w:t>Canvas — one PDF of this doc's template, filled (the captain uploads); the sources go in the team evidence folder</w:t>
             </w:r>
           </w:p>
         </w:tc>
@@ -199,7 +186,16 @@
         <w:t>Where this fits:</w:t>
       </w:r>
       <w:r>
-        <w:t xml:space="preserve"> Lecture — Sep 25 </w:t>
+        <w:t xml:space="preserve"> Lecture — Sep 18 </w:t>
+      </w:r>
+      <w:r>
+        <w:rPr>
+          <w:i/>
+        </w:rPr>
+        <w:t>custom AI assistants</w:t>
+      </w:r>
+      <w:r>
+        <w:t xml:space="preserve"> (lab out) → Sep 25 </w:t>
       </w:r>
       <w:r>
         <w:rPr>
@@ -208,7 +204,7 @@
         <w:t>AI-assisted literature and secondary research</w:t>
       </w:r>
       <w:r>
-        <w:t xml:space="preserve"> → Project beat — the seed of your STAMP extension proposal and related-work section → Stack layer — </w:t>
+        <w:t xml:space="preserve"> (the method) → Project beat — a third witness for the Oct 2 Show beat → Stack layer — </w:t>
       </w:r>
       <w:r>
         <w:rPr>
@@ -230,16 +226,7 @@
     </w:p>
     <w:p>
       <w:r>
-        <w:t xml:space="preserve">Two skills every literature review now needs: finding and screening papers with AI while keeping a checkable trail, and letting an LLM extract the evidence from each paper and then </w:t>
-      </w:r>
-      <w:r>
-        <w:rPr>
-          <w:b/>
-        </w:rPr>
-        <w:t>verifying every extracted cell against the PDF</w:t>
-      </w:r>
-      <w:r>
-        <w:t>, the way Eisend et al. (2024) ran an AI-enabled extractor with human coders and reported the agreement. Your topic is LLMs as synthetic survey respondents, the literature around Li et al. (2024): it is the mini project's method, and the review you build is where extension ideas come from, the same move you will make in November to propose your STAMP extension. Each member owns three papers; the team pools its rows. Plan about 2½ hours.</w:t>
+        <w:t>Your map has two witnesses so far: the AI panel and your survey. Both are individual-level ratings. This lab adds the aggregate-level witness: what the industry record says about your six brands (price tiers, share or store counts, the brands' own positioning claims), found with AI deep research and one licensed library report, then audited row by row before any of it touches a slide. The product is one comparison table: where the industry data agrees with the AI map, where it agrees with the survey map, and where neither is supported. Plan about two hours as a team.</w:t>
       </w:r>
     </w:p>
     <w:p>
@@ -258,10 +245,10 @@
         <w:rPr>
           <w:b/>
         </w:rPr>
-        <w:t>Search log first, papers second.</w:t>
+        <w:t>Write the check questions first, by hand.</w:t>
       </w:r>
       <w:r>
-        <w:t xml:space="preserve"> Run two scoped deep-research prompts (Appendix B) and one database search (Google Scholar or a library database). Log every query verbatim with tool, date, and hits, and screen at least ten candidate records with an include/exclude reason each. Coordinate in your team so each member claims three distinct papers; Li et al. (2024) is the shared anchor that everyone extracts.</w:t>
+        <w:t xml:space="preserve"> Three facts about your category that would confirm or break your map if true: for example, the price ordering of the six brands, which brand leads the category, which brands are national versus regional. Photograph the sheet; it is your human-first artifact.</w:t>
       </w:r>
     </w:p>
     <w:p>
@@ -272,25 +259,76 @@
         <w:rPr>
           <w:b/>
         </w:rPr>
-        <w:t>Zotero.</w:t>
+        <w:t>AI deep research.</w:t>
       </w:r>
       <w:r>
-        <w:t xml:space="preserve"> Save each included paper from its publisher, journal, or preprint page with the connector, never by hand, into the collection </w:t>
+        <w:t xml:space="preserve"> Two scoped prompts (Appendix B), swapped to your category and brands; save the transcript links. Every output is an unverified draft with per-claim citations.</w:t>
+      </w:r>
+    </w:p>
+    <w:p>
+      <w:pPr>
+        <w:pStyle w:val="ListNumber"/>
+      </w:pPr>
+      <w:r>
+        <w:rPr>
+          <w:b/>
+        </w:rPr>
+        <w:t>Library pass.</w:t>
+      </w:r>
+      <w:r>
+        <w:t xml:space="preserve"> One licensed report from the CPP Library databases (Mintel, IBISWorld, Statista, Passport, or a trade association). Record three findings the AI pass did not have and one place the two disagree. If the portal has nothing on your category, say so in one line and use the closest report.</w:t>
+      </w:r>
+    </w:p>
+    <w:p>
+      <w:pPr>
+        <w:pStyle w:val="ListNumber"/>
+      </w:pPr>
+      <w:r>
+        <w:rPr>
+          <w:b/>
+        </w:rPr>
+        <w:t>Audit six rows</w:t>
+      </w:r>
+      <w:r>
+        <w:t xml:space="preserve"> (Appendix A, Part 2): the claim as used, its source, publisher type and date, who collected it and why, the method behind the number, the corroborating source, the verdict (</w:t>
       </w:r>
       <w:r>
         <w:rPr>
-          <w:rFonts w:ascii="Courier New" w:hAnsi="Courier New"/>
+          <w:b/>
         </w:rPr>
-        <w:t>AI in Marketing – synthetic respondents</w:t>
+        <w:t>Verified · Partially verified · Unverified · Contradicted</w:t>
       </w:r>
       <w:r>
-        <w:t xml:space="preserve">. No DOI, no citation; preprints carry the SSRN/arXiv/NBER URL, the date accessed, and the label "preprint." Export the collection as </w:t>
+        <w:t xml:space="preserve">), and the action. An AI summary is not a source. Vendor prices and counts state what the headline excludes. </w:t>
       </w:r>
       <w:r>
         <w:rPr>
-          <w:rFonts w:ascii="Courier New" w:hAnsi="Courier New"/>
+          <w:b/>
         </w:rPr>
-        <w:t>.bib</w:t>
+        <w:t>At least one row must be Unverified or Contradicted</w:t>
+      </w:r>
+      <w:r>
+        <w:t>, with a real action.</w:t>
+      </w:r>
+    </w:p>
+    <w:p>
+      <w:pPr>
+        <w:pStyle w:val="ListNumber"/>
+      </w:pPr>
+      <w:r>
+        <w:rPr>
+          <w:b/>
+        </w:rPr>
+        <w:t>Fill the comparison table</w:t>
+      </w:r>
+      <w:r>
+        <w:t xml:space="preserve"> (Part 3): for each of your five attributes, the ordering the industry data implies (where it implies one), the AI-panel ordering, the survey ordering, and a one-word verdict per attribute: </w:t>
+      </w:r>
+      <w:r>
+        <w:rPr>
+          <w:i/>
+        </w:rPr>
+        <w:t>both agree · AI only · survey only · neither supported · no aggregate data</w:t>
       </w:r>
       <w:r>
         <w:t>.</w:t>
@@ -304,10 +342,10 @@
         <w:rPr>
           <w:b/>
         </w:rPr>
-        <w:t>Dual extraction.</w:t>
+        <w:t>Write the boundary</w:t>
       </w:r>
       <w:r>
-        <w:t xml:space="preserve"> Attach one PDF at a time and run the fixed extraction prompt (Appendix C) twice, in two fresh chats or two different models. It returns eight fields, each with a verbatim quote and a page. Paste both runs into Part 2.</w:t>
+        <w:t xml:space="preserve"> (Part 4): two or three sentences on what the aggregate record can and cannot say about a perceptual map. Share, price, and store counts are facts about the market; "premium" and "friendly" are perceptions, and a report cannot arbitrate them.</w:t>
       </w:r>
     </w:p>
     <w:p>
@@ -318,88 +356,10 @@
         <w:rPr>
           <w:b/>
         </w:rPr>
-        <w:t>Verify against the PDF.</w:t>
+        <w:t>Put it on the Oct 2 Show slide</w:t>
       </w:r>
       <w:r>
-        <w:t xml:space="preserve"> For every field of every paper, open the page the extractor cites and mark </w:t>
-      </w:r>
-      <w:r>
-        <w:rPr>
-          <w:b/>
-        </w:rPr>
-        <w:t>Verified · Corrected · Not in paper</w:t>
-      </w:r>
-      <w:r>
-        <w:t>, with the verified value. Report your extraction accuracy (verified ÷ all fields) and list the fields where the two runs disagreed. Agreement between runs is a review queue, not a proof: two runs can agree on a number the paper never gives.</w:t>
-      </w:r>
-    </w:p>
-    <w:p>
-      <w:pPr>
-        <w:pStyle w:val="ListNumber"/>
-      </w:pPr>
-      <w:r>
-        <w:rPr>
-          <w:b/>
-        </w:rPr>
-        <w:t>Fill the review table</w:t>
-      </w:r>
-      <w:r>
-        <w:t xml:space="preserve"> (Part 3) from the </w:t>
-      </w:r>
-      <w:r>
-        <w:rPr>
-          <w:i/>
-        </w:rPr>
-        <w:t>verified</w:t>
-      </w:r>
-      <w:r>
-        <w:t xml:space="preserve"> values only: Li et al. plus your three papers, eight columns. The headline cell carries the paper's own validity number; the last column says how the paper relates to Li et al. and why.</w:t>
-      </w:r>
-    </w:p>
-    <w:p>
-      <w:pPr>
-        <w:pStyle w:val="ListNumber"/>
-      </w:pPr>
-      <w:r>
-        <w:rPr>
-          <w:b/>
-        </w:rPr>
-        <w:t>Pooled reading.</w:t>
-      </w:r>
-      <w:r>
-        <w:t xml:space="preserve"> Three to five sentences: the range and median of the LLM-vs-human validity numbers across your four papers, and two conditions under which validity fell (name the paper that showed each). This is a reading of the evidence, not a meta-analysis: the designs and metrics differ, and you say so.</w:t>
-      </w:r>
-    </w:p>
-    <w:p>
-      <w:pPr>
-        <w:pStyle w:val="ListNumber"/>
-      </w:pPr>
-      <w:r>
-        <w:rPr>
-          <w:b/>
-        </w:rPr>
-        <w:t>Catch note, then pool.</w:t>
-      </w:r>
-      <w:r>
-        <w:t xml:space="preserve"> Three to five sentences on one thing the extractor got wrong (a number not in the paper, a claim assigned to the wrong paper, a citation that did not resolve); if nothing broke, say what you checked. Paste your rows into your team's shared review Sheet (same eight columns), add one line per member under it: </w:t>
-      </w:r>
-      <w:r>
-        <w:rPr>
-          <w:i/>
-        </w:rPr>
-        <w:t>the extension this literature suggests</w:t>
-      </w:r>
-      <w:r>
-        <w:t xml:space="preserve">, and put the Sheet link in Part 5. Export to PDF; upload with the </w:t>
-      </w:r>
-      <w:r>
-        <w:rPr>
-          <w:rFonts w:ascii="Courier New" w:hAnsi="Courier New"/>
-        </w:rPr>
-        <w:t>.bib</w:t>
-      </w:r>
-      <w:r>
-        <w:t>.</w:t>
+        <w:t xml:space="preserve"> as the third witness, marked "industry data," with the audit's least-than-Verified rows flagged where they are used. Export to PDF; the captain uploads.</w:t>
       </w:r>
     </w:p>
     <w:p>
@@ -421,7 +381,7 @@
         <w:t xml:space="preserve">☐  </w:t>
       </w:r>
       <w:r>
-        <w:t>Search log: every query verbatim, ≥ 10 records screened with reasons, your three claimed papers</w:t>
+        <w:t>Photo of the handwritten check questions, dated before the deep-research run</w:t>
       </w:r>
     </w:p>
     <w:p>
@@ -435,16 +395,7 @@
         <w:t xml:space="preserve">☐  </w:t>
       </w:r>
       <w:r>
-        <w:t xml:space="preserve">Zotero </w:t>
-      </w:r>
-      <w:r>
-        <w:rPr>
-          <w:rFonts w:ascii="Courier New" w:hAnsi="Courier New"/>
-        </w:rPr>
-        <w:t>.bib</w:t>
-      </w:r>
-      <w:r>
-        <w:t xml:space="preserve"> export from the named collection, four or more records with DOI or preprint URL + date</w:t>
+        <w:t>Two deep-research transcript links, tested in a private window</w:t>
       </w:r>
     </w:p>
     <w:p>
@@ -458,7 +409,7 @@
         <w:t xml:space="preserve">☐  </w:t>
       </w:r>
       <w:r>
-        <w:t>Extraction-verification table: both runs, every field marked, accuracy reported, disagreements listed</w:t>
+        <w:t>Library-report line: database, report title and year, three findings, one disagreement</w:t>
       </w:r>
     </w:p>
     <w:p>
@@ -472,7 +423,7 @@
         <w:t xml:space="preserve">☐  </w:t>
       </w:r>
       <w:r>
-        <w:t>Review table: Li et al. + three papers, eight columns, from verified values only</w:t>
+        <w:t>Six audit rows with verdicts and actions, ≥ 1 Unverified or Contradicted</w:t>
       </w:r>
     </w:p>
     <w:p>
@@ -486,7 +437,7 @@
         <w:t xml:space="preserve">☐  </w:t>
       </w:r>
       <w:r>
-        <w:t>Pooled reading (range, median, two failure conditions with the caveat) and the catch note</w:t>
+        <w:t>Comparison table, five attributes × three witnesses, one verdict per attribute</w:t>
       </w:r>
     </w:p>
     <w:p>
@@ -500,7 +451,7 @@
         <w:t xml:space="preserve">☐  </w:t>
       </w:r>
       <w:r>
-        <w:t>Team review-Sheet link (with your one-line extension idea), and the AI disclosure with verbatim prompts and tested transcript links</w:t>
+        <w:t>Boundary paragraph, and the AI disclosure with verbatim prompts</w:t>
       </w:r>
     </w:p>
     <w:p>
@@ -599,7 +550,7 @@
               <w:rPr>
                 <w:sz w:val="19"/>
               </w:rPr>
-              <w:t>Search log and screening</w:t>
+              <w:t>Source audit rigor</w:t>
             </w:r>
           </w:p>
         </w:tc>
@@ -617,7 +568,7 @@
               <w:rPr>
                 <w:sz w:val="19"/>
               </w:rPr>
-              <w:t>20%</w:t>
+              <w:t>35%</w:t>
             </w:r>
           </w:p>
         </w:tc>
@@ -635,7 +586,7 @@
               <w:rPr>
                 <w:sz w:val="19"/>
               </w:rPr>
-              <w:t>Queries verbatim; ≥ 10 records with include/exclude reasons; papers claimed without duplicates in the team; every included record saved from a checkable page</w:t>
+              <w:t>Six rows on your own category; verdicts justified by the who/why/when/how columns; ≥ 1 Unverified or Contradicted with a real action; vendor rows state what the headline excludes</w:t>
             </w:r>
           </w:p>
         </w:tc>
@@ -655,7 +606,63 @@
               <w:rPr>
                 <w:sz w:val="19"/>
               </w:rPr>
-              <w:t>Extraction verification</w:t>
+              <w:t>Library pass</w:t>
+            </w:r>
+          </w:p>
+        </w:tc>
+        <w:tc>
+          <w:tcPr>
+            <w:tcW w:type="dxa" w:w="3312"/>
+          </w:tcPr>
+          <w:p>
+            <w:r>
+              <w:rPr>
+                <w:sz w:val="19"/>
+              </w:rPr>
+            </w:r>
+            <w:r>
+              <w:rPr>
+                <w:sz w:val="19"/>
+              </w:rPr>
+              <w:t>15%</w:t>
+            </w:r>
+          </w:p>
+        </w:tc>
+        <w:tc>
+          <w:tcPr>
+            <w:tcW w:type="dxa" w:w="3312"/>
+          </w:tcPr>
+          <w:p>
+            <w:r>
+              <w:rPr>
+                <w:sz w:val="19"/>
+              </w:rPr>
+            </w:r>
+            <w:r>
+              <w:rPr>
+                <w:sz w:val="19"/>
+              </w:rPr>
+              <w:t>A real licensed report, named with year; three findings absent from the AI pass; the disagreement stated in one line</w:t>
+            </w:r>
+          </w:p>
+        </w:tc>
+      </w:tr>
+      <w:tr>
+        <w:tc>
+          <w:tcPr>
+            <w:tcW w:type="dxa" w:w="3312"/>
+          </w:tcPr>
+          <w:p>
+            <w:r>
+              <w:rPr>
+                <w:sz w:val="19"/>
+              </w:rPr>
+            </w:r>
+            <w:r>
+              <w:rPr>
+                <w:sz w:val="19"/>
+              </w:rPr>
+              <w:t>Comparison table</w:t>
             </w:r>
           </w:p>
         </w:tc>
@@ -691,7 +698,7 @@
               <w:rPr>
                 <w:sz w:val="19"/>
               </w:rPr>
-              <w:t>Every cell checked on the cited page; accuracy reported honestly; run-to-run disagreements listed; at least one correction shown with the page</w:t>
+              <w:t>Five attributes with an honest verdict each; "no aggregate data" used where it is true; the orderings trace to files in the evidence folder</w:t>
             </w:r>
           </w:p>
         </w:tc>
@@ -711,7 +718,7 @@
               <w:rPr>
                 <w:sz w:val="19"/>
               </w:rPr>
-              <w:t>Review table accuracy</w:t>
+              <w:t>Boundary paragraph</w:t>
             </w:r>
           </w:p>
         </w:tc>
@@ -729,7 +736,7 @@
               <w:rPr>
                 <w:sz w:val="19"/>
               </w:rPr>
-              <w:t>25%</w:t>
+              <w:t>10%</w:t>
             </w:r>
           </w:p>
         </w:tc>
@@ -747,63 +754,7 @@
               <w:rPr>
                 <w:sz w:val="19"/>
               </w:rPr>
-              <w:t>Four real papers; all eight columns from verified values; the paper's own validity number in the headline cell; the relation-to-Li column says something specific</w:t>
-            </w:r>
-          </w:p>
-        </w:tc>
-      </w:tr>
-      <w:tr>
-        <w:tc>
-          <w:tcPr>
-            <w:tcW w:type="dxa" w:w="3312"/>
-          </w:tcPr>
-          <w:p>
-            <w:r>
-              <w:rPr>
-                <w:sz w:val="19"/>
-              </w:rPr>
-            </w:r>
-            <w:r>
-              <w:rPr>
-                <w:sz w:val="19"/>
-              </w:rPr>
-              <w:t>Pooled reading and catch note</w:t>
-            </w:r>
-          </w:p>
-        </w:tc>
-        <w:tc>
-          <w:tcPr>
-            <w:tcW w:type="dxa" w:w="3312"/>
-          </w:tcPr>
-          <w:p>
-            <w:r>
-              <w:rPr>
-                <w:sz w:val="19"/>
-              </w:rPr>
-            </w:r>
-            <w:r>
-              <w:rPr>
-                <w:sz w:val="19"/>
-              </w:rPr>
-              <w:t>15%</w:t>
-            </w:r>
-          </w:p>
-        </w:tc>
-        <w:tc>
-          <w:tcPr>
-            <w:tcW w:type="dxa" w:w="3312"/>
-          </w:tcPr>
-          <w:p>
-            <w:r>
-              <w:rPr>
-                <w:sz w:val="19"/>
-              </w:rPr>
-            </w:r>
-            <w:r>
-              <w:rPr>
-                <w:sz w:val="19"/>
-              </w:rPr>
-              <w:t>Range and median stated with the non-comparability caveat; two failure conditions each tied to a paper; the catch note names a concrete miss or a concrete check</w:t>
+              <w:t>Separates market facts from perceptions; names what the map still needs real respondents for</w:t>
             </w:r>
           </w:p>
         </w:tc>
@@ -882,7 +833,7 @@
         <w:t>Human first.</w:t>
       </w:r>
       <w:r>
-        <w:t xml:space="preserve"> Draft or plan this yourself before any AI touches it; that order is the only way to</w:t>
+        <w:t xml:space="preserve"> Draft or plan this yourselves before any AI touches it; that order is the only way to</w:t>
       </w:r>
     </w:p>
     <w:p>
@@ -908,7 +859,7 @@
         <w:rPr>
           <w:b/>
         </w:rPr>
-        <w:t>What I asked</w:t>
+        <w:t>What we asked</w:t>
       </w:r>
       <w:r>
         <w:t xml:space="preserve"> — the two or three prompts that mattered, in one line each.</w:t>
@@ -922,10 +873,10 @@
         <w:rPr>
           <w:b/>
         </w:rPr>
-        <w:t>What I kept</w:t>
+        <w:t>What we kept</w:t>
       </w:r>
       <w:r>
-        <w:t xml:space="preserve"> — the change I accepted, and why it was an improvement.</w:t>
+        <w:t xml:space="preserve"> — the change we accepted, and why it was an improvement.</w:t>
       </w:r>
     </w:p>
     <w:p>
@@ -936,10 +887,10 @@
         <w:rPr>
           <w:b/>
         </w:rPr>
-        <w:t>What I overrode</w:t>
+        <w:t>What we overrode</w:t>
       </w:r>
       <w:r>
-        <w:t xml:space="preserve"> — the AI suggestion I rejected or rewrote, and why.</w:t>
+        <w:t xml:space="preserve"> — the AI suggestion we rejected or rewrote, and why.</w:t>
       </w:r>
     </w:p>
     <w:p>
@@ -950,11 +901,6 @@
     <w:p>
       <w:r>
         <w:t>zero on this category; name the actual change.</w:t>
-      </w:r>
-    </w:p>
-    <w:p>
-      <w:r>
-        <w:t>Here the AI use is the assignment: the human-first artifact is your search question, written before the deep-research run, and your verification of every extracted cell.</w:t>
       </w:r>
     </w:p>
     <w:p>
@@ -1037,7 +983,7 @@
               <w:rPr>
                 <w:sz w:val="19"/>
               </w:rPr>
-              <w:t>Name · team</w:t>
+              <w:t>Team · category · client</w:t>
             </w:r>
           </w:p>
         </w:tc>
@@ -1069,7 +1015,7 @@
               <w:rPr>
                 <w:sz w:val="19"/>
               </w:rPr>
-              <w:t>Tools used (deep-research mode, extraction chats and models, Zotero connector)</w:t>
+              <w:t>Six brands (spelled as on your Form)</w:t>
             </w:r>
           </w:p>
         </w:tc>
@@ -1101,7 +1047,7 @@
               <w:rPr>
                 <w:sz w:val="19"/>
               </w:rPr>
-              <w:t>Transcript link(s), tested in a private window</w:t>
+              <w:t>Check questions photo (file name in the folder)</w:t>
             </w:r>
           </w:p>
         </w:tc>
@@ -1133,7 +1079,71 @@
               <w:rPr>
                 <w:sz w:val="19"/>
               </w:rPr>
-              <w:t>Database searched (name + one line on what it returned)</w:t>
+              <w:t>Deep-research transcript links</w:t>
+            </w:r>
+          </w:p>
+        </w:tc>
+        <w:tc>
+          <w:tcPr>
+            <w:tcW w:type="dxa" w:w="4968"/>
+          </w:tcPr>
+          <w:p>
+            <w:r>
+              <w:rPr>
+                <w:sz w:val="19"/>
+              </w:rPr>
+            </w:r>
+          </w:p>
+        </w:tc>
+      </w:tr>
+      <w:tr>
+        <w:tc>
+          <w:tcPr>
+            <w:tcW w:type="dxa" w:w="4968"/>
+          </w:tcPr>
+          <w:p>
+            <w:r>
+              <w:rPr>
+                <w:sz w:val="19"/>
+              </w:rPr>
+            </w:r>
+            <w:r>
+              <w:rPr>
+                <w:sz w:val="19"/>
+              </w:rPr>
+              <w:t>Library report (database · title · year)</w:t>
+            </w:r>
+          </w:p>
+        </w:tc>
+        <w:tc>
+          <w:tcPr>
+            <w:tcW w:type="dxa" w:w="4968"/>
+          </w:tcPr>
+          <w:p>
+            <w:r>
+              <w:rPr>
+                <w:sz w:val="19"/>
+              </w:rPr>
+            </w:r>
+          </w:p>
+        </w:tc>
+      </w:tr>
+      <w:tr>
+        <w:tc>
+          <w:tcPr>
+            <w:tcW w:type="dxa" w:w="4968"/>
+          </w:tcPr>
+          <w:p>
+            <w:r>
+              <w:rPr>
+                <w:sz w:val="19"/>
+              </w:rPr>
+            </w:r>
+            <w:r>
+              <w:rPr>
+                <w:sz w:val="19"/>
+              </w:rPr>
+              <w:t>Three findings the AI pass lacked · one disagreement</w:t>
             </w:r>
           </w:p>
         </w:tc>
@@ -1167,10 +1177,10 @@
         <w:rPr>
           <w:b/>
         </w:rPr>
-        <w:t>Part 1 — Search log.</w:t>
+        <w:t>Part 2 — Source audit.</w:t>
       </w:r>
       <w:r>
-        <w:t xml:space="preserve"> One row per query; then the screening rows. Decision: include · exclude (reason: off-topic · no human comparison · not retrievable · duplicate · claimed by a teammate).</w:t>
+        <w:t xml:space="preserve"> Publisher type: gov / trade assoc. / research firm / vendor / news / blog / AI-summary. Verdicts: Verified · Partially verified · Unverified · Contradicted.</w:t>
       </w:r>
     </w:p>
     <w:tbl>
@@ -1180,18 +1190,20 @@
         <w:tblLook w:firstColumn="1" w:firstRow="1" w:lastColumn="0" w:lastRow="0" w:noHBand="0" w:noVBand="1" w:val="04A0"/>
       </w:tblPr>
       <w:tblGrid>
-        <w:gridCol w:w="2016"/>
-        <w:gridCol w:w="2016"/>
-        <w:gridCol w:w="2016"/>
-        <w:gridCol w:w="2016"/>
-        <w:gridCol w:w="2016"/>
-        <w:gridCol w:w="2016"/>
-        <w:gridCol w:w="2016"/>
+        <w:gridCol w:w="1568"/>
+        <w:gridCol w:w="1568"/>
+        <w:gridCol w:w="1568"/>
+        <w:gridCol w:w="1568"/>
+        <w:gridCol w:w="1568"/>
+        <w:gridCol w:w="1568"/>
+        <w:gridCol w:w="1568"/>
+        <w:gridCol w:w="1568"/>
+        <w:gridCol w:w="1568"/>
       </w:tblGrid>
       <w:tr>
         <w:tc>
           <w:tcPr>
-            <w:tcW w:type="dxa" w:w="2016"/>
+            <w:tcW w:type="dxa" w:w="1568"/>
           </w:tcPr>
           <w:p>
             <w:r>
@@ -1211,7 +1223,7 @@
         </w:tc>
         <w:tc>
           <w:tcPr>
-            <w:tcW w:type="dxa" w:w="2016"/>
+            <w:tcW w:type="dxa" w:w="1568"/>
           </w:tcPr>
           <w:p>
             <w:r>
@@ -1225,13 +1237,13 @@
                 <w:b/>
                 <w:sz w:val="18"/>
               </w:rPr>
-              <w:t>Query (verbatim) or record (author-year, venue)</w:t>
+              <w:t>Claim (as used)</w:t>
             </w:r>
           </w:p>
         </w:tc>
         <w:tc>
           <w:tcPr>
-            <w:tcW w:type="dxa" w:w="2016"/>
+            <w:tcW w:type="dxa" w:w="1568"/>
           </w:tcPr>
           <w:p>
             <w:r>
@@ -1245,13 +1257,13 @@
                 <w:b/>
                 <w:sz w:val="18"/>
               </w:rPr>
-              <w:t>Tool / database</w:t>
+              <w:t>Source (name + URL)</w:t>
             </w:r>
           </w:p>
         </w:tc>
         <w:tc>
           <w:tcPr>
-            <w:tcW w:type="dxa" w:w="2016"/>
+            <w:tcW w:type="dxa" w:w="1568"/>
           </w:tcPr>
           <w:p>
             <w:r>
@@ -1265,13 +1277,13 @@
                 <w:b/>
                 <w:sz w:val="18"/>
               </w:rPr>
-              <w:t>Date</w:t>
+              <w:t>Publisher type · Date</w:t>
             </w:r>
           </w:p>
         </w:tc>
         <w:tc>
           <w:tcPr>
-            <w:tcW w:type="dxa" w:w="2016"/>
+            <w:tcW w:type="dxa" w:w="1568"/>
           </w:tcPr>
           <w:p>
             <w:r>
@@ -1285,13 +1297,13 @@
                 <w:b/>
                 <w:sz w:val="18"/>
               </w:rPr>
-              <w:t>Hits</w:t>
+              <w:t>Who collected it &amp; why</w:t>
             </w:r>
           </w:p>
         </w:tc>
         <w:tc>
           <w:tcPr>
-            <w:tcW w:type="dxa" w:w="2016"/>
+            <w:tcW w:type="dxa" w:w="1568"/>
           </w:tcPr>
           <w:p>
             <w:r>
@@ -1305,13 +1317,13 @@
                 <w:b/>
                 <w:sz w:val="18"/>
               </w:rPr>
-              <w:t>Decision + reason</w:t>
+              <w:t>Method behind the number</w:t>
             </w:r>
           </w:p>
         </w:tc>
         <w:tc>
           <w:tcPr>
-            <w:tcW w:type="dxa" w:w="2016"/>
+            <w:tcW w:type="dxa" w:w="1568"/>
           </w:tcPr>
           <w:p>
             <w:r>
@@ -1325,7 +1337,47 @@
                 <w:b/>
                 <w:sz w:val="18"/>
               </w:rPr>
-              <w:t>Claimed by</w:t>
+              <w:t>Corroborating source (or "none found")</w:t>
+            </w:r>
+          </w:p>
+        </w:tc>
+        <w:tc>
+          <w:tcPr>
+            <w:tcW w:type="dxa" w:w="1568"/>
+          </w:tcPr>
+          <w:p>
+            <w:r>
+              <w:rPr>
+                <w:b/>
+                <w:sz w:val="18"/>
+              </w:rPr>
+            </w:r>
+            <w:r>
+              <w:rPr>
+                <w:b/>
+                <w:sz w:val="18"/>
+              </w:rPr>
+              <w:t>Verdict</w:t>
+            </w:r>
+          </w:p>
+        </w:tc>
+        <w:tc>
+          <w:tcPr>
+            <w:tcW w:type="dxa" w:w="1568"/>
+          </w:tcPr>
+          <w:p>
+            <w:r>
+              <w:rPr>
+                <w:b/>
+                <w:sz w:val="18"/>
+              </w:rPr>
+            </w:r>
+            <w:r>
+              <w:rPr>
+                <w:b/>
+                <w:sz w:val="18"/>
+              </w:rPr>
+              <w:t>Action taken</w:t>
             </w:r>
           </w:p>
         </w:tc>
@@ -1333,7 +1385,7 @@
       <w:tr>
         <w:tc>
           <w:tcPr>
-            <w:tcW w:type="dxa" w:w="2016"/>
+            <w:tcW w:type="dxa" w:w="1568"/>
           </w:tcPr>
           <w:p>
             <w:r>
@@ -1351,7 +1403,7 @@
         </w:tc>
         <w:tc>
           <w:tcPr>
-            <w:tcW w:type="dxa" w:w="2016"/>
+            <w:tcW w:type="dxa" w:w="1568"/>
           </w:tcPr>
           <w:p>
             <w:r>
@@ -1363,7 +1415,7 @@
         </w:tc>
         <w:tc>
           <w:tcPr>
-            <w:tcW w:type="dxa" w:w="2016"/>
+            <w:tcW w:type="dxa" w:w="1568"/>
           </w:tcPr>
           <w:p>
             <w:r>
@@ -1375,7 +1427,7 @@
         </w:tc>
         <w:tc>
           <w:tcPr>
-            <w:tcW w:type="dxa" w:w="2016"/>
+            <w:tcW w:type="dxa" w:w="1568"/>
           </w:tcPr>
           <w:p>
             <w:r>
@@ -1387,7 +1439,7 @@
         </w:tc>
         <w:tc>
           <w:tcPr>
-            <w:tcW w:type="dxa" w:w="2016"/>
+            <w:tcW w:type="dxa" w:w="1568"/>
           </w:tcPr>
           <w:p>
             <w:r>
@@ -1399,7 +1451,7 @@
         </w:tc>
         <w:tc>
           <w:tcPr>
-            <w:tcW w:type="dxa" w:w="2016"/>
+            <w:tcW w:type="dxa" w:w="1568"/>
           </w:tcPr>
           <w:p>
             <w:r>
@@ -1411,7 +1463,31 @@
         </w:tc>
         <w:tc>
           <w:tcPr>
-            <w:tcW w:type="dxa" w:w="2016"/>
+            <w:tcW w:type="dxa" w:w="1568"/>
+          </w:tcPr>
+          <w:p>
+            <w:r>
+              <w:rPr>
+                <w:sz w:val="18"/>
+              </w:rPr>
+            </w:r>
+          </w:p>
+        </w:tc>
+        <w:tc>
+          <w:tcPr>
+            <w:tcW w:type="dxa" w:w="1568"/>
+          </w:tcPr>
+          <w:p>
+            <w:r>
+              <w:rPr>
+                <w:sz w:val="18"/>
+              </w:rPr>
+            </w:r>
+          </w:p>
+        </w:tc>
+        <w:tc>
+          <w:tcPr>
+            <w:tcW w:type="dxa" w:w="1568"/>
           </w:tcPr>
           <w:p>
             <w:r>
@@ -1425,7 +1501,7 @@
       <w:tr>
         <w:tc>
           <w:tcPr>
-            <w:tcW w:type="dxa" w:w="2016"/>
+            <w:tcW w:type="dxa" w:w="1568"/>
           </w:tcPr>
           <w:p>
             <w:r>
@@ -1443,7 +1519,7 @@
         </w:tc>
         <w:tc>
           <w:tcPr>
-            <w:tcW w:type="dxa" w:w="2016"/>
+            <w:tcW w:type="dxa" w:w="1568"/>
           </w:tcPr>
           <w:p>
             <w:r>
@@ -1455,7 +1531,7 @@
         </w:tc>
         <w:tc>
           <w:tcPr>
-            <w:tcW w:type="dxa" w:w="2016"/>
+            <w:tcW w:type="dxa" w:w="1568"/>
           </w:tcPr>
           <w:p>
             <w:r>
@@ -1467,7 +1543,7 @@
         </w:tc>
         <w:tc>
           <w:tcPr>
-            <w:tcW w:type="dxa" w:w="2016"/>
+            <w:tcW w:type="dxa" w:w="1568"/>
           </w:tcPr>
           <w:p>
             <w:r>
@@ -1479,7 +1555,7 @@
         </w:tc>
         <w:tc>
           <w:tcPr>
-            <w:tcW w:type="dxa" w:w="2016"/>
+            <w:tcW w:type="dxa" w:w="1568"/>
           </w:tcPr>
           <w:p>
             <w:r>
@@ -1491,7 +1567,7 @@
         </w:tc>
         <w:tc>
           <w:tcPr>
-            <w:tcW w:type="dxa" w:w="2016"/>
+            <w:tcW w:type="dxa" w:w="1568"/>
           </w:tcPr>
           <w:p>
             <w:r>
@@ -1503,7 +1579,31 @@
         </w:tc>
         <w:tc>
           <w:tcPr>
-            <w:tcW w:type="dxa" w:w="2016"/>
+            <w:tcW w:type="dxa" w:w="1568"/>
+          </w:tcPr>
+          <w:p>
+            <w:r>
+              <w:rPr>
+                <w:sz w:val="18"/>
+              </w:rPr>
+            </w:r>
+          </w:p>
+        </w:tc>
+        <w:tc>
+          <w:tcPr>
+            <w:tcW w:type="dxa" w:w="1568"/>
+          </w:tcPr>
+          <w:p>
+            <w:r>
+              <w:rPr>
+                <w:sz w:val="18"/>
+              </w:rPr>
+            </w:r>
+          </w:p>
+        </w:tc>
+        <w:tc>
+          <w:tcPr>
+            <w:tcW w:type="dxa" w:w="1568"/>
           </w:tcPr>
           <w:p>
             <w:r>
@@ -1517,7 +1617,7 @@
       <w:tr>
         <w:tc>
           <w:tcPr>
-            <w:tcW w:type="dxa" w:w="2016"/>
+            <w:tcW w:type="dxa" w:w="1568"/>
           </w:tcPr>
           <w:p>
             <w:r>
@@ -1535,7 +1635,7 @@
         </w:tc>
         <w:tc>
           <w:tcPr>
-            <w:tcW w:type="dxa" w:w="2016"/>
+            <w:tcW w:type="dxa" w:w="1568"/>
           </w:tcPr>
           <w:p>
             <w:r>
@@ -1547,7 +1647,7 @@
         </w:tc>
         <w:tc>
           <w:tcPr>
-            <w:tcW w:type="dxa" w:w="2016"/>
+            <w:tcW w:type="dxa" w:w="1568"/>
           </w:tcPr>
           <w:p>
             <w:r>
@@ -1559,7 +1659,7 @@
         </w:tc>
         <w:tc>
           <w:tcPr>
-            <w:tcW w:type="dxa" w:w="2016"/>
+            <w:tcW w:type="dxa" w:w="1568"/>
           </w:tcPr>
           <w:p>
             <w:r>
@@ -1571,7 +1671,7 @@
         </w:tc>
         <w:tc>
           <w:tcPr>
-            <w:tcW w:type="dxa" w:w="2016"/>
+            <w:tcW w:type="dxa" w:w="1568"/>
           </w:tcPr>
           <w:p>
             <w:r>
@@ -1583,7 +1683,7 @@
         </w:tc>
         <w:tc>
           <w:tcPr>
-            <w:tcW w:type="dxa" w:w="2016"/>
+            <w:tcW w:type="dxa" w:w="1568"/>
           </w:tcPr>
           <w:p>
             <w:r>
@@ -1595,7 +1695,31 @@
         </w:tc>
         <w:tc>
           <w:tcPr>
-            <w:tcW w:type="dxa" w:w="2016"/>
+            <w:tcW w:type="dxa" w:w="1568"/>
+          </w:tcPr>
+          <w:p>
+            <w:r>
+              <w:rPr>
+                <w:sz w:val="18"/>
+              </w:rPr>
+            </w:r>
+          </w:p>
+        </w:tc>
+        <w:tc>
+          <w:tcPr>
+            <w:tcW w:type="dxa" w:w="1568"/>
+          </w:tcPr>
+          <w:p>
+            <w:r>
+              <w:rPr>
+                <w:sz w:val="18"/>
+              </w:rPr>
+            </w:r>
+          </w:p>
+        </w:tc>
+        <w:tc>
+          <w:tcPr>
+            <w:tcW w:type="dxa" w:w="1568"/>
           </w:tcPr>
           <w:p>
             <w:r>
@@ -1609,7 +1733,7 @@
       <w:tr>
         <w:tc>
           <w:tcPr>
-            <w:tcW w:type="dxa" w:w="2016"/>
+            <w:tcW w:type="dxa" w:w="1568"/>
           </w:tcPr>
           <w:p>
             <w:r>
@@ -1627,7 +1751,7 @@
         </w:tc>
         <w:tc>
           <w:tcPr>
-            <w:tcW w:type="dxa" w:w="2016"/>
+            <w:tcW w:type="dxa" w:w="1568"/>
           </w:tcPr>
           <w:p>
             <w:r>
@@ -1639,7 +1763,7 @@
         </w:tc>
         <w:tc>
           <w:tcPr>
-            <w:tcW w:type="dxa" w:w="2016"/>
+            <w:tcW w:type="dxa" w:w="1568"/>
           </w:tcPr>
           <w:p>
             <w:r>
@@ -1651,7 +1775,7 @@
         </w:tc>
         <w:tc>
           <w:tcPr>
-            <w:tcW w:type="dxa" w:w="2016"/>
+            <w:tcW w:type="dxa" w:w="1568"/>
           </w:tcPr>
           <w:p>
             <w:r>
@@ -1663,7 +1787,7 @@
         </w:tc>
         <w:tc>
           <w:tcPr>
-            <w:tcW w:type="dxa" w:w="2016"/>
+            <w:tcW w:type="dxa" w:w="1568"/>
           </w:tcPr>
           <w:p>
             <w:r>
@@ -1675,7 +1799,7 @@
         </w:tc>
         <w:tc>
           <w:tcPr>
-            <w:tcW w:type="dxa" w:w="2016"/>
+            <w:tcW w:type="dxa" w:w="1568"/>
           </w:tcPr>
           <w:p>
             <w:r>
@@ -1687,7 +1811,31 @@
         </w:tc>
         <w:tc>
           <w:tcPr>
-            <w:tcW w:type="dxa" w:w="2016"/>
+            <w:tcW w:type="dxa" w:w="1568"/>
+          </w:tcPr>
+          <w:p>
+            <w:r>
+              <w:rPr>
+                <w:sz w:val="18"/>
+              </w:rPr>
+            </w:r>
+          </w:p>
+        </w:tc>
+        <w:tc>
+          <w:tcPr>
+            <w:tcW w:type="dxa" w:w="1568"/>
+          </w:tcPr>
+          <w:p>
+            <w:r>
+              <w:rPr>
+                <w:sz w:val="18"/>
+              </w:rPr>
+            </w:r>
+          </w:p>
+        </w:tc>
+        <w:tc>
+          <w:tcPr>
+            <w:tcW w:type="dxa" w:w="1568"/>
           </w:tcPr>
           <w:p>
             <w:r>
@@ -1701,7 +1849,7 @@
       <w:tr>
         <w:tc>
           <w:tcPr>
-            <w:tcW w:type="dxa" w:w="2016"/>
+            <w:tcW w:type="dxa" w:w="1568"/>
           </w:tcPr>
           <w:p>
             <w:r>
@@ -1719,7 +1867,7 @@
         </w:tc>
         <w:tc>
           <w:tcPr>
-            <w:tcW w:type="dxa" w:w="2016"/>
+            <w:tcW w:type="dxa" w:w="1568"/>
           </w:tcPr>
           <w:p>
             <w:r>
@@ -1731,7 +1879,7 @@
         </w:tc>
         <w:tc>
           <w:tcPr>
-            <w:tcW w:type="dxa" w:w="2016"/>
+            <w:tcW w:type="dxa" w:w="1568"/>
           </w:tcPr>
           <w:p>
             <w:r>
@@ -1743,7 +1891,7 @@
         </w:tc>
         <w:tc>
           <w:tcPr>
-            <w:tcW w:type="dxa" w:w="2016"/>
+            <w:tcW w:type="dxa" w:w="1568"/>
           </w:tcPr>
           <w:p>
             <w:r>
@@ -1755,7 +1903,7 @@
         </w:tc>
         <w:tc>
           <w:tcPr>
-            <w:tcW w:type="dxa" w:w="2016"/>
+            <w:tcW w:type="dxa" w:w="1568"/>
           </w:tcPr>
           <w:p>
             <w:r>
@@ -1767,7 +1915,7 @@
         </w:tc>
         <w:tc>
           <w:tcPr>
-            <w:tcW w:type="dxa" w:w="2016"/>
+            <w:tcW w:type="dxa" w:w="1568"/>
           </w:tcPr>
           <w:p>
             <w:r>
@@ -1779,7 +1927,31 @@
         </w:tc>
         <w:tc>
           <w:tcPr>
-            <w:tcW w:type="dxa" w:w="2016"/>
+            <w:tcW w:type="dxa" w:w="1568"/>
+          </w:tcPr>
+          <w:p>
+            <w:r>
+              <w:rPr>
+                <w:sz w:val="18"/>
+              </w:rPr>
+            </w:r>
+          </w:p>
+        </w:tc>
+        <w:tc>
+          <w:tcPr>
+            <w:tcW w:type="dxa" w:w="1568"/>
+          </w:tcPr>
+          <w:p>
+            <w:r>
+              <w:rPr>
+                <w:sz w:val="18"/>
+              </w:rPr>
+            </w:r>
+          </w:p>
+        </w:tc>
+        <w:tc>
+          <w:tcPr>
+            <w:tcW w:type="dxa" w:w="1568"/>
           </w:tcPr>
           <w:p>
             <w:r>
@@ -1793,7 +1965,7 @@
       <w:tr>
         <w:tc>
           <w:tcPr>
-            <w:tcW w:type="dxa" w:w="2016"/>
+            <w:tcW w:type="dxa" w:w="1568"/>
           </w:tcPr>
           <w:p>
             <w:r>
@@ -1811,7 +1983,7 @@
         </w:tc>
         <w:tc>
           <w:tcPr>
-            <w:tcW w:type="dxa" w:w="2016"/>
+            <w:tcW w:type="dxa" w:w="1568"/>
           </w:tcPr>
           <w:p>
             <w:r>
@@ -1823,7 +1995,7 @@
         </w:tc>
         <w:tc>
           <w:tcPr>
-            <w:tcW w:type="dxa" w:w="2016"/>
+            <w:tcW w:type="dxa" w:w="1568"/>
           </w:tcPr>
           <w:p>
             <w:r>
@@ -1835,7 +2007,7 @@
         </w:tc>
         <w:tc>
           <w:tcPr>
-            <w:tcW w:type="dxa" w:w="2016"/>
+            <w:tcW w:type="dxa" w:w="1568"/>
           </w:tcPr>
           <w:p>
             <w:r>
@@ -1847,7 +2019,7 @@
         </w:tc>
         <w:tc>
           <w:tcPr>
-            <w:tcW w:type="dxa" w:w="2016"/>
+            <w:tcW w:type="dxa" w:w="1568"/>
           </w:tcPr>
           <w:p>
             <w:r>
@@ -1859,7 +2031,7 @@
         </w:tc>
         <w:tc>
           <w:tcPr>
-            <w:tcW w:type="dxa" w:w="2016"/>
+            <w:tcW w:type="dxa" w:w="1568"/>
           </w:tcPr>
           <w:p>
             <w:r>
@@ -1871,39 +2043,7 @@
         </w:tc>
         <w:tc>
           <w:tcPr>
-            <w:tcW w:type="dxa" w:w="2016"/>
-          </w:tcPr>
-          <w:p>
-            <w:r>
-              <w:rPr>
-                <w:sz w:val="18"/>
-              </w:rPr>
-            </w:r>
-          </w:p>
-        </w:tc>
-      </w:tr>
-      <w:tr>
-        <w:tc>
-          <w:tcPr>
-            <w:tcW w:type="dxa" w:w="2016"/>
-          </w:tcPr>
-          <w:p>
-            <w:r>
-              <w:rPr>
-                <w:sz w:val="18"/>
-              </w:rPr>
-            </w:r>
-            <w:r>
-              <w:rPr>
-                <w:sz w:val="18"/>
-              </w:rPr>
-              <w:t>7</w:t>
-            </w:r>
-          </w:p>
-        </w:tc>
-        <w:tc>
-          <w:tcPr>
-            <w:tcW w:type="dxa" w:w="2016"/>
+            <w:tcW w:type="dxa" w:w="1568"/>
           </w:tcPr>
           <w:p>
             <w:r>
@@ -1915,7 +2055,7 @@
         </w:tc>
         <w:tc>
           <w:tcPr>
-            <w:tcW w:type="dxa" w:w="2016"/>
+            <w:tcW w:type="dxa" w:w="1568"/>
           </w:tcPr>
           <w:p>
             <w:r>
@@ -1927,503 +2067,7 @@
         </w:tc>
         <w:tc>
           <w:tcPr>
-            <w:tcW w:type="dxa" w:w="2016"/>
-          </w:tcPr>
-          <w:p>
-            <w:r>
-              <w:rPr>
-                <w:sz w:val="18"/>
-              </w:rPr>
-            </w:r>
-          </w:p>
-        </w:tc>
-        <w:tc>
-          <w:tcPr>
-            <w:tcW w:type="dxa" w:w="2016"/>
-          </w:tcPr>
-          <w:p>
-            <w:r>
-              <w:rPr>
-                <w:sz w:val="18"/>
-              </w:rPr>
-            </w:r>
-          </w:p>
-        </w:tc>
-        <w:tc>
-          <w:tcPr>
-            <w:tcW w:type="dxa" w:w="2016"/>
-          </w:tcPr>
-          <w:p>
-            <w:r>
-              <w:rPr>
-                <w:sz w:val="18"/>
-              </w:rPr>
-            </w:r>
-          </w:p>
-        </w:tc>
-        <w:tc>
-          <w:tcPr>
-            <w:tcW w:type="dxa" w:w="2016"/>
-          </w:tcPr>
-          <w:p>
-            <w:r>
-              <w:rPr>
-                <w:sz w:val="18"/>
-              </w:rPr>
-            </w:r>
-          </w:p>
-        </w:tc>
-      </w:tr>
-      <w:tr>
-        <w:tc>
-          <w:tcPr>
-            <w:tcW w:type="dxa" w:w="2016"/>
-          </w:tcPr>
-          <w:p>
-            <w:r>
-              <w:rPr>
-                <w:sz w:val="18"/>
-              </w:rPr>
-            </w:r>
-            <w:r>
-              <w:rPr>
-                <w:sz w:val="18"/>
-              </w:rPr>
-              <w:t>8</w:t>
-            </w:r>
-          </w:p>
-        </w:tc>
-        <w:tc>
-          <w:tcPr>
-            <w:tcW w:type="dxa" w:w="2016"/>
-          </w:tcPr>
-          <w:p>
-            <w:r>
-              <w:rPr>
-                <w:sz w:val="18"/>
-              </w:rPr>
-            </w:r>
-          </w:p>
-        </w:tc>
-        <w:tc>
-          <w:tcPr>
-            <w:tcW w:type="dxa" w:w="2016"/>
-          </w:tcPr>
-          <w:p>
-            <w:r>
-              <w:rPr>
-                <w:sz w:val="18"/>
-              </w:rPr>
-            </w:r>
-          </w:p>
-        </w:tc>
-        <w:tc>
-          <w:tcPr>
-            <w:tcW w:type="dxa" w:w="2016"/>
-          </w:tcPr>
-          <w:p>
-            <w:r>
-              <w:rPr>
-                <w:sz w:val="18"/>
-              </w:rPr>
-            </w:r>
-          </w:p>
-        </w:tc>
-        <w:tc>
-          <w:tcPr>
-            <w:tcW w:type="dxa" w:w="2016"/>
-          </w:tcPr>
-          <w:p>
-            <w:r>
-              <w:rPr>
-                <w:sz w:val="18"/>
-              </w:rPr>
-            </w:r>
-          </w:p>
-        </w:tc>
-        <w:tc>
-          <w:tcPr>
-            <w:tcW w:type="dxa" w:w="2016"/>
-          </w:tcPr>
-          <w:p>
-            <w:r>
-              <w:rPr>
-                <w:sz w:val="18"/>
-              </w:rPr>
-            </w:r>
-          </w:p>
-        </w:tc>
-        <w:tc>
-          <w:tcPr>
-            <w:tcW w:type="dxa" w:w="2016"/>
-          </w:tcPr>
-          <w:p>
-            <w:r>
-              <w:rPr>
-                <w:sz w:val="18"/>
-              </w:rPr>
-            </w:r>
-          </w:p>
-        </w:tc>
-      </w:tr>
-      <w:tr>
-        <w:tc>
-          <w:tcPr>
-            <w:tcW w:type="dxa" w:w="2016"/>
-          </w:tcPr>
-          <w:p>
-            <w:r>
-              <w:rPr>
-                <w:sz w:val="18"/>
-              </w:rPr>
-            </w:r>
-            <w:r>
-              <w:rPr>
-                <w:sz w:val="18"/>
-              </w:rPr>
-              <w:t>9</w:t>
-            </w:r>
-          </w:p>
-        </w:tc>
-        <w:tc>
-          <w:tcPr>
-            <w:tcW w:type="dxa" w:w="2016"/>
-          </w:tcPr>
-          <w:p>
-            <w:r>
-              <w:rPr>
-                <w:sz w:val="18"/>
-              </w:rPr>
-            </w:r>
-          </w:p>
-        </w:tc>
-        <w:tc>
-          <w:tcPr>
-            <w:tcW w:type="dxa" w:w="2016"/>
-          </w:tcPr>
-          <w:p>
-            <w:r>
-              <w:rPr>
-                <w:sz w:val="18"/>
-              </w:rPr>
-            </w:r>
-          </w:p>
-        </w:tc>
-        <w:tc>
-          <w:tcPr>
-            <w:tcW w:type="dxa" w:w="2016"/>
-          </w:tcPr>
-          <w:p>
-            <w:r>
-              <w:rPr>
-                <w:sz w:val="18"/>
-              </w:rPr>
-            </w:r>
-          </w:p>
-        </w:tc>
-        <w:tc>
-          <w:tcPr>
-            <w:tcW w:type="dxa" w:w="2016"/>
-          </w:tcPr>
-          <w:p>
-            <w:r>
-              <w:rPr>
-                <w:sz w:val="18"/>
-              </w:rPr>
-            </w:r>
-          </w:p>
-        </w:tc>
-        <w:tc>
-          <w:tcPr>
-            <w:tcW w:type="dxa" w:w="2016"/>
-          </w:tcPr>
-          <w:p>
-            <w:r>
-              <w:rPr>
-                <w:sz w:val="18"/>
-              </w:rPr>
-            </w:r>
-          </w:p>
-        </w:tc>
-        <w:tc>
-          <w:tcPr>
-            <w:tcW w:type="dxa" w:w="2016"/>
-          </w:tcPr>
-          <w:p>
-            <w:r>
-              <w:rPr>
-                <w:sz w:val="18"/>
-              </w:rPr>
-            </w:r>
-          </w:p>
-        </w:tc>
-      </w:tr>
-      <w:tr>
-        <w:tc>
-          <w:tcPr>
-            <w:tcW w:type="dxa" w:w="2016"/>
-          </w:tcPr>
-          <w:p>
-            <w:r>
-              <w:rPr>
-                <w:sz w:val="18"/>
-              </w:rPr>
-            </w:r>
-            <w:r>
-              <w:rPr>
-                <w:sz w:val="18"/>
-              </w:rPr>
-              <w:t>10</w:t>
-            </w:r>
-          </w:p>
-        </w:tc>
-        <w:tc>
-          <w:tcPr>
-            <w:tcW w:type="dxa" w:w="2016"/>
-          </w:tcPr>
-          <w:p>
-            <w:r>
-              <w:rPr>
-                <w:sz w:val="18"/>
-              </w:rPr>
-            </w:r>
-          </w:p>
-        </w:tc>
-        <w:tc>
-          <w:tcPr>
-            <w:tcW w:type="dxa" w:w="2016"/>
-          </w:tcPr>
-          <w:p>
-            <w:r>
-              <w:rPr>
-                <w:sz w:val="18"/>
-              </w:rPr>
-            </w:r>
-          </w:p>
-        </w:tc>
-        <w:tc>
-          <w:tcPr>
-            <w:tcW w:type="dxa" w:w="2016"/>
-          </w:tcPr>
-          <w:p>
-            <w:r>
-              <w:rPr>
-                <w:sz w:val="18"/>
-              </w:rPr>
-            </w:r>
-          </w:p>
-        </w:tc>
-        <w:tc>
-          <w:tcPr>
-            <w:tcW w:type="dxa" w:w="2016"/>
-          </w:tcPr>
-          <w:p>
-            <w:r>
-              <w:rPr>
-                <w:sz w:val="18"/>
-              </w:rPr>
-            </w:r>
-          </w:p>
-        </w:tc>
-        <w:tc>
-          <w:tcPr>
-            <w:tcW w:type="dxa" w:w="2016"/>
-          </w:tcPr>
-          <w:p>
-            <w:r>
-              <w:rPr>
-                <w:sz w:val="18"/>
-              </w:rPr>
-            </w:r>
-          </w:p>
-        </w:tc>
-        <w:tc>
-          <w:tcPr>
-            <w:tcW w:type="dxa" w:w="2016"/>
-          </w:tcPr>
-          <w:p>
-            <w:r>
-              <w:rPr>
-                <w:sz w:val="18"/>
-              </w:rPr>
-            </w:r>
-          </w:p>
-        </w:tc>
-      </w:tr>
-      <w:tr>
-        <w:tc>
-          <w:tcPr>
-            <w:tcW w:type="dxa" w:w="2016"/>
-          </w:tcPr>
-          <w:p>
-            <w:r>
-              <w:rPr>
-                <w:sz w:val="18"/>
-              </w:rPr>
-            </w:r>
-            <w:r>
-              <w:rPr>
-                <w:sz w:val="18"/>
-              </w:rPr>
-              <w:t>11</w:t>
-            </w:r>
-          </w:p>
-        </w:tc>
-        <w:tc>
-          <w:tcPr>
-            <w:tcW w:type="dxa" w:w="2016"/>
-          </w:tcPr>
-          <w:p>
-            <w:r>
-              <w:rPr>
-                <w:sz w:val="18"/>
-              </w:rPr>
-            </w:r>
-          </w:p>
-        </w:tc>
-        <w:tc>
-          <w:tcPr>
-            <w:tcW w:type="dxa" w:w="2016"/>
-          </w:tcPr>
-          <w:p>
-            <w:r>
-              <w:rPr>
-                <w:sz w:val="18"/>
-              </w:rPr>
-            </w:r>
-          </w:p>
-        </w:tc>
-        <w:tc>
-          <w:tcPr>
-            <w:tcW w:type="dxa" w:w="2016"/>
-          </w:tcPr>
-          <w:p>
-            <w:r>
-              <w:rPr>
-                <w:sz w:val="18"/>
-              </w:rPr>
-            </w:r>
-          </w:p>
-        </w:tc>
-        <w:tc>
-          <w:tcPr>
-            <w:tcW w:type="dxa" w:w="2016"/>
-          </w:tcPr>
-          <w:p>
-            <w:r>
-              <w:rPr>
-                <w:sz w:val="18"/>
-              </w:rPr>
-            </w:r>
-          </w:p>
-        </w:tc>
-        <w:tc>
-          <w:tcPr>
-            <w:tcW w:type="dxa" w:w="2016"/>
-          </w:tcPr>
-          <w:p>
-            <w:r>
-              <w:rPr>
-                <w:sz w:val="18"/>
-              </w:rPr>
-            </w:r>
-          </w:p>
-        </w:tc>
-        <w:tc>
-          <w:tcPr>
-            <w:tcW w:type="dxa" w:w="2016"/>
-          </w:tcPr>
-          <w:p>
-            <w:r>
-              <w:rPr>
-                <w:sz w:val="18"/>
-              </w:rPr>
-            </w:r>
-          </w:p>
-        </w:tc>
-      </w:tr>
-      <w:tr>
-        <w:tc>
-          <w:tcPr>
-            <w:tcW w:type="dxa" w:w="2016"/>
-          </w:tcPr>
-          <w:p>
-            <w:r>
-              <w:rPr>
-                <w:sz w:val="18"/>
-              </w:rPr>
-            </w:r>
-            <w:r>
-              <w:rPr>
-                <w:sz w:val="18"/>
-              </w:rPr>
-              <w:t>12</w:t>
-            </w:r>
-          </w:p>
-        </w:tc>
-        <w:tc>
-          <w:tcPr>
-            <w:tcW w:type="dxa" w:w="2016"/>
-          </w:tcPr>
-          <w:p>
-            <w:r>
-              <w:rPr>
-                <w:sz w:val="18"/>
-              </w:rPr>
-            </w:r>
-          </w:p>
-        </w:tc>
-        <w:tc>
-          <w:tcPr>
-            <w:tcW w:type="dxa" w:w="2016"/>
-          </w:tcPr>
-          <w:p>
-            <w:r>
-              <w:rPr>
-                <w:sz w:val="18"/>
-              </w:rPr>
-            </w:r>
-          </w:p>
-        </w:tc>
-        <w:tc>
-          <w:tcPr>
-            <w:tcW w:type="dxa" w:w="2016"/>
-          </w:tcPr>
-          <w:p>
-            <w:r>
-              <w:rPr>
-                <w:sz w:val="18"/>
-              </w:rPr>
-            </w:r>
-          </w:p>
-        </w:tc>
-        <w:tc>
-          <w:tcPr>
-            <w:tcW w:type="dxa" w:w="2016"/>
-          </w:tcPr>
-          <w:p>
-            <w:r>
-              <w:rPr>
-                <w:sz w:val="18"/>
-              </w:rPr>
-            </w:r>
-          </w:p>
-        </w:tc>
-        <w:tc>
-          <w:tcPr>
-            <w:tcW w:type="dxa" w:w="2016"/>
-          </w:tcPr>
-          <w:p>
-            <w:r>
-              <w:rPr>
-                <w:sz w:val="18"/>
-              </w:rPr>
-            </w:r>
-          </w:p>
-        </w:tc>
-        <w:tc>
-          <w:tcPr>
-            <w:tcW w:type="dxa" w:w="2016"/>
+            <w:tcW w:type="dxa" w:w="1568"/>
           </w:tcPr>
           <w:p>
             <w:r>
@@ -2441,10 +2085,10 @@
         <w:rPr>
           <w:b/>
         </w:rPr>
-        <w:t>Part 2 — Extraction verification.</w:t>
+        <w:t>Part 3 — Three witnesses, five attributes.</w:t>
       </w:r>
       <w:r>
-        <w:t xml:space="preserve"> Eight fields per paper (F1 citation · F2 question · F3 sample/n · F4 LLM role + model · F5 validity check · F6 headline number · F7 limitation · F8 where validity fell). Status: Verified · Corrected · Not in paper.</w:t>
+        <w:t xml:space="preserve"> Verdict: both agree · AI only · survey only · neither supported · no aggregate data.</w:t>
       </w:r>
     </w:p>
     <w:tbl>
@@ -2454,18 +2098,16 @@
         <w:tblLook w:firstColumn="1" w:firstRow="1" w:lastColumn="0" w:lastRow="0" w:noHBand="0" w:noVBand="1" w:val="04A0"/>
       </w:tblPr>
       <w:tblGrid>
-        <w:gridCol w:w="2016"/>
-        <w:gridCol w:w="2016"/>
-        <w:gridCol w:w="2016"/>
-        <w:gridCol w:w="2016"/>
-        <w:gridCol w:w="2016"/>
-        <w:gridCol w:w="2016"/>
-        <w:gridCol w:w="2016"/>
+        <w:gridCol w:w="2822"/>
+        <w:gridCol w:w="2822"/>
+        <w:gridCol w:w="2822"/>
+        <w:gridCol w:w="2822"/>
+        <w:gridCol w:w="2822"/>
       </w:tblGrid>
       <w:tr>
         <w:tc>
           <w:tcPr>
-            <w:tcW w:type="dxa" w:w="2016"/>
+            <w:tcW w:type="dxa" w:w="2822"/>
           </w:tcPr>
           <w:p>
             <w:r>
@@ -2479,13 +2121,13 @@
                 <w:b/>
                 <w:sz w:val="18"/>
               </w:rPr>
-              <w:t>Paper</w:t>
+              <w:t>Attribute</w:t>
             </w:r>
           </w:p>
         </w:tc>
         <w:tc>
           <w:tcPr>
-            <w:tcW w:type="dxa" w:w="2016"/>
+            <w:tcW w:type="dxa" w:w="2822"/>
           </w:tcPr>
           <w:p>
             <w:r>
@@ -2499,13 +2141,13 @@
                 <w:b/>
                 <w:sz w:val="18"/>
               </w:rPr>
-              <w:t>Field</w:t>
+              <w:t>Industry-data ordering (source row #)</w:t>
             </w:r>
           </w:p>
         </w:tc>
         <w:tc>
           <w:tcPr>
-            <w:tcW w:type="dxa" w:w="2016"/>
+            <w:tcW w:type="dxa" w:w="2822"/>
           </w:tcPr>
           <w:p>
             <w:r>
@@ -2519,13 +2161,13 @@
                 <w:b/>
                 <w:sz w:val="18"/>
               </w:rPr>
-              <w:t>Run 1 value (quote, page)</w:t>
+              <w:t>AI-panel ordering</w:t>
             </w:r>
           </w:p>
         </w:tc>
         <w:tc>
           <w:tcPr>
-            <w:tcW w:type="dxa" w:w="2016"/>
+            <w:tcW w:type="dxa" w:w="2822"/>
           </w:tcPr>
           <w:p>
             <w:r>
@@ -2539,13 +2181,13 @@
                 <w:b/>
                 <w:sz w:val="18"/>
               </w:rPr>
-              <w:t>Run 2 value (quote, page)</w:t>
+              <w:t>Survey ordering (n = )</w:t>
             </w:r>
           </w:p>
         </w:tc>
         <w:tc>
           <w:tcPr>
-            <w:tcW w:type="dxa" w:w="2016"/>
+            <w:tcW w:type="dxa" w:w="2822"/>
           </w:tcPr>
           <w:p>
             <w:r>
@@ -2559,47 +2201,7 @@
                 <w:b/>
                 <w:sz w:val="18"/>
               </w:rPr>
-              <w:t>Runs agree?</w:t>
-            </w:r>
-          </w:p>
-        </w:tc>
-        <w:tc>
-          <w:tcPr>
-            <w:tcW w:type="dxa" w:w="2016"/>
-          </w:tcPr>
-          <w:p>
-            <w:r>
-              <w:rPr>
-                <w:b/>
-                <w:sz w:val="18"/>
-              </w:rPr>
-            </w:r>
-            <w:r>
-              <w:rPr>
-                <w:b/>
-                <w:sz w:val="18"/>
-              </w:rPr>
-              <w:t>Status</w:t>
-            </w:r>
-          </w:p>
-        </w:tc>
-        <w:tc>
-          <w:tcPr>
-            <w:tcW w:type="dxa" w:w="2016"/>
-          </w:tcPr>
-          <w:p>
-            <w:r>
-              <w:rPr>
-                <w:b/>
-                <w:sz w:val="18"/>
-              </w:rPr>
-            </w:r>
-            <w:r>
-              <w:rPr>
-                <w:b/>
-                <w:sz w:val="18"/>
-              </w:rPr>
-              <w:t>Verified value + page</w:t>
+              <w:t>Verdict</w:t>
             </w:r>
           </w:p>
         </w:tc>
@@ -2607,7 +2209,7 @@
       <w:tr>
         <w:tc>
           <w:tcPr>
-            <w:tcW w:type="dxa" w:w="2016"/>
+            <w:tcW w:type="dxa" w:w="2822"/>
           </w:tcPr>
           <w:p>
             <w:r>
@@ -2619,31 +2221,13 @@
               <w:rPr>
                 <w:sz w:val="18"/>
               </w:rPr>
-              <w:t>Li et al. 2024</w:t>
+              <w:t>1.</w:t>
             </w:r>
           </w:p>
         </w:tc>
         <w:tc>
           <w:tcPr>
-            <w:tcW w:type="dxa" w:w="2016"/>
-          </w:tcPr>
-          <w:p>
-            <w:r>
-              <w:rPr>
-                <w:sz w:val="18"/>
-              </w:rPr>
-            </w:r>
-            <w:r>
-              <w:rPr>
-                <w:sz w:val="18"/>
-              </w:rPr>
-              <w:t>F1</w:t>
-            </w:r>
-          </w:p>
-        </w:tc>
-        <w:tc>
-          <w:tcPr>
-            <w:tcW w:type="dxa" w:w="2016"/>
+            <w:tcW w:type="dxa" w:w="2822"/>
           </w:tcPr>
           <w:p>
             <w:r>
@@ -2655,7 +2239,7 @@
         </w:tc>
         <w:tc>
           <w:tcPr>
-            <w:tcW w:type="dxa" w:w="2016"/>
+            <w:tcW w:type="dxa" w:w="2822"/>
           </w:tcPr>
           <w:p>
             <w:r>
@@ -2667,7 +2251,7 @@
         </w:tc>
         <w:tc>
           <w:tcPr>
-            <w:tcW w:type="dxa" w:w="2016"/>
+            <w:tcW w:type="dxa" w:w="2822"/>
           </w:tcPr>
           <w:p>
             <w:r>
@@ -2679,19 +2263,7 @@
         </w:tc>
         <w:tc>
           <w:tcPr>
-            <w:tcW w:type="dxa" w:w="2016"/>
-          </w:tcPr>
-          <w:p>
-            <w:r>
-              <w:rPr>
-                <w:sz w:val="18"/>
-              </w:rPr>
-            </w:r>
-          </w:p>
-        </w:tc>
-        <w:tc>
-          <w:tcPr>
-            <w:tcW w:type="dxa" w:w="2016"/>
+            <w:tcW w:type="dxa" w:w="2822"/>
           </w:tcPr>
           <w:p>
             <w:r>
@@ -2705,7 +2277,7 @@
       <w:tr>
         <w:tc>
           <w:tcPr>
-            <w:tcW w:type="dxa" w:w="2016"/>
+            <w:tcW w:type="dxa" w:w="2822"/>
           </w:tcPr>
           <w:p>
             <w:r>
@@ -2717,31 +2289,13 @@
               <w:rPr>
                 <w:sz w:val="18"/>
               </w:rPr>
-              <w:t>Li et al. 2024</w:t>
+              <w:t>2.</w:t>
             </w:r>
           </w:p>
         </w:tc>
         <w:tc>
           <w:tcPr>
-            <w:tcW w:type="dxa" w:w="2016"/>
-          </w:tcPr>
-          <w:p>
-            <w:r>
-              <w:rPr>
-                <w:sz w:val="18"/>
-              </w:rPr>
-            </w:r>
-            <w:r>
-              <w:rPr>
-                <w:sz w:val="18"/>
-              </w:rPr>
-              <w:t>F2</w:t>
-            </w:r>
-          </w:p>
-        </w:tc>
-        <w:tc>
-          <w:tcPr>
-            <w:tcW w:type="dxa" w:w="2016"/>
+            <w:tcW w:type="dxa" w:w="2822"/>
           </w:tcPr>
           <w:p>
             <w:r>
@@ -2753,7 +2307,7 @@
         </w:tc>
         <w:tc>
           <w:tcPr>
-            <w:tcW w:type="dxa" w:w="2016"/>
+            <w:tcW w:type="dxa" w:w="2822"/>
           </w:tcPr>
           <w:p>
             <w:r>
@@ -2765,7 +2319,7 @@
         </w:tc>
         <w:tc>
           <w:tcPr>
-            <w:tcW w:type="dxa" w:w="2016"/>
+            <w:tcW w:type="dxa" w:w="2822"/>
           </w:tcPr>
           <w:p>
             <w:r>
@@ -2777,19 +2331,7 @@
         </w:tc>
         <w:tc>
           <w:tcPr>
-            <w:tcW w:type="dxa" w:w="2016"/>
-          </w:tcPr>
-          <w:p>
-            <w:r>
-              <w:rPr>
-                <w:sz w:val="18"/>
-              </w:rPr>
-            </w:r>
-          </w:p>
-        </w:tc>
-        <w:tc>
-          <w:tcPr>
-            <w:tcW w:type="dxa" w:w="2016"/>
+            <w:tcW w:type="dxa" w:w="2822"/>
           </w:tcPr>
           <w:p>
             <w:r>
@@ -2803,7 +2345,7 @@
       <w:tr>
         <w:tc>
           <w:tcPr>
-            <w:tcW w:type="dxa" w:w="2016"/>
+            <w:tcW w:type="dxa" w:w="2822"/>
           </w:tcPr>
           <w:p>
             <w:r>
@@ -2815,31 +2357,13 @@
               <w:rPr>
                 <w:sz w:val="18"/>
               </w:rPr>
-              <w:t>Li et al. 2024</w:t>
+              <w:t>3.</w:t>
             </w:r>
           </w:p>
         </w:tc>
         <w:tc>
           <w:tcPr>
-            <w:tcW w:type="dxa" w:w="2016"/>
-          </w:tcPr>
-          <w:p>
-            <w:r>
-              <w:rPr>
-                <w:sz w:val="18"/>
-              </w:rPr>
-            </w:r>
-            <w:r>
-              <w:rPr>
-                <w:sz w:val="18"/>
-              </w:rPr>
-              <w:t>F3</w:t>
-            </w:r>
-          </w:p>
-        </w:tc>
-        <w:tc>
-          <w:tcPr>
-            <w:tcW w:type="dxa" w:w="2016"/>
+            <w:tcW w:type="dxa" w:w="2822"/>
           </w:tcPr>
           <w:p>
             <w:r>
@@ -2851,7 +2375,7 @@
         </w:tc>
         <w:tc>
           <w:tcPr>
-            <w:tcW w:type="dxa" w:w="2016"/>
+            <w:tcW w:type="dxa" w:w="2822"/>
           </w:tcPr>
           <w:p>
             <w:r>
@@ -2863,7 +2387,7 @@
         </w:tc>
         <w:tc>
           <w:tcPr>
-            <w:tcW w:type="dxa" w:w="2016"/>
+            <w:tcW w:type="dxa" w:w="2822"/>
           </w:tcPr>
           <w:p>
             <w:r>
@@ -2875,19 +2399,7 @@
         </w:tc>
         <w:tc>
           <w:tcPr>
-            <w:tcW w:type="dxa" w:w="2016"/>
-          </w:tcPr>
-          <w:p>
-            <w:r>
-              <w:rPr>
-                <w:sz w:val="18"/>
-              </w:rPr>
-            </w:r>
-          </w:p>
-        </w:tc>
-        <w:tc>
-          <w:tcPr>
-            <w:tcW w:type="dxa" w:w="2016"/>
+            <w:tcW w:type="dxa" w:w="2822"/>
           </w:tcPr>
           <w:p>
             <w:r>
@@ -2901,7 +2413,7 @@
       <w:tr>
         <w:tc>
           <w:tcPr>
-            <w:tcW w:type="dxa" w:w="2016"/>
+            <w:tcW w:type="dxa" w:w="2822"/>
           </w:tcPr>
           <w:p>
             <w:r>
@@ -2913,31 +2425,13 @@
               <w:rPr>
                 <w:sz w:val="18"/>
               </w:rPr>
-              <w:t>Li et al. 2024</w:t>
+              <w:t>4.</w:t>
             </w:r>
           </w:p>
         </w:tc>
         <w:tc>
           <w:tcPr>
-            <w:tcW w:type="dxa" w:w="2016"/>
-          </w:tcPr>
-          <w:p>
-            <w:r>
-              <w:rPr>
-                <w:sz w:val="18"/>
-              </w:rPr>
-            </w:r>
-            <w:r>
-              <w:rPr>
-                <w:sz w:val="18"/>
-              </w:rPr>
-              <w:t>F4</w:t>
-            </w:r>
-          </w:p>
-        </w:tc>
-        <w:tc>
-          <w:tcPr>
-            <w:tcW w:type="dxa" w:w="2016"/>
+            <w:tcW w:type="dxa" w:w="2822"/>
           </w:tcPr>
           <w:p>
             <w:r>
@@ -2949,7 +2443,7 @@
         </w:tc>
         <w:tc>
           <w:tcPr>
-            <w:tcW w:type="dxa" w:w="2016"/>
+            <w:tcW w:type="dxa" w:w="2822"/>
           </w:tcPr>
           <w:p>
             <w:r>
@@ -2961,7 +2455,7 @@
         </w:tc>
         <w:tc>
           <w:tcPr>
-            <w:tcW w:type="dxa" w:w="2016"/>
+            <w:tcW w:type="dxa" w:w="2822"/>
           </w:tcPr>
           <w:p>
             <w:r>
@@ -2973,19 +2467,7 @@
         </w:tc>
         <w:tc>
           <w:tcPr>
-            <w:tcW w:type="dxa" w:w="2016"/>
-          </w:tcPr>
-          <w:p>
-            <w:r>
-              <w:rPr>
-                <w:sz w:val="18"/>
-              </w:rPr>
-            </w:r>
-          </w:p>
-        </w:tc>
-        <w:tc>
-          <w:tcPr>
-            <w:tcW w:type="dxa" w:w="2016"/>
+            <w:tcW w:type="dxa" w:w="2822"/>
           </w:tcPr>
           <w:p>
             <w:r>
@@ -2999,7 +2481,7 @@
       <w:tr>
         <w:tc>
           <w:tcPr>
-            <w:tcW w:type="dxa" w:w="2016"/>
+            <w:tcW w:type="dxa" w:w="2822"/>
           </w:tcPr>
           <w:p>
             <w:r>
@@ -3011,31 +2493,13 @@
               <w:rPr>
                 <w:sz w:val="18"/>
               </w:rPr>
-              <w:t>Li et al. 2024</w:t>
+              <w:t>5.</w:t>
             </w:r>
           </w:p>
         </w:tc>
         <w:tc>
           <w:tcPr>
-            <w:tcW w:type="dxa" w:w="2016"/>
-          </w:tcPr>
-          <w:p>
-            <w:r>
-              <w:rPr>
-                <w:sz w:val="18"/>
-              </w:rPr>
-            </w:r>
-            <w:r>
-              <w:rPr>
-                <w:sz w:val="18"/>
-              </w:rPr>
-              <w:t>F5</w:t>
-            </w:r>
-          </w:p>
-        </w:tc>
-        <w:tc>
-          <w:tcPr>
-            <w:tcW w:type="dxa" w:w="2016"/>
+            <w:tcW w:type="dxa" w:w="2822"/>
           </w:tcPr>
           <w:p>
             <w:r>
@@ -3047,7 +2511,7 @@
         </w:tc>
         <w:tc>
           <w:tcPr>
-            <w:tcW w:type="dxa" w:w="2016"/>
+            <w:tcW w:type="dxa" w:w="2822"/>
           </w:tcPr>
           <w:p>
             <w:r>
@@ -3059,7 +2523,7 @@
         </w:tc>
         <w:tc>
           <w:tcPr>
-            <w:tcW w:type="dxa" w:w="2016"/>
+            <w:tcW w:type="dxa" w:w="2822"/>
           </w:tcPr>
           <w:p>
             <w:r>
@@ -3071,981 +2535,13 @@
         </w:tc>
         <w:tc>
           <w:tcPr>
-            <w:tcW w:type="dxa" w:w="2016"/>
+            <w:tcW w:type="dxa" w:w="2822"/>
           </w:tcPr>
           <w:p>
             <w:r>
               <w:rPr>
                 <w:sz w:val="18"/>
               </w:rPr>
-            </w:r>
-          </w:p>
-        </w:tc>
-        <w:tc>
-          <w:tcPr>
-            <w:tcW w:type="dxa" w:w="2016"/>
-          </w:tcPr>
-          <w:p>
-            <w:r>
-              <w:rPr>
-                <w:sz w:val="18"/>
-              </w:rPr>
-            </w:r>
-          </w:p>
-        </w:tc>
-      </w:tr>
-      <w:tr>
-        <w:tc>
-          <w:tcPr>
-            <w:tcW w:type="dxa" w:w="2016"/>
-          </w:tcPr>
-          <w:p>
-            <w:r>
-              <w:rPr>
-                <w:sz w:val="18"/>
-              </w:rPr>
-            </w:r>
-            <w:r>
-              <w:rPr>
-                <w:sz w:val="18"/>
-              </w:rPr>
-              <w:t>Li et al. 2024</w:t>
-            </w:r>
-          </w:p>
-        </w:tc>
-        <w:tc>
-          <w:tcPr>
-            <w:tcW w:type="dxa" w:w="2016"/>
-          </w:tcPr>
-          <w:p>
-            <w:r>
-              <w:rPr>
-                <w:sz w:val="18"/>
-              </w:rPr>
-            </w:r>
-            <w:r>
-              <w:rPr>
-                <w:sz w:val="18"/>
-              </w:rPr>
-              <w:t>F6</w:t>
-            </w:r>
-          </w:p>
-        </w:tc>
-        <w:tc>
-          <w:tcPr>
-            <w:tcW w:type="dxa" w:w="2016"/>
-          </w:tcPr>
-          <w:p>
-            <w:r>
-              <w:rPr>
-                <w:sz w:val="18"/>
-              </w:rPr>
-            </w:r>
-          </w:p>
-        </w:tc>
-        <w:tc>
-          <w:tcPr>
-            <w:tcW w:type="dxa" w:w="2016"/>
-          </w:tcPr>
-          <w:p>
-            <w:r>
-              <w:rPr>
-                <w:sz w:val="18"/>
-              </w:rPr>
-            </w:r>
-          </w:p>
-        </w:tc>
-        <w:tc>
-          <w:tcPr>
-            <w:tcW w:type="dxa" w:w="2016"/>
-          </w:tcPr>
-          <w:p>
-            <w:r>
-              <w:rPr>
-                <w:sz w:val="18"/>
-              </w:rPr>
-            </w:r>
-          </w:p>
-        </w:tc>
-        <w:tc>
-          <w:tcPr>
-            <w:tcW w:type="dxa" w:w="2016"/>
-          </w:tcPr>
-          <w:p>
-            <w:r>
-              <w:rPr>
-                <w:sz w:val="18"/>
-              </w:rPr>
-            </w:r>
-          </w:p>
-        </w:tc>
-        <w:tc>
-          <w:tcPr>
-            <w:tcW w:type="dxa" w:w="2016"/>
-          </w:tcPr>
-          <w:p>
-            <w:r>
-              <w:rPr>
-                <w:sz w:val="18"/>
-              </w:rPr>
-            </w:r>
-          </w:p>
-        </w:tc>
-      </w:tr>
-      <w:tr>
-        <w:tc>
-          <w:tcPr>
-            <w:tcW w:type="dxa" w:w="2016"/>
-          </w:tcPr>
-          <w:p>
-            <w:r>
-              <w:rPr>
-                <w:sz w:val="18"/>
-              </w:rPr>
-            </w:r>
-            <w:r>
-              <w:rPr>
-                <w:sz w:val="18"/>
-              </w:rPr>
-              <w:t>Li et al. 2024</w:t>
-            </w:r>
-          </w:p>
-        </w:tc>
-        <w:tc>
-          <w:tcPr>
-            <w:tcW w:type="dxa" w:w="2016"/>
-          </w:tcPr>
-          <w:p>
-            <w:r>
-              <w:rPr>
-                <w:sz w:val="18"/>
-              </w:rPr>
-            </w:r>
-            <w:r>
-              <w:rPr>
-                <w:sz w:val="18"/>
-              </w:rPr>
-              <w:t>F7</w:t>
-            </w:r>
-          </w:p>
-        </w:tc>
-        <w:tc>
-          <w:tcPr>
-            <w:tcW w:type="dxa" w:w="2016"/>
-          </w:tcPr>
-          <w:p>
-            <w:r>
-              <w:rPr>
-                <w:sz w:val="18"/>
-              </w:rPr>
-            </w:r>
-          </w:p>
-        </w:tc>
-        <w:tc>
-          <w:tcPr>
-            <w:tcW w:type="dxa" w:w="2016"/>
-          </w:tcPr>
-          <w:p>
-            <w:r>
-              <w:rPr>
-                <w:sz w:val="18"/>
-              </w:rPr>
-            </w:r>
-          </w:p>
-        </w:tc>
-        <w:tc>
-          <w:tcPr>
-            <w:tcW w:type="dxa" w:w="2016"/>
-          </w:tcPr>
-          <w:p>
-            <w:r>
-              <w:rPr>
-                <w:sz w:val="18"/>
-              </w:rPr>
-            </w:r>
-          </w:p>
-        </w:tc>
-        <w:tc>
-          <w:tcPr>
-            <w:tcW w:type="dxa" w:w="2016"/>
-          </w:tcPr>
-          <w:p>
-            <w:r>
-              <w:rPr>
-                <w:sz w:val="18"/>
-              </w:rPr>
-            </w:r>
-          </w:p>
-        </w:tc>
-        <w:tc>
-          <w:tcPr>
-            <w:tcW w:type="dxa" w:w="2016"/>
-          </w:tcPr>
-          <w:p>
-            <w:r>
-              <w:rPr>
-                <w:sz w:val="18"/>
-              </w:rPr>
-            </w:r>
-          </w:p>
-        </w:tc>
-      </w:tr>
-      <w:tr>
-        <w:tc>
-          <w:tcPr>
-            <w:tcW w:type="dxa" w:w="2016"/>
-          </w:tcPr>
-          <w:p>
-            <w:r>
-              <w:rPr>
-                <w:sz w:val="18"/>
-              </w:rPr>
-            </w:r>
-            <w:r>
-              <w:rPr>
-                <w:sz w:val="18"/>
-              </w:rPr>
-              <w:t>Li et al. 2024</w:t>
-            </w:r>
-          </w:p>
-        </w:tc>
-        <w:tc>
-          <w:tcPr>
-            <w:tcW w:type="dxa" w:w="2016"/>
-          </w:tcPr>
-          <w:p>
-            <w:r>
-              <w:rPr>
-                <w:sz w:val="18"/>
-              </w:rPr>
-            </w:r>
-            <w:r>
-              <w:rPr>
-                <w:sz w:val="18"/>
-              </w:rPr>
-              <w:t>F8</w:t>
-            </w:r>
-          </w:p>
-        </w:tc>
-        <w:tc>
-          <w:tcPr>
-            <w:tcW w:type="dxa" w:w="2016"/>
-          </w:tcPr>
-          <w:p>
-            <w:r>
-              <w:rPr>
-                <w:sz w:val="18"/>
-              </w:rPr>
-            </w:r>
-          </w:p>
-        </w:tc>
-        <w:tc>
-          <w:tcPr>
-            <w:tcW w:type="dxa" w:w="2016"/>
-          </w:tcPr>
-          <w:p>
-            <w:r>
-              <w:rPr>
-                <w:sz w:val="18"/>
-              </w:rPr>
-            </w:r>
-          </w:p>
-        </w:tc>
-        <w:tc>
-          <w:tcPr>
-            <w:tcW w:type="dxa" w:w="2016"/>
-          </w:tcPr>
-          <w:p>
-            <w:r>
-              <w:rPr>
-                <w:sz w:val="18"/>
-              </w:rPr>
-            </w:r>
-          </w:p>
-        </w:tc>
-        <w:tc>
-          <w:tcPr>
-            <w:tcW w:type="dxa" w:w="2016"/>
-          </w:tcPr>
-          <w:p>
-            <w:r>
-              <w:rPr>
-                <w:sz w:val="18"/>
-              </w:rPr>
-            </w:r>
-          </w:p>
-        </w:tc>
-        <w:tc>
-          <w:tcPr>
-            <w:tcW w:type="dxa" w:w="2016"/>
-          </w:tcPr>
-          <w:p>
-            <w:r>
-              <w:rPr>
-                <w:sz w:val="18"/>
-              </w:rPr>
-            </w:r>
-          </w:p>
-        </w:tc>
-      </w:tr>
-      <w:tr>
-        <w:tc>
-          <w:tcPr>
-            <w:tcW w:type="dxa" w:w="2016"/>
-          </w:tcPr>
-          <w:p>
-            <w:r>
-              <w:rPr>
-                <w:sz w:val="18"/>
-              </w:rPr>
-            </w:r>
-            <w:r>
-              <w:rPr>
-                <w:sz w:val="18"/>
-              </w:rPr>
-              <w:t>Paper 2</w:t>
-            </w:r>
-          </w:p>
-        </w:tc>
-        <w:tc>
-          <w:tcPr>
-            <w:tcW w:type="dxa" w:w="2016"/>
-          </w:tcPr>
-          <w:p>
-            <w:r>
-              <w:rPr>
-                <w:sz w:val="18"/>
-              </w:rPr>
-            </w:r>
-            <w:r>
-              <w:rPr>
-                <w:sz w:val="18"/>
-              </w:rPr>
-              <w:t>F1–F8 (add rows)</w:t>
-            </w:r>
-          </w:p>
-        </w:tc>
-        <w:tc>
-          <w:tcPr>
-            <w:tcW w:type="dxa" w:w="2016"/>
-          </w:tcPr>
-          <w:p>
-            <w:r>
-              <w:rPr>
-                <w:sz w:val="18"/>
-              </w:rPr>
-            </w:r>
-          </w:p>
-        </w:tc>
-        <w:tc>
-          <w:tcPr>
-            <w:tcW w:type="dxa" w:w="2016"/>
-          </w:tcPr>
-          <w:p>
-            <w:r>
-              <w:rPr>
-                <w:sz w:val="18"/>
-              </w:rPr>
-            </w:r>
-          </w:p>
-        </w:tc>
-        <w:tc>
-          <w:tcPr>
-            <w:tcW w:type="dxa" w:w="2016"/>
-          </w:tcPr>
-          <w:p>
-            <w:r>
-              <w:rPr>
-                <w:sz w:val="18"/>
-              </w:rPr>
-            </w:r>
-          </w:p>
-        </w:tc>
-        <w:tc>
-          <w:tcPr>
-            <w:tcW w:type="dxa" w:w="2016"/>
-          </w:tcPr>
-          <w:p>
-            <w:r>
-              <w:rPr>
-                <w:sz w:val="18"/>
-              </w:rPr>
-            </w:r>
-          </w:p>
-        </w:tc>
-        <w:tc>
-          <w:tcPr>
-            <w:tcW w:type="dxa" w:w="2016"/>
-          </w:tcPr>
-          <w:p>
-            <w:r>
-              <w:rPr>
-                <w:sz w:val="18"/>
-              </w:rPr>
-            </w:r>
-          </w:p>
-        </w:tc>
-      </w:tr>
-      <w:tr>
-        <w:tc>
-          <w:tcPr>
-            <w:tcW w:type="dxa" w:w="2016"/>
-          </w:tcPr>
-          <w:p>
-            <w:r>
-              <w:rPr>
-                <w:sz w:val="18"/>
-              </w:rPr>
-            </w:r>
-            <w:r>
-              <w:rPr>
-                <w:sz w:val="18"/>
-              </w:rPr>
-              <w:t>Paper 3</w:t>
-            </w:r>
-          </w:p>
-        </w:tc>
-        <w:tc>
-          <w:tcPr>
-            <w:tcW w:type="dxa" w:w="2016"/>
-          </w:tcPr>
-          <w:p>
-            <w:r>
-              <w:rPr>
-                <w:sz w:val="18"/>
-              </w:rPr>
-            </w:r>
-            <w:r>
-              <w:rPr>
-                <w:sz w:val="18"/>
-              </w:rPr>
-              <w:t>F1–F8 (add rows)</w:t>
-            </w:r>
-          </w:p>
-        </w:tc>
-        <w:tc>
-          <w:tcPr>
-            <w:tcW w:type="dxa" w:w="2016"/>
-          </w:tcPr>
-          <w:p>
-            <w:r>
-              <w:rPr>
-                <w:sz w:val="18"/>
-              </w:rPr>
-            </w:r>
-          </w:p>
-        </w:tc>
-        <w:tc>
-          <w:tcPr>
-            <w:tcW w:type="dxa" w:w="2016"/>
-          </w:tcPr>
-          <w:p>
-            <w:r>
-              <w:rPr>
-                <w:sz w:val="18"/>
-              </w:rPr>
-            </w:r>
-          </w:p>
-        </w:tc>
-        <w:tc>
-          <w:tcPr>
-            <w:tcW w:type="dxa" w:w="2016"/>
-          </w:tcPr>
-          <w:p>
-            <w:r>
-              <w:rPr>
-                <w:sz w:val="18"/>
-              </w:rPr>
-            </w:r>
-          </w:p>
-        </w:tc>
-        <w:tc>
-          <w:tcPr>
-            <w:tcW w:type="dxa" w:w="2016"/>
-          </w:tcPr>
-          <w:p>
-            <w:r>
-              <w:rPr>
-                <w:sz w:val="18"/>
-              </w:rPr>
-            </w:r>
-          </w:p>
-        </w:tc>
-        <w:tc>
-          <w:tcPr>
-            <w:tcW w:type="dxa" w:w="2016"/>
-          </w:tcPr>
-          <w:p>
-            <w:r>
-              <w:rPr>
-                <w:sz w:val="18"/>
-              </w:rPr>
-            </w:r>
-          </w:p>
-        </w:tc>
-      </w:tr>
-      <w:tr>
-        <w:tc>
-          <w:tcPr>
-            <w:tcW w:type="dxa" w:w="2016"/>
-          </w:tcPr>
-          <w:p>
-            <w:r>
-              <w:rPr>
-                <w:sz w:val="18"/>
-              </w:rPr>
-            </w:r>
-            <w:r>
-              <w:rPr>
-                <w:sz w:val="18"/>
-              </w:rPr>
-              <w:t>Paper 4</w:t>
-            </w:r>
-          </w:p>
-        </w:tc>
-        <w:tc>
-          <w:tcPr>
-            <w:tcW w:type="dxa" w:w="2016"/>
-          </w:tcPr>
-          <w:p>
-            <w:r>
-              <w:rPr>
-                <w:sz w:val="18"/>
-              </w:rPr>
-            </w:r>
-            <w:r>
-              <w:rPr>
-                <w:sz w:val="18"/>
-              </w:rPr>
-              <w:t>F1–F8 (add rows)</w:t>
-            </w:r>
-          </w:p>
-        </w:tc>
-        <w:tc>
-          <w:tcPr>
-            <w:tcW w:type="dxa" w:w="2016"/>
-          </w:tcPr>
-          <w:p>
-            <w:r>
-              <w:rPr>
-                <w:sz w:val="18"/>
-              </w:rPr>
-            </w:r>
-          </w:p>
-        </w:tc>
-        <w:tc>
-          <w:tcPr>
-            <w:tcW w:type="dxa" w:w="2016"/>
-          </w:tcPr>
-          <w:p>
-            <w:r>
-              <w:rPr>
-                <w:sz w:val="18"/>
-              </w:rPr>
-            </w:r>
-          </w:p>
-        </w:tc>
-        <w:tc>
-          <w:tcPr>
-            <w:tcW w:type="dxa" w:w="2016"/>
-          </w:tcPr>
-          <w:p>
-            <w:r>
-              <w:rPr>
-                <w:sz w:val="18"/>
-              </w:rPr>
-            </w:r>
-          </w:p>
-        </w:tc>
-        <w:tc>
-          <w:tcPr>
-            <w:tcW w:type="dxa" w:w="2016"/>
-          </w:tcPr>
-          <w:p>
-            <w:r>
-              <w:rPr>
-                <w:sz w:val="18"/>
-              </w:rPr>
-            </w:r>
-          </w:p>
-        </w:tc>
-        <w:tc>
-          <w:tcPr>
-            <w:tcW w:type="dxa" w:w="2016"/>
-          </w:tcPr>
-          <w:p>
-            <w:r>
-              <w:rPr>
-                <w:sz w:val="18"/>
-              </w:rPr>
-            </w:r>
-          </w:p>
-        </w:tc>
-      </w:tr>
-    </w:tbl>
-    <w:p/>
-    <w:tbl>
-      <w:tblPr>
-        <w:tblStyle w:val="TableGrid"/>
-        <w:tblW w:type="auto" w:w="0"/>
-        <w:tblLook w:firstColumn="1" w:firstRow="1" w:lastColumn="0" w:lastRow="0" w:noHBand="0" w:noVBand="1" w:val="04A0"/>
-      </w:tblPr>
-      <w:tblGrid>
-        <w:gridCol w:w="7056"/>
-        <w:gridCol w:w="7056"/>
-      </w:tblGrid>
-      <w:tr>
-        <w:tc>
-          <w:tcPr>
-            <w:tcW w:type="dxa" w:w="7056"/>
-          </w:tcPr>
-          <w:p>
-            <w:r>
-              <w:rPr>
-                <w:b/>
-                <w:sz w:val="18"/>
-              </w:rPr>
-            </w:r>
-            <w:r>
-              <w:rPr>
-                <w:b/>
-                <w:sz w:val="18"/>
-              </w:rPr>
-              <w:t>Extraction accuracy (verified ÷ all fields)</w:t>
-            </w:r>
-          </w:p>
-        </w:tc>
-        <w:tc>
-          <w:tcPr>
-            <w:tcW w:type="dxa" w:w="7056"/>
-          </w:tcPr>
-          <w:p>
-            <w:r>
-              <w:rPr>
-                <w:b/>
-                <w:sz w:val="18"/>
-              </w:rPr>
-            </w:r>
-            <w:r>
-              <w:rPr>
-                <w:b/>
-                <w:sz w:val="18"/>
-              </w:rPr>
-              <w:t>Fields where the two runs disagreed</w:t>
-            </w:r>
-          </w:p>
-        </w:tc>
-      </w:tr>
-    </w:tbl>
-    <w:p/>
-    <w:p>
-      <w:r>
-        <w:rPr>
-          <w:b/>
-        </w:rPr>
-        <w:t>Part 3 — Review table.</w:t>
-      </w:r>
-      <w:r>
-        <w:t xml:space="preserve"> Row 1 = Li et al. 2024. LLM role: respondent · judge · generator · coder. Relation: extends · contradicts · different construct · same method, plus one sentence why.</w:t>
-      </w:r>
-    </w:p>
-    <w:tbl>
-      <w:tblPr>
-        <w:tblStyle w:val="TableGrid"/>
-        <w:tblW w:type="auto" w:w="0"/>
-        <w:tblLook w:firstColumn="1" w:firstRow="1" w:lastColumn="0" w:lastRow="0" w:noHBand="0" w:noVBand="1" w:val="04A0"/>
-      </w:tblPr>
-      <w:tblGrid>
-        <w:gridCol w:w="1764"/>
-        <w:gridCol w:w="1764"/>
-        <w:gridCol w:w="1764"/>
-        <w:gridCol w:w="1764"/>
-        <w:gridCol w:w="1764"/>
-        <w:gridCol w:w="1764"/>
-        <w:gridCol w:w="1764"/>
-        <w:gridCol w:w="1764"/>
-      </w:tblGrid>
-      <w:tr>
-        <w:tc>
-          <w:tcPr>
-            <w:tcW w:type="dxa" w:w="1764"/>
-          </w:tcPr>
-          <w:p>
-            <w:r>
-              <w:rPr>
-                <w:b/>
-                <w:sz w:val="18"/>
-              </w:rPr>
-            </w:r>
-            <w:r>
-              <w:rPr>
-                <w:b/>
-                <w:sz w:val="18"/>
-              </w:rPr>
-              <w:t>Paper (author-year, venue, DOI or preprint URL + date)</w:t>
-            </w:r>
-          </w:p>
-        </w:tc>
-        <w:tc>
-          <w:tcPr>
-            <w:tcW w:type="dxa" w:w="1764"/>
-          </w:tcPr>
-          <w:p>
-            <w:r>
-              <w:rPr>
-                <w:b/>
-                <w:sz w:val="18"/>
-              </w:rPr>
-            </w:r>
-            <w:r>
-              <w:rPr>
-                <w:b/>
-                <w:sz w:val="18"/>
-              </w:rPr>
-              <w:t>Question</w:t>
-            </w:r>
-          </w:p>
-        </w:tc>
-        <w:tc>
-          <w:tcPr>
-            <w:tcW w:type="dxa" w:w="1764"/>
-          </w:tcPr>
-          <w:p>
-            <w:r>
-              <w:rPr>
-                <w:b/>
-                <w:sz w:val="18"/>
-              </w:rPr>
-            </w:r>
-            <w:r>
-              <w:rPr>
-                <w:b/>
-                <w:sz w:val="18"/>
-              </w:rPr>
-              <w:t>Sample / data (n)</w:t>
-            </w:r>
-          </w:p>
-        </w:tc>
-        <w:tc>
-          <w:tcPr>
-            <w:tcW w:type="dxa" w:w="1764"/>
-          </w:tcPr>
-          <w:p>
-            <w:r>
-              <w:rPr>
-                <w:b/>
-                <w:sz w:val="18"/>
-              </w:rPr>
-            </w:r>
-            <w:r>
-              <w:rPr>
-                <w:b/>
-                <w:sz w:val="18"/>
-              </w:rPr>
-              <w:t>LLM role + model</w:t>
-            </w:r>
-          </w:p>
-        </w:tc>
-        <w:tc>
-          <w:tcPr>
-            <w:tcW w:type="dxa" w:w="1764"/>
-          </w:tcPr>
-          <w:p>
-            <w:r>
-              <w:rPr>
-                <w:b/>
-                <w:sz w:val="18"/>
-              </w:rPr>
-            </w:r>
-            <w:r>
-              <w:rPr>
-                <w:b/>
-                <w:sz w:val="18"/>
-              </w:rPr>
-              <w:t>Validity check (against what, how)</w:t>
-            </w:r>
-          </w:p>
-        </w:tc>
-        <w:tc>
-          <w:tcPr>
-            <w:tcW w:type="dxa" w:w="1764"/>
-          </w:tcPr>
-          <w:p>
-            <w:r>
-              <w:rPr>
-                <w:b/>
-                <w:sz w:val="18"/>
-              </w:rPr>
-            </w:r>
-            <w:r>
-              <w:rPr>
-                <w:b/>
-                <w:sz w:val="18"/>
-              </w:rPr>
-              <w:t>Headline finding (paper's own number)</w:t>
-            </w:r>
-          </w:p>
-        </w:tc>
-        <w:tc>
-          <w:tcPr>
-            <w:tcW w:type="dxa" w:w="1764"/>
-          </w:tcPr>
-          <w:p>
-            <w:r>
-              <w:rPr>
-                <w:b/>
-                <w:sz w:val="18"/>
-              </w:rPr>
-            </w:r>
-            <w:r>
-              <w:rPr>
-                <w:b/>
-                <w:sz w:val="18"/>
-              </w:rPr>
-              <w:t>Where validity fell (stated by the authors)</w:t>
-            </w:r>
-          </w:p>
-        </w:tc>
-        <w:tc>
-          <w:tcPr>
-            <w:tcW w:type="dxa" w:w="1764"/>
-          </w:tcPr>
-          <w:p>
-            <w:r>
-              <w:rPr>
-                <w:b/>
-                <w:sz w:val="18"/>
-              </w:rPr>
-            </w:r>
-            <w:r>
-              <w:rPr>
-                <w:b/>
-                <w:sz w:val="18"/>
-              </w:rPr>
-              <w:t>How it relates to Li et al. 2024</w:t>
-            </w:r>
-          </w:p>
-        </w:tc>
-      </w:tr>
-      <w:tr>
-        <w:tc>
-          <w:tcPr>
-            <w:tcW w:type="dxa" w:w="1764"/>
-          </w:tcPr>
-          <w:p>
-            <w:r>
-              <w:rPr>
-                <w:sz w:val="18"/>
-              </w:rPr>
-            </w:r>
-            <w:r>
-              <w:rPr>
-                <w:sz w:val="18"/>
-              </w:rPr>
-              <w:t xml:space="preserve">Li, Castelo, Katona &amp; Sarvary (2024), </w:t>
-            </w:r>
-            <w:r>
-              <w:rPr>
-                <w:i/>
-                <w:sz w:val="18"/>
-              </w:rPr>
-              <w:t>Marketing Science</w:t>
-            </w:r>
-            <w:r>
-              <w:rPr>
-                <w:sz w:val="18"/>
-              </w:rPr>
-              <w:t xml:space="preserve"> 43(2), DOI:</w:t>
-            </w:r>
-          </w:p>
-        </w:tc>
-        <w:tc>
-          <w:tcPr>
-            <w:tcW w:type="dxa" w:w="1764"/>
-          </w:tcPr>
-          <w:p>
-            <w:r>
-              <w:rPr>
-                <w:sz w:val="18"/>
-              </w:rPr>
-            </w:r>
-          </w:p>
-        </w:tc>
-        <w:tc>
-          <w:tcPr>
-            <w:tcW w:type="dxa" w:w="1764"/>
-          </w:tcPr>
-          <w:p>
-            <w:r>
-              <w:rPr>
-                <w:sz w:val="18"/>
-              </w:rPr>
-            </w:r>
-          </w:p>
-        </w:tc>
-        <w:tc>
-          <w:tcPr>
-            <w:tcW w:type="dxa" w:w="1764"/>
-          </w:tcPr>
-          <w:p>
-            <w:r>
-              <w:rPr>
-                <w:sz w:val="18"/>
-              </w:rPr>
-            </w:r>
-          </w:p>
-        </w:tc>
-        <w:tc>
-          <w:tcPr>
-            <w:tcW w:type="dxa" w:w="1764"/>
-          </w:tcPr>
-          <w:p>
-            <w:r>
-              <w:rPr>
-                <w:sz w:val="18"/>
-              </w:rPr>
-            </w:r>
-          </w:p>
-        </w:tc>
-        <w:tc>
-          <w:tcPr>
-            <w:tcW w:type="dxa" w:w="1764"/>
-          </w:tcPr>
-          <w:p>
-            <w:r>
-              <w:rPr>
-                <w:sz w:val="18"/>
-              </w:rPr>
-            </w:r>
-          </w:p>
-        </w:tc>
-        <w:tc>
-          <w:tcPr>
-            <w:tcW w:type="dxa" w:w="1764"/>
-          </w:tcPr>
-          <w:p>
-            <w:r>
-              <w:rPr>
-                <w:sz w:val="18"/>
-              </w:rPr>
-            </w:r>
-          </w:p>
-        </w:tc>
-        <w:tc>
-          <w:tcPr>
-            <w:tcW w:type="dxa" w:w="1764"/>
-          </w:tcPr>
-          <w:p>
-            <w:r>
-              <w:rPr>
-                <w:sz w:val="18"/>
-              </w:rPr>
-            </w:r>
-            <w:r>
-              <w:rPr>
-                <w:sz w:val="18"/>
-              </w:rPr>
-              <w:t>— (anchor paper)</w:t>
             </w:r>
           </w:p>
         </w:tc>
@@ -4067,10 +2563,7 @@
         <w:rPr>
           <w:b/>
         </w:rPr>
-        <w:t>Part 4 — Pooled reading (3–5 sentences).</w:t>
-      </w:r>
-      <w:r>
-        <w:t xml:space="preserve"> Range and median of the validity numbers; two conditions under which validity fell, each tied to a paper; the caveat that designs and metrics differ.</w:t>
+        <w:t>Part 4 — The boundary (2–3 sentences).</w:t>
       </w:r>
     </w:p>
     <w:tbl>
@@ -4127,113 +2620,11 @@
     </w:tbl>
     <w:p/>
     <w:p>
-      <w:r>
-        <w:rPr>
-          <w:b/>
-        </w:rPr>
-        <w:t>Catch note (3–5 sentences).</w:t>
-      </w:r>
-    </w:p>
-    <w:tbl>
-      <w:tblPr>
-        <w:tblStyle w:val="TableGrid"/>
-        <w:tblW w:type="auto" w:w="0"/>
-        <w:tblLook w:firstColumn="1" w:firstRow="1" w:lastColumn="0" w:lastRow="0" w:noHBand="0" w:noVBand="1" w:val="04A0"/>
-      </w:tblPr>
-      <w:tblGrid>
-        <w:gridCol w:w="9936"/>
-      </w:tblGrid>
-      <w:tr>
-        <w:tc>
-          <w:tcPr>
-            <w:tcW w:type="dxa" w:w="9936"/>
-          </w:tcPr>
-          <w:p>
-            <w:r>
-              <w:rPr>
-                <w:b/>
-                <w:sz w:val="19"/>
-              </w:rPr>
-            </w:r>
-            <w:r>
-              <w:rPr>
-                <w:b/>
-                <w:sz w:val="19"/>
-              </w:rPr>
-              <w:t>Write here</w:t>
-            </w:r>
-          </w:p>
-        </w:tc>
-      </w:tr>
-      <w:tr>
-        <w:tc>
-          <w:tcPr>
-            <w:tcW w:type="dxa" w:w="9936"/>
-          </w:tcPr>
-          <w:p>
-            <w:r>
-              <w:rPr>
-                <w:sz w:val="19"/>
-              </w:rPr>
-            </w:r>
-            <w:r>
-              <w:rPr>
-                <w:sz w:val="19"/>
-              </w:rPr>
-              <w:t>(replace this text)</w:t>
-            </w:r>
-          </w:p>
-        </w:tc>
-      </w:tr>
-    </w:tbl>
-    <w:p/>
-    <w:p>
-      <w:r>
-        <w:rPr>
-          <w:b/>
-        </w:rPr>
-        <w:t>Part 5 — Team pooling.</w:t>
-      </w:r>
-    </w:p>
-    <w:tbl>
-      <w:tblPr>
-        <w:tblStyle w:val="TableGrid"/>
-        <w:tblW w:type="auto" w:w="0"/>
-        <w:tblLook w:firstColumn="1" w:firstRow="1" w:lastColumn="0" w:lastRow="0" w:noHBand="0" w:noVBand="1" w:val="04A0"/>
-      </w:tblPr>
-      <w:tblGrid>
-        <w:gridCol w:w="9936"/>
-      </w:tblGrid>
-      <w:tr>
-        <w:tc>
-          <w:tcPr>
-            <w:tcW w:type="dxa" w:w="9936"/>
-          </w:tcPr>
-          <w:p>
-            <w:r>
-              <w:rPr>
-                <w:b/>
-                <w:sz w:val="19"/>
-              </w:rPr>
-            </w:r>
-            <w:r>
-              <w:rPr>
-                <w:b/>
-                <w:sz w:val="19"/>
-              </w:rPr>
-              <w:t>Team review-Sheet link (same eight columns; one row per paper across the team) · your one-line extension idea</w:t>
-            </w:r>
-          </w:p>
-        </w:tc>
-      </w:tr>
-    </w:tbl>
-    <w:p/>
-    <w:p>
       <w:pPr>
         <w:pStyle w:val="Heading2"/>
       </w:pPr>
       <w:r>
-        <w:t>Appendix B — Scoped search prompts (adapt, then log verbatim)</w:t>
+        <w:t>Appendix B — Scoped prompts (swap in your category and brands)</w:t>
       </w:r>
     </w:p>
     <w:p>
@@ -4250,7 +2641,7 @@
         <w:rPr>
           <w:i/>
         </w:rPr>
-        <w:t>You are a research assistant preparing a systematic review for a marketing PhD seminar. Topic: large language models as synthetic survey respondents (silicon samples, simulated consumers, LLM-as-respondent) in marketing, consumer research, and social science, 2022–2026. For each paper: full citation with DOI or working-paper URL, the research question, the sample, the LLM's role, how validity was checked against human data, the headline finding, one stated limitation. Rules: only papers you can cite with a checkable DOI or URL; if unsure a paper exists, say so; flag preprints; do not summarize blog posts as papers. Return a table, at most ten rows.</w:t>
+        <w:t>You are a marketing research analyst preparing a secondary-research memo for a new entrant in the [category] market in the United States. Produce a brief covering (1) the size and growth of the category with the publisher and year of every estimate; (2) the leading brands by share or store count with the source and date for each; (3) what is known about premium versus value positioning. Cite a source (name + URL) for every factual claim; if none, say "no reliable source found"; flag anything older than 3 years; do not use vendor blogs for market-level claims.</w:t>
       </w:r>
     </w:p>
     <w:p>
@@ -4258,7 +2649,7 @@
         <w:rPr>
           <w:b/>
         </w:rPr>
-        <w:t>Prompt 2 — citing papers.</w:t>
+        <w:t>Prompt 2 — brand matrix.</w:t>
       </w:r>
       <w:r>
         <w:t xml:space="preserve"> </w:t>
@@ -4267,7 +2658,7 @@
         <w:rPr>
           <w:i/>
         </w:rPr>
-        <w:t>The same table for papers that cite Li, Castelo, Katona &amp; Sarvary (2024), "Determining the validity of large language models for automated perceptual analysis," Marketing Science 43(2). Rules as above.</w:t>
+        <w:t>A table of these six brands — [brands] — with: typical price of [a basic item], ownership, year founded and home region, number of US locations or share, and the brand's own positioning claim in its words; give a source and date accessed for every cell; show conflicts between sources instead of resolving them.</w:t>
       </w:r>
     </w:p>
     <w:p>
@@ -4275,27 +2666,7 @@
         <w:pStyle w:val="Heading2"/>
       </w:pPr>
       <w:r>
-        <w:t>Appendix C — The extraction prompt (fixed; run it twice per paper)</w:t>
-      </w:r>
-    </w:p>
-    <w:p>
-      <w:pPr>
-        <w:ind w:left="432"/>
-      </w:pPr>
-      <w:r>
-        <w:rPr>
-          <w:i/>
-          <w:sz w:val="19"/>
-        </w:rPr>
-        <w:t>You are extracting data for a systematic review. Read the attached paper only; do not use outside knowledge. Return a table with exactly these eight fields: F1 full citation with DOI; F2 the one research question; F3 sample or data and n; F4 the LLM's role (respondent, judge, generator, coder) and the model(s) named; F5 the validity check: which human criterion, compared how; F6 the headline finding with the paper's own number; F7 one limitation the authors state; F8 the conditions under which the LLM's answers were less valid, if the paper reports any. For every field give a verbatim quote of at most 25 words and the page it appears on. If a field is not in the paper, write "not in paper" instead of inferring. Do not summarize beyond the eight fields.</w:t>
-      </w:r>
-    </w:p>
-    <w:p>
-      <w:pPr>
-        <w:pStyle w:val="Heading2"/>
-      </w:pPr>
-      <w:r>
-        <w:t>Appendix D — The standard you are copying, and a worked fragment</w:t>
+        <w:t>Appendix C — Worked fragment</w:t>
       </w:r>
     </w:p>
     <w:p>
@@ -4303,19 +2674,19 @@
         <w:rPr>
           <w:b/>
         </w:rPr>
-        <w:t>The model.</w:t>
+        <w:t>An audit row to the standard.</w:t>
       </w:r>
       <w:r>
-        <w:t xml:space="preserve"> Eisend, Pol, Niewiadomska, Riley &amp; Wedgeworth (2024), "How Much Have We Learned about Consumer Research? A Meta-Meta-Analysis," </w:t>
+        <w:t xml:space="preserve"> Claim: "Dutch Bros has more US stores than Peet's Coffee." Source: a news roundup citing the company's quarterly report. Publisher type: news → vendor (company filing), dated. Who and why: the company reports its own count and has an incentive to headline growth. Method: company-reported store count; the roundup does not say whether the figure includes partnership stores, and the two brands define "store" differently. Corroboration: the other brand's investor release for the same quarter, with a different cutoff date. Verdict: </w:t>
       </w:r>
       <w:r>
         <w:rPr>
-          <w:i/>
+          <w:b/>
         </w:rPr>
-        <w:t>Journal of Consumer Research</w:t>
+        <w:t>Partially verified</w:t>
       </w:r>
       <w:r>
-        <w:t xml:space="preserve"> 51(1), 180–190, synthesized 222 meta-analyses (2,481 effect sizes). Data for the post-2012 meta-analyses were coded by five coders using an AI-enabled extraction tool that reads on top of the PDF and links each coded value back to its location in the text; a rule-based classifier assigned dependent variables to categories at a 90.6% agreement rate with a human coder, and two trained coders reached Cohen's κ = 0.81 on topic coding, with differences resolved by discussion. That is the pattern: the machine extracts and locates, the human verifies, and the agreement is reported as a number.</w:t>
+        <w:t>. Action: the slide reports the comparison as a range with both definitions and both dates, never as a single headline gap.</w:t>
       </w:r>
     </w:p>
     <w:p>
@@ -4323,39 +2694,19 @@
         <w:rPr>
           <w:b/>
         </w:rPr>
-        <w:t>A verification row to the standard.</w:t>
+        <w:t>A comparison verdict that earns its row.</w:t>
       </w:r>
       <w:r>
-        <w:t xml:space="preserve"> Field F3 for one paper (illustrative, not a real value): Run 1 says "n = 1,200 respondents (p. 6)"; Run 2 says "1,200 U.S. adults (p. 6)." The runs agree. On p. 6 the paper reports the panel size and then, in its Table 1, the </w:t>
+        <w:t xml:space="preserve"> Attribute "low prices": industry data (audited menu prices, rows 2–3) orders the six brands the same way the survey does, but the AI panel puts one brand two places too high. Verdict: </w:t>
       </w:r>
       <w:r>
         <w:rPr>
           <w:i/>
         </w:rPr>
-        <w:t>analyzed</w:t>
+        <w:t>survey only</w:t>
       </w:r>
       <w:r>
-        <w:t xml:space="preserve"> n after exclusions, which is what the validity check used. Status: </w:t>
-      </w:r>
-      <w:r>
-        <w:rPr>
-          <w:b/>
-        </w:rPr>
-        <w:t>Corrected</w:t>
-      </w:r>
-      <w:r>
-        <w:t>; verified value = the Table 1 n with the page. Agreement between runs did not make the number right.</w:t>
-      </w:r>
-    </w:p>
-    <w:p>
-      <w:r>
-        <w:rPr>
-          <w:b/>
-        </w:rPr>
-        <w:t>A review cell that counts as empty.</w:t>
-      </w:r>
-      <w:r>
-        <w:t xml:space="preserve"> "Validity check: the authors compared AI and human results and found them similar." No criterion, no method, no number. Rewrite from the results table: what was compared, against which human data, and what agreement figure the paper reports.</w:t>
+        <w:t>, and the Advise slide says the AI's price perception of that brand is not to be trusted without a check.</w:t>
       </w:r>
     </w:p>
     <w:sectPr>
